--- a/W07/W07 LAB State Machines and the LCD Display.docx
+++ b/W07/W07 LAB State Machines and the LCD Display.docx
@@ -117,7 +117,7 @@
                 <w:sz w:val="20"/>
                 <w:szCs w:val="20"/>
               </w:rPr>
-              <w:t xml:space="preserve">27/10/2026</w:t>
+              <w:t xml:space="preserve">28/10/2026</w:t>
             </w:r>
           </w:p>
         </w:tc>
@@ -221,490 +221,6 @@
     </w:p>
     <w:p>
       <w:pPr>
-        <w:spacing w:after="120" w:line="264" w:lineRule="auto"/>
-      </w:pPr>
-      <w:r>
-        <w:rPr/>
-        <w:t xml:space="preserve">This week you build </w:t>
-      </w:r>
-      <w:r>
-        <w:rPr>
-          <w:b/>
-          <w:bCs/>
-        </w:rPr>
-        <w:t xml:space="preserve">finite state machines</w:t>
-      </w:r>
-      <w:r>
-        <w:rPr/>
-        <w:t xml:space="preserve"> on the Arduino. You start with a traffic light that changes colour on a timer, connect real LEDs to it, turn it into a </w:t>
-      </w:r>
-      <w:r>
-        <w:rPr>
-          <w:b/>
-          <w:bCs/>
-        </w:rPr>
-        <w:t xml:space="preserve">pedestrian crossing</w:t>
-      </w:r>
-      <w:r>
-        <w:rPr/>
-        <w:t xml:space="preserve"> that reacts to a button without ever calling </w:t>
-      </w:r>
-      <w:r>
-        <w:rPr>
-          <w:rFonts w:ascii="Consolas" w:hAnsi="Consolas" w:cs="Consolas"/>
-          <w:color w:val="C7254E"/>
-          <w:sz w:val="20"/>
-          <w:szCs w:val="20"/>
-          <w:shd w:val="clear" w:color="auto" w:fill="F4F4F4"/>
-        </w:rPr>
-        <w:t xml:space="preserve">delay()</w:t>
-      </w:r>
-      <w:r>
-        <w:rPr/>
-        <w:t xml:space="preserve">, and finish with a </w:t>
-      </w:r>
-      <w:r>
-        <w:rPr>
-          <w:b/>
-          <w:bCs/>
-        </w:rPr>
-        <w:t xml:space="preserve">code lock</w:t>
-      </w:r>
-      <w:r>
-        <w:rPr/>
-        <w:t xml:space="preserve"> that checks what you type using the </w:t>
-      </w:r>
-      <w:r>
-        <w:rPr>
-          <w:b/>
-          <w:bCs/>
-        </w:rPr>
-        <w:t xml:space="preserve">SHA-256</w:t>
-      </w:r>
-      <w:r>
-        <w:rPr/>
-        <w:t xml:space="preserve"> hash from last week.</w:t>
-      </w:r>
-    </w:p>
-    <w:tbl>
-      <w:tblPr>
-        <w:tblW w:w="9706" w:type="dxa"/>
-        <w:tblBorders>
-          <w:top w:val="single" w:sz="4" w:space="0" w:color="BFBFBF"/>
-          <w:left w:val="single" w:sz="4" w:space="0" w:color="BFBFBF"/>
-          <w:bottom w:val="single" w:sz="4" w:space="0" w:color="BFBFBF"/>
-          <w:right w:val="single" w:sz="4" w:space="0" w:color="BFBFBF"/>
-          <w:insideH w:val="single" w:sz="4" w:space="0" w:color="BFBFBF"/>
-          <w:insideV w:val="single" w:sz="4" w:space="0" w:color="BFBFBF"/>
-        </w:tblBorders>
-        <w:tblLayout w:type="fixed"/>
-        <w:tblLook w:val="04A0" w:firstRow="1" w:lastRow="0" w:firstColumn="1" w:lastColumn="0" w:noHBand="0" w:noVBand="1"/>
-      </w:tblPr>
-      <w:tblGrid>
-        <w:gridCol w:w="600"/>
-        <w:gridCol w:w="3300"/>
-        <w:gridCol w:w="5806"/>
-      </w:tblGrid>
-      <w:tr>
-        <w:trPr>
-          <w:cantSplit/>
-          <w:tblHeader/>
-        </w:trPr>
-        <w:tc>
-          <w:tcPr>
-            <w:tcW w:w="600" w:type="dxa"/>
-            <w:shd w:val="clear" w:color="auto" w:fill="2E74B5"/>
-            <w:tcMar>
-              <w:top w:w="60" w:type="dxa"/>
-              <w:left w:w="100" w:type="dxa"/>
-              <w:bottom w:w="60" w:type="dxa"/>
-              <w:right w:w="100" w:type="dxa"/>
-            </w:tcMar>
-          </w:tcPr>
-          <w:p>
-            <w:pPr>
-              <w:spacing w:line="264" w:lineRule="auto"/>
-            </w:pPr>
-            <w:r>
-              <w:rPr>
-                <w:b/>
-                <w:bCs/>
-                <w:color w:val="FFFFFF"/>
-                <w:sz w:val="19"/>
-                <w:szCs w:val="19"/>
-              </w:rPr>
-              <w:t xml:space="preserve">#</w:t>
-            </w:r>
-          </w:p>
-        </w:tc>
-        <w:tc>
-          <w:tcPr>
-            <w:tcW w:w="3300" w:type="dxa"/>
-            <w:shd w:val="clear" w:color="auto" w:fill="2E74B5"/>
-            <w:tcMar>
-              <w:top w:w="60" w:type="dxa"/>
-              <w:left w:w="100" w:type="dxa"/>
-              <w:bottom w:w="60" w:type="dxa"/>
-              <w:right w:w="100" w:type="dxa"/>
-            </w:tcMar>
-          </w:tcPr>
-          <w:p>
-            <w:pPr>
-              <w:spacing w:line="264" w:lineRule="auto"/>
-            </w:pPr>
-            <w:r>
-              <w:rPr>
-                <w:b/>
-                <w:bCs/>
-                <w:color w:val="FFFFFF"/>
-                <w:sz w:val="19"/>
-                <w:szCs w:val="19"/>
-              </w:rPr>
-              <w:t xml:space="preserve">Task</w:t>
-            </w:r>
-          </w:p>
-        </w:tc>
-        <w:tc>
-          <w:tcPr>
-            <w:tcW w:w="5806" w:type="dxa"/>
-            <w:shd w:val="clear" w:color="auto" w:fill="2E74B5"/>
-            <w:tcMar>
-              <w:top w:w="60" w:type="dxa"/>
-              <w:left w:w="100" w:type="dxa"/>
-              <w:bottom w:w="60" w:type="dxa"/>
-              <w:right w:w="100" w:type="dxa"/>
-            </w:tcMar>
-          </w:tcPr>
-          <w:p>
-            <w:pPr>
-              <w:spacing w:line="264" w:lineRule="auto"/>
-            </w:pPr>
-            <w:r>
-              <w:rPr>
-                <w:b/>
-                <w:bCs/>
-                <w:color w:val="FFFFFF"/>
-                <w:sz w:val="19"/>
-                <w:szCs w:val="19"/>
-              </w:rPr>
-              <w:t xml:space="preserve">What is new</w:t>
-            </w:r>
-          </w:p>
-        </w:tc>
-      </w:tr>
-      <w:tr>
-        <w:trPr>
-          <w:cantSplit/>
-        </w:trPr>
-        <w:tc>
-          <w:tcPr>
-            <w:tcW w:w="600" w:type="dxa"/>
-            <w:tcMar>
-              <w:top w:w="60" w:type="dxa"/>
-              <w:left w:w="100" w:type="dxa"/>
-              <w:bottom w:w="60" w:type="dxa"/>
-              <w:right w:w="100" w:type="dxa"/>
-            </w:tcMar>
-          </w:tcPr>
-          <w:p>
-            <w:pPr>
-              <w:spacing w:line="264" w:lineRule="auto"/>
-            </w:pPr>
-            <w:r>
-              <w:rPr>
-                <w:sz w:val="19"/>
-                <w:szCs w:val="19"/>
-              </w:rPr>
-              <w:t xml:space="preserve">1</w:t>
-            </w:r>
-          </w:p>
-        </w:tc>
-        <w:tc>
-          <w:tcPr>
-            <w:tcW w:w="3300" w:type="dxa"/>
-            <w:tcMar>
-              <w:top w:w="60" w:type="dxa"/>
-              <w:left w:w="100" w:type="dxa"/>
-              <w:bottom w:w="60" w:type="dxa"/>
-              <w:right w:w="100" w:type="dxa"/>
-            </w:tcMar>
-          </w:tcPr>
-          <w:p>
-            <w:pPr>
-              <w:spacing w:line="264" w:lineRule="auto"/>
-            </w:pPr>
-            <w:r>
-              <w:rPr>
-                <w:sz w:val="19"/>
-                <w:szCs w:val="19"/>
-              </w:rPr>
-              <w:t xml:space="preserve">Traffic light on the LCD</w:t>
-            </w:r>
-          </w:p>
-        </w:tc>
-        <w:tc>
-          <w:tcPr>
-            <w:tcW w:w="5806" w:type="dxa"/>
-            <w:tcMar>
-              <w:top w:w="60" w:type="dxa"/>
-              <w:left w:w="100" w:type="dxa"/>
-              <w:bottom w:w="60" w:type="dxa"/>
-              <w:right w:w="100" w:type="dxa"/>
-            </w:tcMar>
-          </w:tcPr>
-          <w:p>
-            <w:pPr>
-              <w:spacing w:line="264" w:lineRule="auto"/>
-            </w:pPr>
-            <w:r>
-              <w:rPr>
-                <w:sz w:val="19"/>
-                <w:szCs w:val="19"/>
-              </w:rPr>
-              <w:t xml:space="preserve">enum, a state variable and switch-case</w:t>
-            </w:r>
-          </w:p>
-        </w:tc>
-      </w:tr>
-      <w:tr>
-        <w:trPr>
-          <w:cantSplit/>
-        </w:trPr>
-        <w:tc>
-          <w:tcPr>
-            <w:tcW w:w="600" w:type="dxa"/>
-            <w:shd w:val="clear" w:color="auto" w:fill="F3F7FB"/>
-            <w:tcMar>
-              <w:top w:w="60" w:type="dxa"/>
-              <w:left w:w="100" w:type="dxa"/>
-              <w:bottom w:w="60" w:type="dxa"/>
-              <w:right w:w="100" w:type="dxa"/>
-            </w:tcMar>
-          </w:tcPr>
-          <w:p>
-            <w:pPr>
-              <w:spacing w:line="264" w:lineRule="auto"/>
-            </w:pPr>
-            <w:r>
-              <w:rPr>
-                <w:sz w:val="19"/>
-                <w:szCs w:val="19"/>
-              </w:rPr>
-              <w:t xml:space="preserve">2</w:t>
-            </w:r>
-          </w:p>
-        </w:tc>
-        <w:tc>
-          <w:tcPr>
-            <w:tcW w:w="3300" w:type="dxa"/>
-            <w:shd w:val="clear" w:color="auto" w:fill="F3F7FB"/>
-            <w:tcMar>
-              <w:top w:w="60" w:type="dxa"/>
-              <w:left w:w="100" w:type="dxa"/>
-              <w:bottom w:w="60" w:type="dxa"/>
-              <w:right w:w="100" w:type="dxa"/>
-            </w:tcMar>
-          </w:tcPr>
-          <w:p>
-            <w:pPr>
-              <w:spacing w:line="264" w:lineRule="auto"/>
-            </w:pPr>
-            <w:r>
-              <w:rPr>
-                <w:sz w:val="19"/>
-                <w:szCs w:val="19"/>
-              </w:rPr>
-              <w:t xml:space="preserve">Traffic light with LEDs</w:t>
-            </w:r>
-          </w:p>
-        </w:tc>
-        <w:tc>
-          <w:tcPr>
-            <w:tcW w:w="5806" w:type="dxa"/>
-            <w:shd w:val="clear" w:color="auto" w:fill="F3F7FB"/>
-            <w:tcMar>
-              <w:top w:w="60" w:type="dxa"/>
-              <w:left w:w="100" w:type="dxa"/>
-              <w:bottom w:w="60" w:type="dxa"/>
-              <w:right w:w="100" w:type="dxa"/>
-            </w:tcMar>
-          </w:tcPr>
-          <w:p>
-            <w:pPr>
-              <w:spacing w:line="264" w:lineRule="auto"/>
-            </w:pPr>
-            <w:r>
-              <w:rPr>
-                <w:sz w:val="19"/>
-                <w:szCs w:val="19"/>
-              </w:rPr>
-              <w:t xml:space="preserve">every state sets every output; text arrays indexed by the state</w:t>
-            </w:r>
-          </w:p>
-        </w:tc>
-      </w:tr>
-      <w:tr>
-        <w:trPr>
-          <w:cantSplit/>
-        </w:trPr>
-        <w:tc>
-          <w:tcPr>
-            <w:tcW w:w="600" w:type="dxa"/>
-            <w:tcMar>
-              <w:top w:w="60" w:type="dxa"/>
-              <w:left w:w="100" w:type="dxa"/>
-              <w:bottom w:w="60" w:type="dxa"/>
-              <w:right w:w="100" w:type="dxa"/>
-            </w:tcMar>
-          </w:tcPr>
-          <w:p>
-            <w:pPr>
-              <w:spacing w:line="264" w:lineRule="auto"/>
-            </w:pPr>
-            <w:r>
-              <w:rPr>
-                <w:sz w:val="19"/>
-                <w:szCs w:val="19"/>
-              </w:rPr>
-              <w:t xml:space="preserve">3</w:t>
-            </w:r>
-          </w:p>
-        </w:tc>
-        <w:tc>
-          <w:tcPr>
-            <w:tcW w:w="3300" w:type="dxa"/>
-            <w:tcMar>
-              <w:top w:w="60" w:type="dxa"/>
-              <w:left w:w="100" w:type="dxa"/>
-              <w:bottom w:w="60" w:type="dxa"/>
-              <w:right w:w="100" w:type="dxa"/>
-            </w:tcMar>
-          </w:tcPr>
-          <w:p>
-            <w:pPr>
-              <w:spacing w:line="264" w:lineRule="auto"/>
-            </w:pPr>
-            <w:r>
-              <w:rPr>
-                <w:sz w:val="19"/>
-                <w:szCs w:val="19"/>
-              </w:rPr>
-              <w:t xml:space="preserve">Pedestrian crossing</w:t>
-            </w:r>
-          </w:p>
-        </w:tc>
-        <w:tc>
-          <w:tcPr>
-            <w:tcW w:w="5806" w:type="dxa"/>
-            <w:tcMar>
-              <w:top w:w="60" w:type="dxa"/>
-              <w:left w:w="100" w:type="dxa"/>
-              <w:bottom w:w="60" w:type="dxa"/>
-              <w:right w:w="100" w:type="dxa"/>
-            </w:tcMar>
-          </w:tcPr>
-          <w:p>
-            <w:pPr>
-              <w:spacing w:line="264" w:lineRule="auto"/>
-            </w:pPr>
-            <w:r>
-              <w:rPr>
-                <w:sz w:val="19"/>
-                <w:szCs w:val="19"/>
-              </w:rPr>
-              <w:t xml:space="preserve">a button input, and timing with millis() instead of delay()</w:t>
-            </w:r>
-          </w:p>
-        </w:tc>
-      </w:tr>
-      <w:tr>
-        <w:trPr>
-          <w:cantSplit/>
-        </w:trPr>
-        <w:tc>
-          <w:tcPr>
-            <w:tcW w:w="600" w:type="dxa"/>
-            <w:shd w:val="clear" w:color="auto" w:fill="F3F7FB"/>
-            <w:tcMar>
-              <w:top w:w="60" w:type="dxa"/>
-              <w:left w:w="100" w:type="dxa"/>
-              <w:bottom w:w="60" w:type="dxa"/>
-              <w:right w:w="100" w:type="dxa"/>
-            </w:tcMar>
-          </w:tcPr>
-          <w:p>
-            <w:pPr>
-              <w:spacing w:line="264" w:lineRule="auto"/>
-            </w:pPr>
-            <w:r>
-              <w:rPr>
-                <w:sz w:val="19"/>
-                <w:szCs w:val="19"/>
-              </w:rPr>
-              <w:t xml:space="preserve">4</w:t>
-            </w:r>
-          </w:p>
-        </w:tc>
-        <w:tc>
-          <w:tcPr>
-            <w:tcW w:w="3300" w:type="dxa"/>
-            <w:shd w:val="clear" w:color="auto" w:fill="F3F7FB"/>
-            <w:tcMar>
-              <w:top w:w="60" w:type="dxa"/>
-              <w:left w:w="100" w:type="dxa"/>
-              <w:bottom w:w="60" w:type="dxa"/>
-              <w:right w:w="100" w:type="dxa"/>
-            </w:tcMar>
-          </w:tcPr>
-          <w:p>
-            <w:pPr>
-              <w:spacing w:line="264" w:lineRule="auto"/>
-            </w:pPr>
-            <w:r>
-              <w:rPr>
-                <w:sz w:val="19"/>
-                <w:szCs w:val="19"/>
-              </w:rPr>
-              <w:t xml:space="preserve">SHA-256 code lock</w:t>
-            </w:r>
-          </w:p>
-        </w:tc>
-        <w:tc>
-          <w:tcPr>
-            <w:tcW w:w="5806" w:type="dxa"/>
-            <w:shd w:val="clear" w:color="auto" w:fill="F3F7FB"/>
-            <w:tcMar>
-              <w:top w:w="60" w:type="dxa"/>
-              <w:left w:w="100" w:type="dxa"/>
-              <w:bottom w:w="60" w:type="dxa"/>
-              <w:right w:w="100" w:type="dxa"/>
-            </w:tcMar>
-          </w:tcPr>
-          <w:p>
-            <w:pPr>
-              <w:spacing w:line="264" w:lineRule="auto"/>
-            </w:pPr>
-            <w:r>
-              <w:rPr>
-                <w:sz w:val="19"/>
-                <w:szCs w:val="19"/>
-              </w:rPr>
-              <w:t xml:space="preserve">a state machine that makes its decisions with a hash</w:t>
-            </w:r>
-          </w:p>
-        </w:tc>
-      </w:tr>
-    </w:tbl>
-    <w:p>
-      <w:pPr>
-        <w:spacing w:after="84"/>
-        <w:rPr>
-          <w:sz w:val="8"/>
-        </w:rPr>
-      </w:pPr>
-    </w:p>
-    <w:p>
-      <w:pPr>
         <w:pStyle w:val="Heading1"/>
         <w:keepNext/>
         <w:spacing w:before="360" w:after="120"/>
@@ -714,7 +230,23 @@
           <w:b/>
           <w:bCs/>
         </w:rPr>
-        <w:t xml:space="preserve">1  Setup</w:t>
+        <w:t xml:space="preserve">1  Task 1: A traffic light on the LCD</w:t>
+      </w:r>
+    </w:p>
+    <w:p>
+      <w:pPr>
+        <w:spacing w:after="120" w:line="264" w:lineRule="auto"/>
+      </w:pPr>
+      <w:r>
+        <w:rPr>
+          <w:b/>
+          <w:bCs/>
+        </w:rPr>
+        <w:t xml:space="preserve">Objective:</w:t>
+      </w:r>
+      <w:r>
+        <w:rPr/>
+        <w:t xml:space="preserve"> run a three-state traffic light (RED → GREEN → YELLOW) and change the state machine.</w:t>
       </w:r>
     </w:p>
     <w:p>
@@ -728,1647 +260,7 @@
           <w:b/>
           <w:bCs/>
         </w:rPr>
-        <w:t xml:space="preserve">Equipment</w:t>
-      </w:r>
-    </w:p>
-    <w:tbl>
-      <w:tblPr>
-        <w:tblW w:w="9706" w:type="dxa"/>
-        <w:tblBorders>
-          <w:top w:val="single" w:sz="4" w:space="0" w:color="BFBFBF"/>
-          <w:left w:val="single" w:sz="4" w:space="0" w:color="BFBFBF"/>
-          <w:bottom w:val="single" w:sz="4" w:space="0" w:color="BFBFBF"/>
-          <w:right w:val="single" w:sz="4" w:space="0" w:color="BFBFBF"/>
-          <w:insideH w:val="single" w:sz="4" w:space="0" w:color="BFBFBF"/>
-          <w:insideV w:val="single" w:sz="4" w:space="0" w:color="BFBFBF"/>
-        </w:tblBorders>
-        <w:tblLayout w:type="fixed"/>
-        <w:tblLook w:val="04A0" w:firstRow="1" w:lastRow="0" w:firstColumn="1" w:lastColumn="0" w:noHBand="0" w:noVBand="1"/>
-      </w:tblPr>
-      <w:tblGrid>
-        <w:gridCol w:w="4400"/>
-        <w:gridCol w:w="900"/>
-        <w:gridCol w:w="4406"/>
-      </w:tblGrid>
-      <w:tr>
-        <w:trPr>
-          <w:cantSplit/>
-          <w:tblHeader/>
-        </w:trPr>
-        <w:tc>
-          <w:tcPr>
-            <w:tcW w:w="4400" w:type="dxa"/>
-            <w:shd w:val="clear" w:color="auto" w:fill="2E74B5"/>
-            <w:tcMar>
-              <w:top w:w="60" w:type="dxa"/>
-              <w:left w:w="100" w:type="dxa"/>
-              <w:bottom w:w="60" w:type="dxa"/>
-              <w:right w:w="100" w:type="dxa"/>
-            </w:tcMar>
-          </w:tcPr>
-          <w:p>
-            <w:pPr>
-              <w:spacing w:line="264" w:lineRule="auto"/>
-            </w:pPr>
-            <w:r>
-              <w:rPr>
-                <w:b/>
-                <w:bCs/>
-                <w:color w:val="FFFFFF"/>
-                <w:sz w:val="19"/>
-                <w:szCs w:val="19"/>
-              </w:rPr>
-              <w:t xml:space="preserve">Item</w:t>
-            </w:r>
-          </w:p>
-        </w:tc>
-        <w:tc>
-          <w:tcPr>
-            <w:tcW w:w="900" w:type="dxa"/>
-            <w:shd w:val="clear" w:color="auto" w:fill="2E74B5"/>
-            <w:tcMar>
-              <w:top w:w="60" w:type="dxa"/>
-              <w:left w:w="100" w:type="dxa"/>
-              <w:bottom w:w="60" w:type="dxa"/>
-              <w:right w:w="100" w:type="dxa"/>
-            </w:tcMar>
-          </w:tcPr>
-          <w:p>
-            <w:pPr>
-              <w:spacing w:line="264" w:lineRule="auto"/>
-            </w:pPr>
-            <w:r>
-              <w:rPr>
-                <w:b/>
-                <w:bCs/>
-                <w:color w:val="FFFFFF"/>
-                <w:sz w:val="19"/>
-                <w:szCs w:val="19"/>
-              </w:rPr>
-              <w:t xml:space="preserve">Qty</w:t>
-            </w:r>
-          </w:p>
-        </w:tc>
-        <w:tc>
-          <w:tcPr>
-            <w:tcW w:w="4406" w:type="dxa"/>
-            <w:shd w:val="clear" w:color="auto" w:fill="2E74B5"/>
-            <w:tcMar>
-              <w:top w:w="60" w:type="dxa"/>
-              <w:left w:w="100" w:type="dxa"/>
-              <w:bottom w:w="60" w:type="dxa"/>
-              <w:right w:w="100" w:type="dxa"/>
-            </w:tcMar>
-          </w:tcPr>
-          <w:p>
-            <w:pPr>
-              <w:spacing w:line="264" w:lineRule="auto"/>
-            </w:pPr>
-            <w:r>
-              <w:rPr>
-                <w:b/>
-                <w:bCs/>
-                <w:color w:val="FFFFFF"/>
-                <w:sz w:val="19"/>
-                <w:szCs w:val="19"/>
-              </w:rPr>
-              <w:t xml:space="preserve">Notes</w:t>
-            </w:r>
-          </w:p>
-        </w:tc>
-      </w:tr>
-      <w:tr>
-        <w:trPr>
-          <w:cantSplit/>
-        </w:trPr>
-        <w:tc>
-          <w:tcPr>
-            <w:tcW w:w="4400" w:type="dxa"/>
-            <w:tcMar>
-              <w:top w:w="60" w:type="dxa"/>
-              <w:left w:w="100" w:type="dxa"/>
-              <w:bottom w:w="60" w:type="dxa"/>
-              <w:right w:w="100" w:type="dxa"/>
-            </w:tcMar>
-          </w:tcPr>
-          <w:p>
-            <w:pPr>
-              <w:spacing w:line="264" w:lineRule="auto"/>
-            </w:pPr>
-            <w:r>
-              <w:rPr>
-                <w:sz w:val="19"/>
-                <w:szCs w:val="19"/>
-              </w:rPr>
-              <w:t xml:space="preserve">Arduino Nano (classic) </w:t>
-            </w:r>
-            <w:r>
-              <w:rPr>
-                <w:b/>
-                <w:bCs/>
-                <w:sz w:val="19"/>
-                <w:szCs w:val="19"/>
-              </w:rPr>
-              <w:t xml:space="preserve">or</w:t>
-            </w:r>
-            <w:r>
-              <w:rPr>
-                <w:sz w:val="19"/>
-                <w:szCs w:val="19"/>
-              </w:rPr>
-              <w:t xml:space="preserve"> Nano Every, on the Uno-style breakout shield</w:t>
-            </w:r>
-          </w:p>
-        </w:tc>
-        <w:tc>
-          <w:tcPr>
-            <w:tcW w:w="900" w:type="dxa"/>
-            <w:tcMar>
-              <w:top w:w="60" w:type="dxa"/>
-              <w:left w:w="100" w:type="dxa"/>
-              <w:bottom w:w="60" w:type="dxa"/>
-              <w:right w:w="100" w:type="dxa"/>
-            </w:tcMar>
-          </w:tcPr>
-          <w:p>
-            <w:pPr>
-              <w:spacing w:line="264" w:lineRule="auto"/>
-            </w:pPr>
-            <w:r>
-              <w:rPr>
-                <w:sz w:val="19"/>
-                <w:szCs w:val="19"/>
-              </w:rPr>
-              <w:t xml:space="preserve">1</w:t>
-            </w:r>
-          </w:p>
-        </w:tc>
-        <w:tc>
-          <w:tcPr>
-            <w:tcW w:w="4406" w:type="dxa"/>
-            <w:tcMar>
-              <w:top w:w="60" w:type="dxa"/>
-              <w:left w:w="100" w:type="dxa"/>
-              <w:bottom w:w="60" w:type="dxa"/>
-              <w:right w:w="100" w:type="dxa"/>
-            </w:tcMar>
-          </w:tcPr>
-          <w:p>
-            <w:pPr>
-              <w:spacing w:line="264" w:lineRule="auto"/>
-            </w:pPr>
-            <w:r>
-              <w:rPr>
-                <w:sz w:val="19"/>
-                <w:szCs w:val="19"/>
-              </w:rPr>
-              <w:t xml:space="preserve">All the code works on either board.</w:t>
-            </w:r>
-          </w:p>
-        </w:tc>
-      </w:tr>
-      <w:tr>
-        <w:trPr>
-          <w:cantSplit/>
-        </w:trPr>
-        <w:tc>
-          <w:tcPr>
-            <w:tcW w:w="4400" w:type="dxa"/>
-            <w:shd w:val="clear" w:color="auto" w:fill="F3F7FB"/>
-            <w:tcMar>
-              <w:top w:w="60" w:type="dxa"/>
-              <w:left w:w="100" w:type="dxa"/>
-              <w:bottom w:w="60" w:type="dxa"/>
-              <w:right w:w="100" w:type="dxa"/>
-            </w:tcMar>
-          </w:tcPr>
-          <w:p>
-            <w:pPr>
-              <w:spacing w:line="264" w:lineRule="auto"/>
-            </w:pPr>
-            <w:r>
-              <w:rPr>
-                <w:sz w:val="19"/>
-                <w:szCs w:val="19"/>
-              </w:rPr>
-              <w:t xml:space="preserve">16×2 LCD with I2C backpack, or Adafruit RGB LCD shield</w:t>
-            </w:r>
-          </w:p>
-        </w:tc>
-        <w:tc>
-          <w:tcPr>
-            <w:tcW w:w="900" w:type="dxa"/>
-            <w:shd w:val="clear" w:color="auto" w:fill="F3F7FB"/>
-            <w:tcMar>
-              <w:top w:w="60" w:type="dxa"/>
-              <w:left w:w="100" w:type="dxa"/>
-              <w:bottom w:w="60" w:type="dxa"/>
-              <w:right w:w="100" w:type="dxa"/>
-            </w:tcMar>
-          </w:tcPr>
-          <w:p>
-            <w:pPr>
-              <w:spacing w:line="264" w:lineRule="auto"/>
-            </w:pPr>
-            <w:r>
-              <w:rPr>
-                <w:sz w:val="19"/>
-                <w:szCs w:val="19"/>
-              </w:rPr>
-              <w:t xml:space="preserve">1</w:t>
-            </w:r>
-          </w:p>
-        </w:tc>
-        <w:tc>
-          <w:tcPr>
-            <w:tcW w:w="4406" w:type="dxa"/>
-            <w:shd w:val="clear" w:color="auto" w:fill="F3F7FB"/>
-            <w:tcMar>
-              <w:top w:w="60" w:type="dxa"/>
-              <w:left w:w="100" w:type="dxa"/>
-              <w:bottom w:w="60" w:type="dxa"/>
-              <w:right w:w="100" w:type="dxa"/>
-            </w:tcMar>
-          </w:tcPr>
-          <w:p>
-            <w:pPr>
-              <w:spacing w:line="264" w:lineRule="auto"/>
-            </w:pPr>
-            <w:r>
-              <w:rPr>
-                <w:sz w:val="19"/>
-                <w:szCs w:val="19"/>
-              </w:rPr>
-              <w:t xml:space="preserve">Either works: the same sketches run on both.</w:t>
-            </w:r>
-          </w:p>
-        </w:tc>
-      </w:tr>
-      <w:tr>
-        <w:trPr>
-          <w:cantSplit/>
-        </w:trPr>
-        <w:tc>
-          <w:tcPr>
-            <w:tcW w:w="4400" w:type="dxa"/>
-            <w:tcMar>
-              <w:top w:w="60" w:type="dxa"/>
-              <w:left w:w="100" w:type="dxa"/>
-              <w:bottom w:w="60" w:type="dxa"/>
-              <w:right w:w="100" w:type="dxa"/>
-            </w:tcMar>
-          </w:tcPr>
-          <w:p>
-            <w:pPr>
-              <w:spacing w:line="264" w:lineRule="auto"/>
-            </w:pPr>
-            <w:r>
-              <w:rPr>
-                <w:sz w:val="19"/>
-                <w:szCs w:val="19"/>
-              </w:rPr>
-              <w:t xml:space="preserve">LEDs: one red, one yellow, one green</w:t>
-            </w:r>
-          </w:p>
-        </w:tc>
-        <w:tc>
-          <w:tcPr>
-            <w:tcW w:w="900" w:type="dxa"/>
-            <w:tcMar>
-              <w:top w:w="60" w:type="dxa"/>
-              <w:left w:w="100" w:type="dxa"/>
-              <w:bottom w:w="60" w:type="dxa"/>
-              <w:right w:w="100" w:type="dxa"/>
-            </w:tcMar>
-          </w:tcPr>
-          <w:p>
-            <w:pPr>
-              <w:spacing w:line="264" w:lineRule="auto"/>
-            </w:pPr>
-            <w:r>
-              <w:rPr>
-                <w:sz w:val="19"/>
-                <w:szCs w:val="19"/>
-              </w:rPr>
-              <w:t xml:space="preserve">3</w:t>
-            </w:r>
-          </w:p>
-        </w:tc>
-        <w:tc>
-          <w:tcPr>
-            <w:tcW w:w="4406" w:type="dxa"/>
-            <w:tcMar>
-              <w:top w:w="60" w:type="dxa"/>
-              <w:left w:w="100" w:type="dxa"/>
-              <w:bottom w:w="60" w:type="dxa"/>
-              <w:right w:w="100" w:type="dxa"/>
-            </w:tcMar>
-          </w:tcPr>
-          <w:p>
-            <w:pPr>
-              <w:spacing w:line="264" w:lineRule="auto"/>
-            </w:pPr>
-            <w:r>
-              <w:rPr>
-                <w:sz w:val="19"/>
-                <w:szCs w:val="19"/>
-              </w:rPr>
-              <w:t xml:space="preserve">Tasks 2–4. If your shield has its own LEDs you can use those instead.</w:t>
-            </w:r>
-          </w:p>
-        </w:tc>
-      </w:tr>
-      <w:tr>
-        <w:trPr>
-          <w:cantSplit/>
-        </w:trPr>
-        <w:tc>
-          <w:tcPr>
-            <w:tcW w:w="4400" w:type="dxa"/>
-            <w:shd w:val="clear" w:color="auto" w:fill="F3F7FB"/>
-            <w:tcMar>
-              <w:top w:w="60" w:type="dxa"/>
-              <w:left w:w="100" w:type="dxa"/>
-              <w:bottom w:w="60" w:type="dxa"/>
-              <w:right w:w="100" w:type="dxa"/>
-            </w:tcMar>
-          </w:tcPr>
-          <w:p>
-            <w:pPr>
-              <w:spacing w:line="264" w:lineRule="auto"/>
-            </w:pPr>
-            <w:r>
-              <w:rPr>
-                <w:sz w:val="19"/>
-                <w:szCs w:val="19"/>
-              </w:rPr>
-              <w:t xml:space="preserve">220 Ω resistors (red-red-brown)</w:t>
-            </w:r>
-          </w:p>
-        </w:tc>
-        <w:tc>
-          <w:tcPr>
-            <w:tcW w:w="900" w:type="dxa"/>
-            <w:shd w:val="clear" w:color="auto" w:fill="F3F7FB"/>
-            <w:tcMar>
-              <w:top w:w="60" w:type="dxa"/>
-              <w:left w:w="100" w:type="dxa"/>
-              <w:bottom w:w="60" w:type="dxa"/>
-              <w:right w:w="100" w:type="dxa"/>
-            </w:tcMar>
-          </w:tcPr>
-          <w:p>
-            <w:pPr>
-              <w:spacing w:line="264" w:lineRule="auto"/>
-            </w:pPr>
-            <w:r>
-              <w:rPr>
-                <w:sz w:val="19"/>
-                <w:szCs w:val="19"/>
-              </w:rPr>
-              <w:t xml:space="preserve">3</w:t>
-            </w:r>
-          </w:p>
-        </w:tc>
-        <w:tc>
-          <w:tcPr>
-            <w:tcW w:w="4406" w:type="dxa"/>
-            <w:shd w:val="clear" w:color="auto" w:fill="F3F7FB"/>
-            <w:tcMar>
-              <w:top w:w="60" w:type="dxa"/>
-              <w:left w:w="100" w:type="dxa"/>
-              <w:bottom w:w="60" w:type="dxa"/>
-              <w:right w:w="100" w:type="dxa"/>
-            </w:tcMar>
-          </w:tcPr>
-          <w:p>
-            <w:pPr>
-              <w:spacing w:line="264" w:lineRule="auto"/>
-            </w:pPr>
-            <w:r>
-              <w:rPr>
-                <w:sz w:val="19"/>
-                <w:szCs w:val="19"/>
-              </w:rPr>
-              <w:t xml:space="preserve">One in series with each LED.</w:t>
-            </w:r>
-          </w:p>
-        </w:tc>
-      </w:tr>
-      <w:tr>
-        <w:trPr>
-          <w:cantSplit/>
-        </w:trPr>
-        <w:tc>
-          <w:tcPr>
-            <w:tcW w:w="4400" w:type="dxa"/>
-            <w:tcMar>
-              <w:top w:w="60" w:type="dxa"/>
-              <w:left w:w="100" w:type="dxa"/>
-              <w:bottom w:w="60" w:type="dxa"/>
-              <w:right w:w="100" w:type="dxa"/>
-            </w:tcMar>
-          </w:tcPr>
-          <w:p>
-            <w:pPr>
-              <w:spacing w:line="264" w:lineRule="auto"/>
-            </w:pPr>
-            <w:r>
-              <w:rPr>
-                <w:sz w:val="19"/>
-                <w:szCs w:val="19"/>
-              </w:rPr>
-              <w:t xml:space="preserve">Push button</w:t>
-            </w:r>
-          </w:p>
-        </w:tc>
-        <w:tc>
-          <w:tcPr>
-            <w:tcW w:w="900" w:type="dxa"/>
-            <w:tcMar>
-              <w:top w:w="60" w:type="dxa"/>
-              <w:left w:w="100" w:type="dxa"/>
-              <w:bottom w:w="60" w:type="dxa"/>
-              <w:right w:w="100" w:type="dxa"/>
-            </w:tcMar>
-          </w:tcPr>
-          <w:p>
-            <w:pPr>
-              <w:spacing w:line="264" w:lineRule="auto"/>
-            </w:pPr>
-            <w:r>
-              <w:rPr>
-                <w:sz w:val="19"/>
-                <w:szCs w:val="19"/>
-              </w:rPr>
-              <w:t xml:space="preserve">1</w:t>
-            </w:r>
-          </w:p>
-        </w:tc>
-        <w:tc>
-          <w:tcPr>
-            <w:tcW w:w="4406" w:type="dxa"/>
-            <w:tcMar>
-              <w:top w:w="60" w:type="dxa"/>
-              <w:left w:w="100" w:type="dxa"/>
-              <w:bottom w:w="60" w:type="dxa"/>
-              <w:right w:w="100" w:type="dxa"/>
-            </w:tcMar>
-          </w:tcPr>
-          <w:p>
-            <w:pPr>
-              <w:spacing w:line="264" w:lineRule="auto"/>
-            </w:pPr>
-            <w:r>
-              <w:rPr>
-                <w:sz w:val="19"/>
-                <w:szCs w:val="19"/>
-              </w:rPr>
-              <w:t xml:space="preserve">Task 3 only.</w:t>
-            </w:r>
-          </w:p>
-        </w:tc>
-      </w:tr>
-      <w:tr>
-        <w:trPr>
-          <w:cantSplit/>
-        </w:trPr>
-        <w:tc>
-          <w:tcPr>
-            <w:tcW w:w="4400" w:type="dxa"/>
-            <w:shd w:val="clear" w:color="auto" w:fill="F3F7FB"/>
-            <w:tcMar>
-              <w:top w:w="60" w:type="dxa"/>
-              <w:left w:w="100" w:type="dxa"/>
-              <w:bottom w:w="60" w:type="dxa"/>
-              <w:right w:w="100" w:type="dxa"/>
-            </w:tcMar>
-          </w:tcPr>
-          <w:p>
-            <w:pPr>
-              <w:spacing w:line="264" w:lineRule="auto"/>
-            </w:pPr>
-            <w:r>
-              <w:rPr>
-                <w:sz w:val="19"/>
-                <w:szCs w:val="19"/>
-              </w:rPr>
-              <w:t xml:space="preserve">Breadboard and jumper wires</w:t>
-            </w:r>
-          </w:p>
-        </w:tc>
-        <w:tc>
-          <w:tcPr>
-            <w:tcW w:w="900" w:type="dxa"/>
-            <w:shd w:val="clear" w:color="auto" w:fill="F3F7FB"/>
-            <w:tcMar>
-              <w:top w:w="60" w:type="dxa"/>
-              <w:left w:w="100" w:type="dxa"/>
-              <w:bottom w:w="60" w:type="dxa"/>
-              <w:right w:w="100" w:type="dxa"/>
-            </w:tcMar>
-          </w:tcPr>
-          <w:p>
-            <w:pPr>
-              <w:spacing w:line="264" w:lineRule="auto"/>
-            </w:pPr>
-            <w:r>
-              <w:rPr>
-                <w:sz w:val="19"/>
-                <w:szCs w:val="19"/>
-              </w:rPr>
-              <w:t xml:space="preserve">~12</w:t>
-            </w:r>
-          </w:p>
-        </w:tc>
-        <w:tc>
-          <w:tcPr>
-            <w:tcW w:w="4406" w:type="dxa"/>
-            <w:shd w:val="clear" w:color="auto" w:fill="F3F7FB"/>
-            <w:tcMar>
-              <w:top w:w="60" w:type="dxa"/>
-              <w:left w:w="100" w:type="dxa"/>
-              <w:bottom w:w="60" w:type="dxa"/>
-              <w:right w:w="100" w:type="dxa"/>
-            </w:tcMar>
-          </w:tcPr>
-          <w:p>
-            <w:pPr>
-              <w:spacing w:line="264" w:lineRule="auto"/>
-            </w:pPr>
-          </w:p>
-        </w:tc>
-      </w:tr>
-      <w:tr>
-        <w:trPr>
-          <w:cantSplit/>
-        </w:trPr>
-        <w:tc>
-          <w:tcPr>
-            <w:tcW w:w="4400" w:type="dxa"/>
-            <w:tcMar>
-              <w:top w:w="60" w:type="dxa"/>
-              <w:left w:w="100" w:type="dxa"/>
-              <w:bottom w:w="60" w:type="dxa"/>
-              <w:right w:w="100" w:type="dxa"/>
-            </w:tcMar>
-          </w:tcPr>
-          <w:p>
-            <w:pPr>
-              <w:spacing w:line="264" w:lineRule="auto"/>
-            </w:pPr>
-            <w:r>
-              <w:rPr>
-                <w:sz w:val="19"/>
-                <w:szCs w:val="19"/>
-              </w:rPr>
-              <w:t xml:space="preserve">USB cable</w:t>
-            </w:r>
-          </w:p>
-        </w:tc>
-        <w:tc>
-          <w:tcPr>
-            <w:tcW w:w="900" w:type="dxa"/>
-            <w:tcMar>
-              <w:top w:w="60" w:type="dxa"/>
-              <w:left w:w="100" w:type="dxa"/>
-              <w:bottom w:w="60" w:type="dxa"/>
-              <w:right w:w="100" w:type="dxa"/>
-            </w:tcMar>
-          </w:tcPr>
-          <w:p>
-            <w:pPr>
-              <w:spacing w:line="264" w:lineRule="auto"/>
-            </w:pPr>
-            <w:r>
-              <w:rPr>
-                <w:sz w:val="19"/>
-                <w:szCs w:val="19"/>
-              </w:rPr>
-              <w:t xml:space="preserve">1</w:t>
-            </w:r>
-          </w:p>
-        </w:tc>
-        <w:tc>
-          <w:tcPr>
-            <w:tcW w:w="4406" w:type="dxa"/>
-            <w:tcMar>
-              <w:top w:w="60" w:type="dxa"/>
-              <w:left w:w="100" w:type="dxa"/>
-              <w:bottom w:w="60" w:type="dxa"/>
-              <w:right w:w="100" w:type="dxa"/>
-            </w:tcMar>
-          </w:tcPr>
-          <w:p>
-            <w:pPr>
-              <w:spacing w:line="264" w:lineRule="auto"/>
-            </w:pPr>
-          </w:p>
-        </w:tc>
-      </w:tr>
-    </w:tbl>
-    <w:p>
-      <w:pPr>
-        <w:spacing w:after="84"/>
-        <w:rPr>
-          <w:sz w:val="8"/>
-        </w:rPr>
-      </w:pPr>
-    </w:p>
-    <w:p>
-      <w:pPr>
-        <w:pStyle w:val="Heading2"/>
-        <w:keepNext/>
-        <w:spacing w:before="240" w:after="80"/>
-      </w:pPr>
-      <w:r>
-        <w:rPr>
-          <w:b/>
-          <w:bCs/>
-        </w:rPr>
-        <w:t xml:space="preserve">Software</w:t>
-      </w:r>
-    </w:p>
-    <w:p>
-      <w:pPr>
-        <w:pStyle w:val="ListParagraph"/>
-        <w:numPr>
-          <w:ilvl w:val="0"/>
-          <w:numId w:val="1"/>
-        </w:numPr>
-        <w:spacing w:after="60" w:line="264" w:lineRule="auto"/>
-      </w:pPr>
-      <w:r>
-        <w:rPr/>
-        <w:t xml:space="preserve">Arduino IDE. Select the board you have: </w:t>
-      </w:r>
-      <w:r>
-        <w:rPr>
-          <w:i/>
-          <w:iCs/>
-        </w:rPr>
-        <w:t xml:space="preserve">Tools → Board → Arduino AVR Boards → Arduino Nano</w:t>
-      </w:r>
-      <w:r>
-        <w:rPr/>
-        <w:t xml:space="preserve"> (classic), or </w:t>
-      </w:r>
-      <w:r>
-        <w:rPr>
-          <w:i/>
-          <w:iCs/>
-        </w:rPr>
-        <w:t xml:space="preserve">Arduino megaAVR Boards → Arduino Nano Every</w:t>
-      </w:r>
-      <w:r>
-        <w:rPr/>
-        <w:t xml:space="preserve"> (install the megaAVR package from the Boards Manager first). Classic Nano clones may also need </w:t>
-      </w:r>
-      <w:r>
-        <w:rPr>
-          <w:i/>
-          <w:iCs/>
-        </w:rPr>
-        <w:t xml:space="preserve">Tools → Processor → ATmega328P (Old Bootloader)</w:t>
-      </w:r>
-      <w:r>
-        <w:rPr/>
-        <w:t xml:space="preserve">.</w:t>
-      </w:r>
-    </w:p>
-    <w:p>
-      <w:pPr>
-        <w:pStyle w:val="ListParagraph"/>
-        <w:numPr>
-          <w:ilvl w:val="0"/>
-          <w:numId w:val="1"/>
-        </w:numPr>
-        <w:spacing w:after="60" w:line="264" w:lineRule="auto"/>
-      </w:pPr>
-      <w:r>
-        <w:rPr>
-          <w:b/>
-          <w:bCs/>
-        </w:rPr>
-        <w:t xml:space="preserve">The library for your display only:</w:t>
-      </w:r>
-      <w:r>
-        <w:rPr/>
-        <w:t xml:space="preserve"> LiquidCrystal I2C (by Frank de Brabander) for the I2C backpack LCD, or Adafruit RGB LCD Shield Library (by Adafruit) for the RGB shield. Tools → Manage Libraries… and search for it.</w:t>
-      </w:r>
-    </w:p>
-    <w:p>
-      <w:pPr>
-        <w:pStyle w:val="ListParagraph"/>
-        <w:numPr>
-          <w:ilvl w:val="0"/>
-          <w:numId w:val="1"/>
-        </w:numPr>
-        <w:spacing w:after="60" w:line="264" w:lineRule="auto"/>
-      </w:pPr>
-      <w:r>
-        <w:rPr>
-          <w:b/>
-          <w:bCs/>
-        </w:rPr>
-        <w:t xml:space="preserve">The lab code,</w:t>
-      </w:r>
-      <w:r>
-        <w:rPr/>
-        <w:t xml:space="preserve"> </w:t>
-      </w:r>
-      <w:r>
-        <w:rPr>
-          <w:rFonts w:ascii="Consolas" w:hAnsi="Consolas" w:cs="Consolas"/>
-          <w:color w:val="C7254E"/>
-          <w:sz w:val="20"/>
-          <w:szCs w:val="20"/>
-          <w:shd w:val="clear" w:color="auto" w:fill="F4F4F4"/>
-        </w:rPr>
-        <w:t xml:space="preserve">W07_State_Machines_Lab_Code.zip</w:t>
-      </w:r>
-      <w:r>
-        <w:rPr/>
-        <w:t xml:space="preserve">. Unzip it somewhere you can find it again.</w:t>
-      </w:r>
-    </w:p>
-    <w:p>
-      <w:pPr>
-        <w:pStyle w:val="Heading2"/>
-        <w:keepNext/>
-        <w:spacing w:before="240" w:after="80"/>
-      </w:pPr>
-      <w:r>
-        <w:rPr>
-          <w:b/>
-          <w:bCs/>
-        </w:rPr>
-        <w:t xml:space="preserve">Set the code for your display</w:t>
-      </w:r>
-    </w:p>
-    <w:p>
-      <w:pPr>
-        <w:spacing w:after="120" w:line="264" w:lineRule="auto"/>
-      </w:pPr>
-      <w:r>
-        <w:rPr/>
-        <w:t xml:space="preserve">Every sketch works with </w:t>
-      </w:r>
-      <w:r>
-        <w:rPr>
-          <w:b/>
-          <w:bCs/>
-        </w:rPr>
-        <w:t xml:space="preserve">both</w:t>
-      </w:r>
-      <w:r>
-        <w:rPr/>
-        <w:t xml:space="preserve"> displays. Each one is a single .ino file that opens with File → Open, and the comments in it explain each step. Near the top of every sketch there is one line that says which display you have:</w:t>
-      </w:r>
-    </w:p>
-    <w:tbl>
-      <w:tblPr>
-        <w:tblW w:w="9706" w:type="dxa"/>
-        <w:tblBorders>
-          <w:top w:val="single" w:sz="4" w:space="0" w:color="BFBFBF"/>
-          <w:left w:val="single" w:sz="4" w:space="0" w:color="BFBFBF"/>
-          <w:bottom w:val="single" w:sz="4" w:space="0" w:color="BFBFBF"/>
-          <w:right w:val="single" w:sz="4" w:space="0" w:color="BFBFBF"/>
-          <w:insideH w:val="single" w:sz="4" w:space="0" w:color="BFBFBF"/>
-          <w:insideV w:val="single" w:sz="4" w:space="0" w:color="BFBFBF"/>
-        </w:tblBorders>
-        <w:tblLayout w:type="fixed"/>
-        <w:tblLook w:val="04A0" w:firstRow="1" w:lastRow="0" w:firstColumn="1" w:lastColumn="0" w:noHBand="0" w:noVBand="1"/>
-      </w:tblPr>
-      <w:tblGrid>
-        <w:gridCol w:w="9706"/>
-      </w:tblGrid>
-      <w:tr>
-        <w:trPr>
-          <w:cantSplit/>
-        </w:trPr>
-        <w:tc>
-          <w:tcPr>
-            <w:tcW w:w="9706" w:type="dxa"/>
-            <w:shd w:val="clear" w:color="auto" w:fill="F2F2F2"/>
-            <w:tcMar>
-              <w:top w:w="100" w:type="dxa"/>
-              <w:left w:w="160" w:type="dxa"/>
-              <w:bottom w:w="100" w:type="dxa"/>
-              <w:right w:w="160" w:type="dxa"/>
-            </w:tcMar>
-          </w:tcPr>
-          <w:p>
-            <w:pPr>
-              <w:spacing w:after="0"/>
-            </w:pPr>
-            <w:r>
-              <w:rPr>
-                <w:rFonts w:ascii="Consolas" w:hAnsi="Consolas" w:cs="Consolas"/>
-                <w:color w:val="1F1F1F"/>
-                <w:sz w:val="17"/>
-                <w:szCs w:val="17"/>
-              </w:rPr>
-              <w:t xml:space="preserve">// ----- WHICH DISPLAY DO YOU HAVE? (the only line you may need to change) -----</w:t>
-            </w:r>
-          </w:p>
-          <w:p>
-            <w:pPr>
-              <w:spacing w:after="0"/>
-            </w:pPr>
-            <w:r>
-              <w:rPr>
-                <w:rFonts w:ascii="Consolas" w:hAnsi="Consolas" w:cs="Consolas"/>
-                <w:color w:val="1F1F1F"/>
-                <w:sz w:val="17"/>
-                <w:szCs w:val="17"/>
-              </w:rPr>
-              <w:t xml:space="preserve">//   0 = 16x2 LCD with I2C backpack  (a separate screen with four wires)</w:t>
-            </w:r>
-          </w:p>
-          <w:p>
-            <w:pPr>
-              <w:spacing w:after="0"/>
-            </w:pPr>
-            <w:r>
-              <w:rPr>
-                <w:rFonts w:ascii="Consolas" w:hAnsi="Consolas" w:cs="Consolas"/>
-                <w:color w:val="1F1F1F"/>
-                <w:sz w:val="17"/>
-                <w:szCs w:val="17"/>
-              </w:rPr>
-              <w:t xml:space="preserve">//   1 = Adafruit RGB LCD shield     (plugs on and has five buttons)</w:t>
-            </w:r>
-          </w:p>
-          <w:p>
-            <w:pPr>
-              <w:spacing w:after="0"/>
-            </w:pPr>
-            <w:r>
-              <w:rPr>
-                <w:rFonts w:ascii="Consolas" w:hAnsi="Consolas" w:cs="Consolas"/>
-                <w:color w:val="1F1F1F"/>
-                <w:sz w:val="17"/>
-                <w:szCs w:val="17"/>
-              </w:rPr>
-              <w:t xml:space="preserve">#define RGB_SHIELD 0</w:t>
-            </w:r>
-          </w:p>
-        </w:tc>
-      </w:tr>
-    </w:tbl>
-    <w:p>
-      <w:pPr>
-        <w:spacing w:after="84"/>
-        <w:rPr>
-          <w:sz w:val="8"/>
-        </w:rPr>
-      </w:pPr>
-    </w:p>
-    <w:tbl>
-      <w:tblPr>
-        <w:tblW w:w="9706" w:type="dxa"/>
-        <w:tblBorders>
-          <w:top w:val="single" w:sz="4" w:space="0" w:color="BFBFBF"/>
-          <w:left w:val="single" w:sz="4" w:space="0" w:color="BFBFBF"/>
-          <w:bottom w:val="single" w:sz="4" w:space="0" w:color="BFBFBF"/>
-          <w:right w:val="single" w:sz="4" w:space="0" w:color="BFBFBF"/>
-          <w:insideH w:val="single" w:sz="4" w:space="0" w:color="BFBFBF"/>
-          <w:insideV w:val="single" w:sz="4" w:space="0" w:color="BFBFBF"/>
-        </w:tblBorders>
-        <w:tblLayout w:type="fixed"/>
-        <w:tblLook w:val="04A0" w:firstRow="1" w:lastRow="0" w:firstColumn="1" w:lastColumn="0" w:noHBand="0" w:noVBand="1"/>
-      </w:tblPr>
-      <w:tblGrid>
-        <w:gridCol w:w="2800"/>
-        <w:gridCol w:w="4000"/>
-        <w:gridCol w:w="2906"/>
-      </w:tblGrid>
-      <w:tr>
-        <w:trPr>
-          <w:cantSplit/>
-          <w:tblHeader/>
-        </w:trPr>
-        <w:tc>
-          <w:tcPr>
-            <w:tcW w:w="2800" w:type="dxa"/>
-            <w:shd w:val="clear" w:color="auto" w:fill="2E74B5"/>
-            <w:tcMar>
-              <w:top w:w="60" w:type="dxa"/>
-              <w:left w:w="100" w:type="dxa"/>
-              <w:bottom w:w="60" w:type="dxa"/>
-              <w:right w:w="100" w:type="dxa"/>
-            </w:tcMar>
-          </w:tcPr>
-          <w:p>
-            <w:pPr>
-              <w:spacing w:line="264" w:lineRule="auto"/>
-            </w:pPr>
-            <w:r>
-              <w:rPr>
-                <w:b/>
-                <w:bCs/>
-                <w:color w:val="FFFFFF"/>
-                <w:sz w:val="19"/>
-                <w:szCs w:val="19"/>
-              </w:rPr>
-              <w:t xml:space="preserve">Display</w:t>
-            </w:r>
-          </w:p>
-        </w:tc>
-        <w:tc>
-          <w:tcPr>
-            <w:tcW w:w="4000" w:type="dxa"/>
-            <w:shd w:val="clear" w:color="auto" w:fill="2E74B5"/>
-            <w:tcMar>
-              <w:top w:w="60" w:type="dxa"/>
-              <w:left w:w="100" w:type="dxa"/>
-              <w:bottom w:w="60" w:type="dxa"/>
-              <w:right w:w="100" w:type="dxa"/>
-            </w:tcMar>
-          </w:tcPr>
-          <w:p>
-            <w:pPr>
-              <w:spacing w:line="264" w:lineRule="auto"/>
-            </w:pPr>
-            <w:r>
-              <w:rPr>
-                <w:b/>
-                <w:bCs/>
-                <w:color w:val="FFFFFF"/>
-                <w:sz w:val="19"/>
-                <w:szCs w:val="19"/>
-              </w:rPr>
-              <w:t xml:space="preserve">How to recognise it</w:t>
-            </w:r>
-          </w:p>
-        </w:tc>
-        <w:tc>
-          <w:tcPr>
-            <w:tcW w:w="2906" w:type="dxa"/>
-            <w:shd w:val="clear" w:color="auto" w:fill="2E74B5"/>
-            <w:tcMar>
-              <w:top w:w="60" w:type="dxa"/>
-              <w:left w:w="100" w:type="dxa"/>
-              <w:bottom w:w="60" w:type="dxa"/>
-              <w:right w:w="100" w:type="dxa"/>
-            </w:tcMar>
-          </w:tcPr>
-          <w:p>
-            <w:pPr>
-              <w:spacing w:line="264" w:lineRule="auto"/>
-            </w:pPr>
-            <w:r>
-              <w:rPr>
-                <w:b/>
-                <w:bCs/>
-                <w:color w:val="FFFFFF"/>
-                <w:sz w:val="19"/>
-                <w:szCs w:val="19"/>
-              </w:rPr>
-              <w:t xml:space="preserve">Set</w:t>
-            </w:r>
-          </w:p>
-        </w:tc>
-      </w:tr>
-      <w:tr>
-        <w:trPr>
-          <w:cantSplit/>
-        </w:trPr>
-        <w:tc>
-          <w:tcPr>
-            <w:tcW w:w="2800" w:type="dxa"/>
-            <w:tcMar>
-              <w:top w:w="60" w:type="dxa"/>
-              <w:left w:w="100" w:type="dxa"/>
-              <w:bottom w:w="60" w:type="dxa"/>
-              <w:right w:w="100" w:type="dxa"/>
-            </w:tcMar>
-          </w:tcPr>
-          <w:p>
-            <w:pPr>
-              <w:spacing w:line="264" w:lineRule="auto"/>
-            </w:pPr>
-            <w:r>
-              <w:rPr>
-                <w:sz w:val="19"/>
-                <w:szCs w:val="19"/>
-              </w:rPr>
-              <w:t xml:space="preserve">16×2 LCD with I2C backpack</w:t>
-            </w:r>
-          </w:p>
-        </w:tc>
-        <w:tc>
-          <w:tcPr>
-            <w:tcW w:w="4000" w:type="dxa"/>
-            <w:tcMar>
-              <w:top w:w="60" w:type="dxa"/>
-              <w:left w:w="100" w:type="dxa"/>
-              <w:bottom w:w="60" w:type="dxa"/>
-              <w:right w:w="100" w:type="dxa"/>
-            </w:tcMar>
-          </w:tcPr>
-          <w:p>
-            <w:pPr>
-              <w:spacing w:line="264" w:lineRule="auto"/>
-            </w:pPr>
-            <w:r>
-              <w:rPr>
-                <w:sz w:val="19"/>
-                <w:szCs w:val="19"/>
-              </w:rPr>
-              <w:t xml:space="preserve">A separate screen with a small board on the back and four wires</w:t>
-            </w:r>
-          </w:p>
-        </w:tc>
-        <w:tc>
-          <w:tcPr>
-            <w:tcW w:w="2906" w:type="dxa"/>
-            <w:tcMar>
-              <w:top w:w="60" w:type="dxa"/>
-              <w:left w:w="100" w:type="dxa"/>
-              <w:bottom w:w="60" w:type="dxa"/>
-              <w:right w:w="100" w:type="dxa"/>
-            </w:tcMar>
-          </w:tcPr>
-          <w:p>
-            <w:pPr>
-              <w:spacing w:line="264" w:lineRule="auto"/>
-            </w:pPr>
-            <w:r>
-              <w:rPr>
-                <w:rFonts w:ascii="Consolas" w:hAnsi="Consolas" w:cs="Consolas"/>
-                <w:color w:val="C7254E"/>
-                <w:sz w:val="20"/>
-                <w:szCs w:val="20"/>
-                <w:shd w:val="clear" w:color="auto" w:fill="F4F4F4"/>
-              </w:rPr>
-              <w:t xml:space="preserve">#define RGB_SHIELD 0</w:t>
-            </w:r>
-          </w:p>
-        </w:tc>
-      </w:tr>
-      <w:tr>
-        <w:trPr>
-          <w:cantSplit/>
-        </w:trPr>
-        <w:tc>
-          <w:tcPr>
-            <w:tcW w:w="2800" w:type="dxa"/>
-            <w:shd w:val="clear" w:color="auto" w:fill="F3F7FB"/>
-            <w:tcMar>
-              <w:top w:w="60" w:type="dxa"/>
-              <w:left w:w="100" w:type="dxa"/>
-              <w:bottom w:w="60" w:type="dxa"/>
-              <w:right w:w="100" w:type="dxa"/>
-            </w:tcMar>
-          </w:tcPr>
-          <w:p>
-            <w:pPr>
-              <w:spacing w:line="264" w:lineRule="auto"/>
-            </w:pPr>
-            <w:r>
-              <w:rPr>
-                <w:sz w:val="19"/>
-                <w:szCs w:val="19"/>
-              </w:rPr>
-              <w:t xml:space="preserve">Adafruit RGB LCD shield</w:t>
-            </w:r>
-          </w:p>
-        </w:tc>
-        <w:tc>
-          <w:tcPr>
-            <w:tcW w:w="4000" w:type="dxa"/>
-            <w:shd w:val="clear" w:color="auto" w:fill="F3F7FB"/>
-            <w:tcMar>
-              <w:top w:w="60" w:type="dxa"/>
-              <w:left w:w="100" w:type="dxa"/>
-              <w:bottom w:w="60" w:type="dxa"/>
-              <w:right w:w="100" w:type="dxa"/>
-            </w:tcMar>
-          </w:tcPr>
-          <w:p>
-            <w:pPr>
-              <w:spacing w:line="264" w:lineRule="auto"/>
-            </w:pPr>
-            <w:r>
-              <w:rPr>
-                <w:sz w:val="19"/>
-                <w:szCs w:val="19"/>
-              </w:rPr>
-              <w:t xml:space="preserve">Plugs straight onto the breakout board and has five buttons</w:t>
-            </w:r>
-          </w:p>
-        </w:tc>
-        <w:tc>
-          <w:tcPr>
-            <w:tcW w:w="2906" w:type="dxa"/>
-            <w:shd w:val="clear" w:color="auto" w:fill="F3F7FB"/>
-            <w:tcMar>
-              <w:top w:w="60" w:type="dxa"/>
-              <w:left w:w="100" w:type="dxa"/>
-              <w:bottom w:w="60" w:type="dxa"/>
-              <w:right w:w="100" w:type="dxa"/>
-            </w:tcMar>
-          </w:tcPr>
-          <w:p>
-            <w:pPr>
-              <w:spacing w:line="264" w:lineRule="auto"/>
-            </w:pPr>
-            <w:r>
-              <w:rPr>
-                <w:rFonts w:ascii="Consolas" w:hAnsi="Consolas" w:cs="Consolas"/>
-                <w:color w:val="C7254E"/>
-                <w:sz w:val="20"/>
-                <w:szCs w:val="20"/>
-                <w:shd w:val="clear" w:color="auto" w:fill="F4F4F4"/>
-              </w:rPr>
-              <w:t xml:space="preserve">#define RGB_SHIELD 1</w:t>
-            </w:r>
-          </w:p>
-        </w:tc>
-      </w:tr>
-    </w:tbl>
-    <w:p>
-      <w:pPr>
-        <w:spacing w:after="84"/>
-        <w:rPr>
-          <w:sz w:val="8"/>
-        </w:rPr>
-      </w:pPr>
-    </w:p>
-    <w:p>
-      <w:pPr>
-        <w:spacing w:after="120" w:line="264" w:lineRule="auto"/>
-      </w:pPr>
-      <w:r>
-        <w:rPr/>
-        <w:t xml:space="preserve">The sketches come set to </w:t>
-      </w:r>
-      <w:r>
-        <w:rPr>
-          <w:b/>
-          <w:bCs/>
-        </w:rPr>
-        <w:t xml:space="preserve">0</w:t>
-      </w:r>
-      <w:r>
-        <w:rPr/>
-        <w:t xml:space="preserve"> (I2C backpack). If you have the RGB shield, change it to </w:t>
-      </w:r>
-      <w:r>
-        <w:rPr>
-          <w:b/>
-          <w:bCs/>
-        </w:rPr>
-        <w:t xml:space="preserve">1</w:t>
-      </w:r>
-      <w:r>
-        <w:rPr/>
-        <w:t xml:space="preserve"> in each sketch before uploading. On the RGB shield the backlight also changes colour to match the light.</w:t>
-      </w:r>
-    </w:p>
-    <w:tbl>
-      <w:tblPr>
-        <w:tblW w:w="9706" w:type="dxa"/>
-        <w:tblBorders>
-          <w:top w:val="single" w:sz="4" w:space="0" w:color="BFBFBF"/>
-          <w:left w:val="single" w:sz="4" w:space="0" w:color="BFBFBF"/>
-          <w:bottom w:val="single" w:sz="4" w:space="0" w:color="BFBFBF"/>
-          <w:right w:val="single" w:sz="4" w:space="0" w:color="BFBFBF"/>
-          <w:insideH w:val="single" w:sz="4" w:space="0" w:color="BFBFBF"/>
-          <w:insideV w:val="single" w:sz="4" w:space="0" w:color="BFBFBF"/>
-        </w:tblBorders>
-        <w:tblLayout w:type="fixed"/>
-        <w:tblLook w:val="04A0" w:firstRow="1" w:lastRow="0" w:firstColumn="1" w:lastColumn="0" w:noHBand="0" w:noVBand="1"/>
-      </w:tblPr>
-      <w:tblGrid>
-        <w:gridCol w:w="900"/>
-        <w:gridCol w:w="4300"/>
-        <w:gridCol w:w="4506"/>
-      </w:tblGrid>
-      <w:tr>
-        <w:trPr>
-          <w:cantSplit/>
-          <w:tblHeader/>
-        </w:trPr>
-        <w:tc>
-          <w:tcPr>
-            <w:tcW w:w="900" w:type="dxa"/>
-            <w:shd w:val="clear" w:color="auto" w:fill="2E74B5"/>
-            <w:tcMar>
-              <w:top w:w="60" w:type="dxa"/>
-              <w:left w:w="100" w:type="dxa"/>
-              <w:bottom w:w="60" w:type="dxa"/>
-              <w:right w:w="100" w:type="dxa"/>
-            </w:tcMar>
-          </w:tcPr>
-          <w:p>
-            <w:pPr>
-              <w:spacing w:line="264" w:lineRule="auto"/>
-            </w:pPr>
-            <w:r>
-              <w:rPr>
-                <w:b/>
-                <w:bCs/>
-                <w:color w:val="FFFFFF"/>
-                <w:sz w:val="19"/>
-                <w:szCs w:val="19"/>
-              </w:rPr>
-              <w:t xml:space="preserve">Task</w:t>
-            </w:r>
-          </w:p>
-        </w:tc>
-        <w:tc>
-          <w:tcPr>
-            <w:tcW w:w="4300" w:type="dxa"/>
-            <w:shd w:val="clear" w:color="auto" w:fill="2E74B5"/>
-            <w:tcMar>
-              <w:top w:w="60" w:type="dxa"/>
-              <w:left w:w="100" w:type="dxa"/>
-              <w:bottom w:w="60" w:type="dxa"/>
-              <w:right w:w="100" w:type="dxa"/>
-            </w:tcMar>
-          </w:tcPr>
-          <w:p>
-            <w:pPr>
-              <w:spacing w:line="264" w:lineRule="auto"/>
-            </w:pPr>
-            <w:r>
-              <w:rPr>
-                <w:b/>
-                <w:bCs/>
-                <w:color w:val="FFFFFF"/>
-                <w:sz w:val="19"/>
-                <w:szCs w:val="19"/>
-              </w:rPr>
-              <w:t xml:space="preserve">Sketch</w:t>
-            </w:r>
-          </w:p>
-        </w:tc>
-        <w:tc>
-          <w:tcPr>
-            <w:tcW w:w="4506" w:type="dxa"/>
-            <w:shd w:val="clear" w:color="auto" w:fill="2E74B5"/>
-            <w:tcMar>
-              <w:top w:w="60" w:type="dxa"/>
-              <w:left w:w="100" w:type="dxa"/>
-              <w:bottom w:w="60" w:type="dxa"/>
-              <w:right w:w="100" w:type="dxa"/>
-            </w:tcMar>
-          </w:tcPr>
-          <w:p>
-            <w:pPr>
-              <w:spacing w:line="264" w:lineRule="auto"/>
-            </w:pPr>
-            <w:r>
-              <w:rPr>
-                <w:b/>
-                <w:bCs/>
-                <w:color w:val="FFFFFF"/>
-                <w:sz w:val="19"/>
-                <w:szCs w:val="19"/>
-              </w:rPr>
-              <w:t xml:space="preserve">Hardware</w:t>
-            </w:r>
-          </w:p>
-        </w:tc>
-      </w:tr>
-      <w:tr>
-        <w:trPr>
-          <w:cantSplit/>
-        </w:trPr>
-        <w:tc>
-          <w:tcPr>
-            <w:tcW w:w="900" w:type="dxa"/>
-            <w:tcMar>
-              <w:top w:w="60" w:type="dxa"/>
-              <w:left w:w="100" w:type="dxa"/>
-              <w:bottom w:w="60" w:type="dxa"/>
-              <w:right w:w="100" w:type="dxa"/>
-            </w:tcMar>
-          </w:tcPr>
-          <w:p>
-            <w:pPr>
-              <w:spacing w:line="264" w:lineRule="auto"/>
-            </w:pPr>
-            <w:r>
-              <w:rPr>
-                <w:sz w:val="19"/>
-                <w:szCs w:val="19"/>
-              </w:rPr>
-              <w:t xml:space="preserve">1</w:t>
-            </w:r>
-          </w:p>
-        </w:tc>
-        <w:tc>
-          <w:tcPr>
-            <w:tcW w:w="4300" w:type="dxa"/>
-            <w:tcMar>
-              <w:top w:w="60" w:type="dxa"/>
-              <w:left w:w="100" w:type="dxa"/>
-              <w:bottom w:w="60" w:type="dxa"/>
-              <w:right w:w="100" w:type="dxa"/>
-            </w:tcMar>
-          </w:tcPr>
-          <w:p>
-            <w:pPr>
-              <w:spacing w:line="264" w:lineRule="auto"/>
-            </w:pPr>
-            <w:r>
-              <w:rPr>
-                <w:rFonts w:ascii="Consolas" w:hAnsi="Consolas" w:cs="Consolas"/>
-                <w:color w:val="C7254E"/>
-                <w:sz w:val="20"/>
-                <w:szCs w:val="20"/>
-                <w:shd w:val="clear" w:color="auto" w:fill="F4F4F4"/>
-              </w:rPr>
-              <w:t xml:space="preserve">Task1_Traffic_Light</w:t>
-            </w:r>
-          </w:p>
-        </w:tc>
-        <w:tc>
-          <w:tcPr>
-            <w:tcW w:w="4506" w:type="dxa"/>
-            <w:tcMar>
-              <w:top w:w="60" w:type="dxa"/>
-              <w:left w:w="100" w:type="dxa"/>
-              <w:bottom w:w="60" w:type="dxa"/>
-              <w:right w:w="100" w:type="dxa"/>
-            </w:tcMar>
-          </w:tcPr>
-          <w:p>
-            <w:pPr>
-              <w:spacing w:line="264" w:lineRule="auto"/>
-            </w:pPr>
-            <w:r>
-              <w:rPr>
-                <w:sz w:val="19"/>
-                <w:szCs w:val="19"/>
-              </w:rPr>
-              <w:t xml:space="preserve">LCD</w:t>
-            </w:r>
-          </w:p>
-        </w:tc>
-      </w:tr>
-      <w:tr>
-        <w:trPr>
-          <w:cantSplit/>
-        </w:trPr>
-        <w:tc>
-          <w:tcPr>
-            <w:tcW w:w="900" w:type="dxa"/>
-            <w:shd w:val="clear" w:color="auto" w:fill="F3F7FB"/>
-            <w:tcMar>
-              <w:top w:w="60" w:type="dxa"/>
-              <w:left w:w="100" w:type="dxa"/>
-              <w:bottom w:w="60" w:type="dxa"/>
-              <w:right w:w="100" w:type="dxa"/>
-            </w:tcMar>
-          </w:tcPr>
-          <w:p>
-            <w:pPr>
-              <w:spacing w:line="264" w:lineRule="auto"/>
-            </w:pPr>
-            <w:r>
-              <w:rPr>
-                <w:sz w:val="19"/>
-                <w:szCs w:val="19"/>
-              </w:rPr>
-              <w:t xml:space="preserve">2</w:t>
-            </w:r>
-          </w:p>
-        </w:tc>
-        <w:tc>
-          <w:tcPr>
-            <w:tcW w:w="4300" w:type="dxa"/>
-            <w:shd w:val="clear" w:color="auto" w:fill="F3F7FB"/>
-            <w:tcMar>
-              <w:top w:w="60" w:type="dxa"/>
-              <w:left w:w="100" w:type="dxa"/>
-              <w:bottom w:w="60" w:type="dxa"/>
-              <w:right w:w="100" w:type="dxa"/>
-            </w:tcMar>
-          </w:tcPr>
-          <w:p>
-            <w:pPr>
-              <w:spacing w:line="264" w:lineRule="auto"/>
-            </w:pPr>
-            <w:r>
-              <w:rPr>
-                <w:rFonts w:ascii="Consolas" w:hAnsi="Consolas" w:cs="Consolas"/>
-                <w:color w:val="C7254E"/>
-                <w:sz w:val="20"/>
-                <w:szCs w:val="20"/>
-                <w:shd w:val="clear" w:color="auto" w:fill="F4F4F4"/>
-              </w:rPr>
-              <w:t xml:space="preserve">Task2_Traffic_Light_LEDs</w:t>
-            </w:r>
-          </w:p>
-        </w:tc>
-        <w:tc>
-          <w:tcPr>
-            <w:tcW w:w="4506" w:type="dxa"/>
-            <w:shd w:val="clear" w:color="auto" w:fill="F3F7FB"/>
-            <w:tcMar>
-              <w:top w:w="60" w:type="dxa"/>
-              <w:left w:w="100" w:type="dxa"/>
-              <w:bottom w:w="60" w:type="dxa"/>
-              <w:right w:w="100" w:type="dxa"/>
-            </w:tcMar>
-          </w:tcPr>
-          <w:p>
-            <w:pPr>
-              <w:spacing w:line="264" w:lineRule="auto"/>
-            </w:pPr>
-            <w:r>
-              <w:rPr>
-                <w:sz w:val="19"/>
-                <w:szCs w:val="19"/>
-              </w:rPr>
-              <w:t xml:space="preserve">LCD + 3 LEDs</w:t>
-            </w:r>
-          </w:p>
-        </w:tc>
-      </w:tr>
-      <w:tr>
-        <w:trPr>
-          <w:cantSplit/>
-        </w:trPr>
-        <w:tc>
-          <w:tcPr>
-            <w:tcW w:w="900" w:type="dxa"/>
-            <w:tcMar>
-              <w:top w:w="60" w:type="dxa"/>
-              <w:left w:w="100" w:type="dxa"/>
-              <w:bottom w:w="60" w:type="dxa"/>
-              <w:right w:w="100" w:type="dxa"/>
-            </w:tcMar>
-          </w:tcPr>
-          <w:p>
-            <w:pPr>
-              <w:spacing w:line="264" w:lineRule="auto"/>
-            </w:pPr>
-            <w:r>
-              <w:rPr>
-                <w:sz w:val="19"/>
-                <w:szCs w:val="19"/>
-              </w:rPr>
-              <w:t xml:space="preserve">3</w:t>
-            </w:r>
-          </w:p>
-        </w:tc>
-        <w:tc>
-          <w:tcPr>
-            <w:tcW w:w="4300" w:type="dxa"/>
-            <w:tcMar>
-              <w:top w:w="60" w:type="dxa"/>
-              <w:left w:w="100" w:type="dxa"/>
-              <w:bottom w:w="60" w:type="dxa"/>
-              <w:right w:w="100" w:type="dxa"/>
-            </w:tcMar>
-          </w:tcPr>
-          <w:p>
-            <w:pPr>
-              <w:spacing w:line="264" w:lineRule="auto"/>
-            </w:pPr>
-            <w:r>
-              <w:rPr>
-                <w:rFonts w:ascii="Consolas" w:hAnsi="Consolas" w:cs="Consolas"/>
-                <w:color w:val="C7254E"/>
-                <w:sz w:val="20"/>
-                <w:szCs w:val="20"/>
-                <w:shd w:val="clear" w:color="auto" w:fill="F4F4F4"/>
-              </w:rPr>
-              <w:t xml:space="preserve">Task3_Pedestrian_Crossing</w:t>
-            </w:r>
-          </w:p>
-        </w:tc>
-        <w:tc>
-          <w:tcPr>
-            <w:tcW w:w="4506" w:type="dxa"/>
-            <w:tcMar>
-              <w:top w:w="60" w:type="dxa"/>
-              <w:left w:w="100" w:type="dxa"/>
-              <w:bottom w:w="60" w:type="dxa"/>
-              <w:right w:w="100" w:type="dxa"/>
-            </w:tcMar>
-          </w:tcPr>
-          <w:p>
-            <w:pPr>
-              <w:spacing w:line="264" w:lineRule="auto"/>
-            </w:pPr>
-            <w:r>
-              <w:rPr>
-                <w:sz w:val="19"/>
-                <w:szCs w:val="19"/>
-              </w:rPr>
-              <w:t xml:space="preserve">LCD + 3 LEDs + button on D2</w:t>
-            </w:r>
-          </w:p>
-        </w:tc>
-      </w:tr>
-      <w:tr>
-        <w:trPr>
-          <w:cantSplit/>
-        </w:trPr>
-        <w:tc>
-          <w:tcPr>
-            <w:tcW w:w="900" w:type="dxa"/>
-            <w:shd w:val="clear" w:color="auto" w:fill="F3F7FB"/>
-            <w:tcMar>
-              <w:top w:w="60" w:type="dxa"/>
-              <w:left w:w="100" w:type="dxa"/>
-              <w:bottom w:w="60" w:type="dxa"/>
-              <w:right w:w="100" w:type="dxa"/>
-            </w:tcMar>
-          </w:tcPr>
-          <w:p>
-            <w:pPr>
-              <w:spacing w:line="264" w:lineRule="auto"/>
-            </w:pPr>
-            <w:r>
-              <w:rPr>
-                <w:sz w:val="19"/>
-                <w:szCs w:val="19"/>
-              </w:rPr>
-              <w:t xml:space="preserve">4</w:t>
-            </w:r>
-          </w:p>
-        </w:tc>
-        <w:tc>
-          <w:tcPr>
-            <w:tcW w:w="4300" w:type="dxa"/>
-            <w:shd w:val="clear" w:color="auto" w:fill="F3F7FB"/>
-            <w:tcMar>
-              <w:top w:w="60" w:type="dxa"/>
-              <w:left w:w="100" w:type="dxa"/>
-              <w:bottom w:w="60" w:type="dxa"/>
-              <w:right w:w="100" w:type="dxa"/>
-            </w:tcMar>
-          </w:tcPr>
-          <w:p>
-            <w:pPr>
-              <w:spacing w:line="264" w:lineRule="auto"/>
-            </w:pPr>
-            <w:r>
-              <w:rPr>
-                <w:rFonts w:ascii="Consolas" w:hAnsi="Consolas" w:cs="Consolas"/>
-                <w:color w:val="C7254E"/>
-                <w:sz w:val="20"/>
-                <w:szCs w:val="20"/>
-                <w:shd w:val="clear" w:color="auto" w:fill="F4F4F4"/>
-              </w:rPr>
-              <w:t xml:space="preserve">Task4_SHA256_Lock</w:t>
-            </w:r>
-          </w:p>
-        </w:tc>
-        <w:tc>
-          <w:tcPr>
-            <w:tcW w:w="4506" w:type="dxa"/>
-            <w:shd w:val="clear" w:color="auto" w:fill="F3F7FB"/>
-            <w:tcMar>
-              <w:top w:w="60" w:type="dxa"/>
-              <w:left w:w="100" w:type="dxa"/>
-              <w:bottom w:w="60" w:type="dxa"/>
-              <w:right w:w="100" w:type="dxa"/>
-            </w:tcMar>
-          </w:tcPr>
-          <w:p>
-            <w:pPr>
-              <w:spacing w:line="264" w:lineRule="auto"/>
-            </w:pPr>
-            <w:r>
-              <w:rPr>
-                <w:sz w:val="19"/>
-                <w:szCs w:val="19"/>
-              </w:rPr>
-              <w:t xml:space="preserve">LCD + 3 LEDs, codes typed in the Serial Monitor</w:t>
-            </w:r>
-          </w:p>
-        </w:tc>
-      </w:tr>
-    </w:tbl>
-    <w:p>
-      <w:pPr>
-        <w:spacing w:after="84"/>
-        <w:rPr>
-          <w:sz w:val="8"/>
-        </w:rPr>
-      </w:pPr>
-    </w:p>
-    <w:p>
-      <w:pPr>
-        <w:pStyle w:val="Heading2"/>
-        <w:keepNext/>
-        <w:spacing w:before="240" w:after="80"/>
-      </w:pPr>
-      <w:r>
-        <w:rPr>
-          <w:b/>
-          <w:bCs/>
-        </w:rPr>
-        <w:t xml:space="preserve">LCD wiring (all tasks)</w:t>
+        <w:t xml:space="preserve">Wiring</w:t>
       </w:r>
     </w:p>
     <w:p>
@@ -2384,7 +276,7 @@
           <w:sz w:val="18"/>
           <w:szCs w:val="18"/>
         </w:rPr>
-        <w:t xml:space="preserve">I2C LCD connections</w:t>
+        <w:t xml:space="preserve">I2C LCD connections (used in every task)</w:t>
       </w:r>
     </w:p>
     <w:tbl>
@@ -3023,7 +915,7 @@
               </w:rPr>
               <w:drawing>
                 <wp:inline distT="0" distB="0" distL="0" distR="0">
-                  <wp:extent cx="4807140" cy="3492687"/>
+                  <wp:extent cx="4437360" cy="3224019"/>
                   <wp:effectExtent l="0" t="0" r="0" b="0"/>
                   <wp:docPr id="501" name="Figure 1"/>
                   <wp:cNvGraphicFramePr>
@@ -3045,7 +937,7 @@
                         <pic:spPr>
                           <a:xfrm>
                             <a:off x="0" y="0"/>
-                            <a:ext cx="4807140" cy="3492687"/>
+                            <a:ext cx="4437360" cy="3224019"/>
                           </a:xfrm>
                           <a:prstGeom prst="rect">
                             <a:avLst/>
@@ -3079,448 +971,7 @@
                 <w:sz w:val="18"/>
                 <w:szCs w:val="18"/>
               </w:rPr>
-              <w:t xml:space="preserve">LCD wiring. The pinout is the same on the classic Nano and the Nano Every.</w:t>
-            </w:r>
-          </w:p>
-        </w:tc>
-      </w:tr>
-    </w:tbl>
-    <w:p>
-      <w:pPr>
-        <w:spacing w:after="84"/>
-        <w:rPr>
-          <w:sz w:val="8"/>
-        </w:rPr>
-      </w:pPr>
-    </w:p>
-    <w:p>
-      <w:pPr>
-        <w:spacing w:after="120" w:line="264" w:lineRule="auto"/>
-      </w:pPr>
-      <w:r>
-        <w:rPr>
-          <w:b/>
-          <w:bCs/>
-        </w:rPr>
-        <w:t xml:space="preserve">Using the Adafruit RGB LCD shield instead?</w:t>
-      </w:r>
-      <w:r>
-        <w:rPr/>
-        <w:t xml:space="preserve"> Plug it onto the Uno-style breakout shield. It uses the same I2C pins (SDA on A4, SCL on A5), so no wiring is needed.</w:t>
-      </w:r>
-    </w:p>
-    <w:p>
-      <w:pPr>
-        <w:pStyle w:val="Heading1"/>
-        <w:keepNext/>
-        <w:spacing w:before="360" w:after="120"/>
-      </w:pPr>
-      <w:r>
-        <w:rPr>
-          <w:b/>
-          <w:bCs/>
-        </w:rPr>
-        <w:t xml:space="preserve">2  What is a state machine?</w:t>
-      </w:r>
-    </w:p>
-    <w:p>
-      <w:pPr>
-        <w:spacing w:after="120" w:line="264" w:lineRule="auto"/>
-      </w:pPr>
-      <w:r>
-        <w:rPr/>
-        <w:t xml:space="preserve">A </w:t>
-      </w:r>
-      <w:r>
-        <w:rPr>
-          <w:b/>
-          <w:bCs/>
-        </w:rPr>
-        <w:t xml:space="preserve">finite state machine</w:t>
-      </w:r>
-      <w:r>
-        <w:rPr/>
-        <w:t xml:space="preserve"> (FSM) is a way to organise behaviour into a fixed number of </w:t>
-      </w:r>
-      <w:r>
-        <w:rPr>
-          <w:b/>
-          <w:bCs/>
-        </w:rPr>
-        <w:t xml:space="preserve">states</w:t>
-      </w:r>
-      <w:r>
-        <w:rPr/>
-        <w:t xml:space="preserve">. At any moment the system is in exactly </w:t>
-      </w:r>
-      <w:r>
-        <w:rPr>
-          <w:b/>
-          <w:bCs/>
-        </w:rPr>
-        <w:t xml:space="preserve">one</w:t>
-      </w:r>
-      <w:r>
-        <w:rPr/>
-        <w:t xml:space="preserve"> state. Something, such as a timer running out or a button being pressed, causes a </w:t>
-      </w:r>
-      <w:r>
-        <w:rPr>
-          <w:b/>
-          <w:bCs/>
-        </w:rPr>
-        <w:t xml:space="preserve">transition</w:t>
-      </w:r>
-      <w:r>
-        <w:rPr/>
-        <w:t xml:space="preserve"> to another state. Instead of one long sequence of commands or a tangle of if-else statements, you describe each state on its own and the arrows between them. That makes the code easier to read, to change and to debug: you can look at one state at a time.</w:t>
-      </w:r>
-    </w:p>
-    <w:p>
-      <w:pPr>
-        <w:spacing w:after="120" w:line="264" w:lineRule="auto"/>
-      </w:pPr>
-      <w:r>
-        <w:rPr/>
-        <w:t xml:space="preserve">A traffic light is the classic example. It is always RED, GREEN or YELLOW, never two at once, and it moves RED → GREEN → YELLOW → RED on a timer. Every state machine in this lab is written with the same three parts:</w:t>
-      </w:r>
-    </w:p>
-    <w:tbl>
-      <w:tblPr>
-        <w:tblW w:w="9706" w:type="dxa"/>
-        <w:tblBorders>
-          <w:top w:val="single" w:sz="4" w:space="0" w:color="BFBFBF"/>
-          <w:left w:val="single" w:sz="4" w:space="0" w:color="BFBFBF"/>
-          <w:bottom w:val="single" w:sz="4" w:space="0" w:color="BFBFBF"/>
-          <w:right w:val="single" w:sz="4" w:space="0" w:color="BFBFBF"/>
-          <w:insideH w:val="single" w:sz="4" w:space="0" w:color="BFBFBF"/>
-          <w:insideV w:val="single" w:sz="4" w:space="0" w:color="BFBFBF"/>
-        </w:tblBorders>
-        <w:tblLayout w:type="fixed"/>
-        <w:tblLook w:val="04A0" w:firstRow="1" w:lastRow="0" w:firstColumn="1" w:lastColumn="0" w:noHBand="0" w:noVBand="1"/>
-      </w:tblPr>
-      <w:tblGrid>
-        <w:gridCol w:w="2100"/>
-        <w:gridCol w:w="4200"/>
-        <w:gridCol w:w="3406"/>
-      </w:tblGrid>
-      <w:tr>
-        <w:trPr>
-          <w:cantSplit/>
-          <w:tblHeader/>
-        </w:trPr>
-        <w:tc>
-          <w:tcPr>
-            <w:tcW w:w="2100" w:type="dxa"/>
-            <w:shd w:val="clear" w:color="auto" w:fill="2E74B5"/>
-            <w:tcMar>
-              <w:top w:w="60" w:type="dxa"/>
-              <w:left w:w="100" w:type="dxa"/>
-              <w:bottom w:w="60" w:type="dxa"/>
-              <w:right w:w="100" w:type="dxa"/>
-            </w:tcMar>
-          </w:tcPr>
-          <w:p>
-            <w:pPr>
-              <w:spacing w:line="264" w:lineRule="auto"/>
-            </w:pPr>
-            <w:r>
-              <w:rPr>
-                <w:b/>
-                <w:bCs/>
-                <w:color w:val="FFFFFF"/>
-                <w:sz w:val="19"/>
-                <w:szCs w:val="19"/>
-              </w:rPr>
-              <w:t xml:space="preserve">Part</w:t>
-            </w:r>
-          </w:p>
-        </w:tc>
-        <w:tc>
-          <w:tcPr>
-            <w:tcW w:w="4200" w:type="dxa"/>
-            <w:shd w:val="clear" w:color="auto" w:fill="2E74B5"/>
-            <w:tcMar>
-              <w:top w:w="60" w:type="dxa"/>
-              <w:left w:w="100" w:type="dxa"/>
-              <w:bottom w:w="60" w:type="dxa"/>
-              <w:right w:w="100" w:type="dxa"/>
-            </w:tcMar>
-          </w:tcPr>
-          <w:p>
-            <w:pPr>
-              <w:spacing w:line="264" w:lineRule="auto"/>
-            </w:pPr>
-            <w:r>
-              <w:rPr>
-                <w:b/>
-                <w:bCs/>
-                <w:color w:val="FFFFFF"/>
-                <w:sz w:val="19"/>
-                <w:szCs w:val="19"/>
-              </w:rPr>
-              <w:t xml:space="preserve">In the code</w:t>
-            </w:r>
-          </w:p>
-        </w:tc>
-        <w:tc>
-          <w:tcPr>
-            <w:tcW w:w="3406" w:type="dxa"/>
-            <w:shd w:val="clear" w:color="auto" w:fill="2E74B5"/>
-            <w:tcMar>
-              <w:top w:w="60" w:type="dxa"/>
-              <w:left w:w="100" w:type="dxa"/>
-              <w:bottom w:w="60" w:type="dxa"/>
-              <w:right w:w="100" w:type="dxa"/>
-            </w:tcMar>
-          </w:tcPr>
-          <w:p>
-            <w:pPr>
-              <w:spacing w:line="264" w:lineRule="auto"/>
-            </w:pPr>
-            <w:r>
-              <w:rPr>
-                <w:b/>
-                <w:bCs/>
-                <w:color w:val="FFFFFF"/>
-                <w:sz w:val="19"/>
-                <w:szCs w:val="19"/>
-              </w:rPr>
-              <w:t xml:space="preserve">What it does</w:t>
-            </w:r>
-          </w:p>
-        </w:tc>
-      </w:tr>
-      <w:tr>
-        <w:trPr>
-          <w:cantSplit/>
-        </w:trPr>
-        <w:tc>
-          <w:tcPr>
-            <w:tcW w:w="2100" w:type="dxa"/>
-            <w:tcMar>
-              <w:top w:w="60" w:type="dxa"/>
-              <w:left w:w="100" w:type="dxa"/>
-              <w:bottom w:w="60" w:type="dxa"/>
-              <w:right w:w="100" w:type="dxa"/>
-            </w:tcMar>
-          </w:tcPr>
-          <w:p>
-            <w:pPr>
-              <w:spacing w:line="264" w:lineRule="auto"/>
-            </w:pPr>
-            <w:r>
-              <w:rPr>
-                <w:sz w:val="19"/>
-                <w:szCs w:val="19"/>
-              </w:rPr>
-              <w:t xml:space="preserve">1. The states</w:t>
-            </w:r>
-          </w:p>
-        </w:tc>
-        <w:tc>
-          <w:tcPr>
-            <w:tcW w:w="4200" w:type="dxa"/>
-            <w:tcMar>
-              <w:top w:w="60" w:type="dxa"/>
-              <w:left w:w="100" w:type="dxa"/>
-              <w:bottom w:w="60" w:type="dxa"/>
-              <w:right w:w="100" w:type="dxa"/>
-            </w:tcMar>
-          </w:tcPr>
-          <w:p>
-            <w:pPr>
-              <w:spacing w:line="264" w:lineRule="auto"/>
-            </w:pPr>
-            <w:r>
-              <w:rPr>
-                <w:rFonts w:ascii="Consolas" w:hAnsi="Consolas" w:cs="Consolas"/>
-                <w:color w:val="C7254E"/>
-                <w:sz w:val="20"/>
-                <w:szCs w:val="20"/>
-                <w:shd w:val="clear" w:color="auto" w:fill="F4F4F4"/>
-              </w:rPr>
-              <w:t xml:space="preserve">enum TrafficLightState { RED, GREEN, YELLOW };</w:t>
-            </w:r>
-          </w:p>
-        </w:tc>
-        <w:tc>
-          <w:tcPr>
-            <w:tcW w:w="3406" w:type="dxa"/>
-            <w:tcMar>
-              <w:top w:w="60" w:type="dxa"/>
-              <w:left w:w="100" w:type="dxa"/>
-              <w:bottom w:w="60" w:type="dxa"/>
-              <w:right w:w="100" w:type="dxa"/>
-            </w:tcMar>
-          </w:tcPr>
-          <w:p>
-            <w:pPr>
-              <w:spacing w:line="264" w:lineRule="auto"/>
-            </w:pPr>
-            <w:r>
-              <w:rPr>
-                <w:sz w:val="19"/>
-                <w:szCs w:val="19"/>
-              </w:rPr>
-              <w:t xml:space="preserve">Gives each state a name. The compiler numbers them 0, 1, 2 for you.</w:t>
-            </w:r>
-          </w:p>
-        </w:tc>
-      </w:tr>
-      <w:tr>
-        <w:trPr>
-          <w:cantSplit/>
-        </w:trPr>
-        <w:tc>
-          <w:tcPr>
-            <w:tcW w:w="2100" w:type="dxa"/>
-            <w:shd w:val="clear" w:color="auto" w:fill="F3F7FB"/>
-            <w:tcMar>
-              <w:top w:w="60" w:type="dxa"/>
-              <w:left w:w="100" w:type="dxa"/>
-              <w:bottom w:w="60" w:type="dxa"/>
-              <w:right w:w="100" w:type="dxa"/>
-            </w:tcMar>
-          </w:tcPr>
-          <w:p>
-            <w:pPr>
-              <w:spacing w:line="264" w:lineRule="auto"/>
-            </w:pPr>
-            <w:r>
-              <w:rPr>
-                <w:sz w:val="19"/>
-                <w:szCs w:val="19"/>
-              </w:rPr>
-              <w:t xml:space="preserve">2. The current state</w:t>
-            </w:r>
-          </w:p>
-        </w:tc>
-        <w:tc>
-          <w:tcPr>
-            <w:tcW w:w="4200" w:type="dxa"/>
-            <w:shd w:val="clear" w:color="auto" w:fill="F3F7FB"/>
-            <w:tcMar>
-              <w:top w:w="60" w:type="dxa"/>
-              <w:left w:w="100" w:type="dxa"/>
-              <w:bottom w:w="60" w:type="dxa"/>
-              <w:right w:w="100" w:type="dxa"/>
-            </w:tcMar>
-          </w:tcPr>
-          <w:p>
-            <w:pPr>
-              <w:spacing w:line="264" w:lineRule="auto"/>
-            </w:pPr>
-            <w:r>
-              <w:rPr>
-                <w:rFonts w:ascii="Consolas" w:hAnsi="Consolas" w:cs="Consolas"/>
-                <w:color w:val="C7254E"/>
-                <w:sz w:val="20"/>
-                <w:szCs w:val="20"/>
-                <w:shd w:val="clear" w:color="auto" w:fill="F4F4F4"/>
-              </w:rPr>
-              <w:t xml:space="preserve">TrafficLightState currentState = RED;</w:t>
-            </w:r>
-          </w:p>
-        </w:tc>
-        <w:tc>
-          <w:tcPr>
-            <w:tcW w:w="3406" w:type="dxa"/>
-            <w:shd w:val="clear" w:color="auto" w:fill="F3F7FB"/>
-            <w:tcMar>
-              <w:top w:w="60" w:type="dxa"/>
-              <w:left w:w="100" w:type="dxa"/>
-              <w:bottom w:w="60" w:type="dxa"/>
-              <w:right w:w="100" w:type="dxa"/>
-            </w:tcMar>
-          </w:tcPr>
-          <w:p>
-            <w:pPr>
-              <w:spacing w:line="264" w:lineRule="auto"/>
-            </w:pPr>
-            <w:r>
-              <w:rPr>
-                <w:sz w:val="19"/>
-                <w:szCs w:val="19"/>
-              </w:rPr>
-              <w:t xml:space="preserve">Remembers which state the system is in. It also sets the starting state.</w:t>
-            </w:r>
-          </w:p>
-        </w:tc>
-      </w:tr>
-      <w:tr>
-        <w:trPr>
-          <w:cantSplit/>
-        </w:trPr>
-        <w:tc>
-          <w:tcPr>
-            <w:tcW w:w="2100" w:type="dxa"/>
-            <w:tcMar>
-              <w:top w:w="60" w:type="dxa"/>
-              <w:left w:w="100" w:type="dxa"/>
-              <w:bottom w:w="60" w:type="dxa"/>
-              <w:right w:w="100" w:type="dxa"/>
-            </w:tcMar>
-          </w:tcPr>
-          <w:p>
-            <w:pPr>
-              <w:spacing w:line="264" w:lineRule="auto"/>
-            </w:pPr>
-            <w:r>
-              <w:rPr>
-                <w:sz w:val="19"/>
-                <w:szCs w:val="19"/>
-              </w:rPr>
-              <w:t xml:space="preserve">3. The behaviour</w:t>
-            </w:r>
-          </w:p>
-        </w:tc>
-        <w:tc>
-          <w:tcPr>
-            <w:tcW w:w="4200" w:type="dxa"/>
-            <w:tcMar>
-              <w:top w:w="60" w:type="dxa"/>
-              <w:left w:w="100" w:type="dxa"/>
-              <w:bottom w:w="60" w:type="dxa"/>
-              <w:right w:w="100" w:type="dxa"/>
-            </w:tcMar>
-          </w:tcPr>
-          <w:p>
-            <w:pPr>
-              <w:spacing w:line="264" w:lineRule="auto"/>
-            </w:pPr>
-            <w:r>
-              <w:rPr>
-                <w:rFonts w:ascii="Consolas" w:hAnsi="Consolas" w:cs="Consolas"/>
-                <w:color w:val="C7254E"/>
-                <w:sz w:val="20"/>
-                <w:szCs w:val="20"/>
-                <w:shd w:val="clear" w:color="auto" w:fill="F4F4F4"/>
-              </w:rPr>
-              <w:t xml:space="preserve">switch (currentState) { case RED: … }</w:t>
-            </w:r>
-          </w:p>
-        </w:tc>
-        <w:tc>
-          <w:tcPr>
-            <w:tcW w:w="3406" w:type="dxa"/>
-            <w:tcMar>
-              <w:top w:w="60" w:type="dxa"/>
-              <w:left w:w="100" w:type="dxa"/>
-              <w:bottom w:w="60" w:type="dxa"/>
-              <w:right w:w="100" w:type="dxa"/>
-            </w:tcMar>
-          </w:tcPr>
-          <w:p>
-            <w:pPr>
-              <w:spacing w:line="264" w:lineRule="auto"/>
-            </w:pPr>
-            <w:r>
-              <w:rPr>
-                <w:sz w:val="19"/>
-                <w:szCs w:val="19"/>
-              </w:rPr>
-              <w:t xml:space="preserve">Runs the code for the current state only, and decides when to move on.</w:t>
+              <w:t xml:space="preserve">LCD wiring. The RGB LCD shield needs no wires: plug it onto the breakout board.</w:t>
             </w:r>
           </w:p>
         </w:tc>
@@ -3550,138 +1001,6 @@
         <w:tc>
           <w:tcPr>
             <w:tcW w:w="9706" w:type="dxa"/>
-            <w:tcBorders>
-              <w:top w:val="nil"/>
-              <w:left w:val="single" w:sz="24" w:space="0" w:color="2E74B5"/>
-              <w:bottom w:val="nil"/>
-              <w:right w:val="nil"/>
-            </w:tcBorders>
-            <w:shd w:val="clear" w:color="auto" w:fill="EAF2FB"/>
-            <w:tcMar>
-              <w:top w:w="100" w:type="dxa"/>
-              <w:left w:w="180" w:type="dxa"/>
-              <w:bottom w:w="60" w:type="dxa"/>
-              <w:right w:w="160" w:type="dxa"/>
-            </w:tcMar>
-          </w:tcPr>
-          <w:p>
-            <w:pPr>
-              <w:keepNext/>
-              <w:spacing w:after="60" w:line="264" w:lineRule="auto"/>
-            </w:pPr>
-            <w:r>
-              <w:rPr>
-                <w:b/>
-                <w:bCs/>
-                <w:color w:val="2E74B5"/>
-              </w:rPr>
-              <w:t xml:space="preserve">Why an enum and not just numbers?</w:t>
-            </w:r>
-          </w:p>
-          <w:p>
-            <w:pPr>
-              <w:spacing w:after="60" w:line="264" w:lineRule="auto"/>
-            </w:pPr>
-            <w:r>
-              <w:rPr>
-                <w:rFonts w:ascii="Consolas" w:hAnsi="Consolas" w:cs="Consolas"/>
-                <w:color w:val="C7254E"/>
-                <w:sz w:val="20"/>
-                <w:szCs w:val="20"/>
-                <w:shd w:val="clear" w:color="auto" w:fill="F4F4F4"/>
-              </w:rPr>
-              <w:t xml:space="preserve">case RED:</w:t>
-            </w:r>
-            <w:r>
-              <w:rPr/>
-              <w:t xml:space="preserve"> is easier to read than </w:t>
-            </w:r>
-            <w:r>
-              <w:rPr>
-                <w:rFonts w:ascii="Consolas" w:hAnsi="Consolas" w:cs="Consolas"/>
-                <w:color w:val="C7254E"/>
-                <w:sz w:val="20"/>
-                <w:szCs w:val="20"/>
-                <w:shd w:val="clear" w:color="auto" w:fill="F4F4F4"/>
-              </w:rPr>
-              <w:t xml:space="preserve">case 0:</w:t>
-            </w:r>
-            <w:r>
-              <w:rPr/>
-              <w:t xml:space="preserve">, and the compiler treats </w:t>
-            </w:r>
-            <w:r>
-              <w:rPr>
-                <w:rFonts w:ascii="Consolas" w:hAnsi="Consolas" w:cs="Consolas"/>
-                <w:color w:val="C7254E"/>
-                <w:sz w:val="20"/>
-                <w:szCs w:val="20"/>
-                <w:shd w:val="clear" w:color="auto" w:fill="F4F4F4"/>
-              </w:rPr>
-              <w:t xml:space="preserve">TrafficLightState</w:t>
-            </w:r>
-            <w:r>
-              <w:rPr/>
-              <w:t xml:space="preserve"> as its own type, so it can warn you about mistakes. You can still use the number behind a name when you need it: Task 2 uses it to look up the text to show on the LCD.</w:t>
-            </w:r>
-          </w:p>
-        </w:tc>
-      </w:tr>
-    </w:tbl>
-    <w:p>
-      <w:pPr>
-        <w:spacing w:after="0"/>
-        <w:rPr>
-          <w:sz w:val="8"/>
-        </w:rPr>
-      </w:pPr>
-    </w:p>
-    <w:p>
-      <w:pPr>
-        <w:pStyle w:val="Heading1"/>
-        <w:keepNext/>
-        <w:spacing w:before="360" w:after="120"/>
-      </w:pPr>
-      <w:r>
-        <w:rPr>
-          <w:b/>
-          <w:bCs/>
-        </w:rPr>
-        <w:t xml:space="preserve">3  Task 1: A traffic light on the LCD</w:t>
-      </w:r>
-    </w:p>
-    <w:p>
-      <w:pPr>
-        <w:spacing w:after="120" w:line="264" w:lineRule="auto"/>
-      </w:pPr>
-      <w:r>
-        <w:rPr>
-          <w:b/>
-          <w:bCs/>
-        </w:rPr>
-        <w:t xml:space="preserve">Objective:</w:t>
-      </w:r>
-      <w:r>
-        <w:rPr/>
-        <w:t xml:space="preserve"> run a three-state traffic light, see how the enum, the state variable and the switch-case work together, and change the state machine yourself. Only the LCD is needed: the state is shown as text.</w:t>
-      </w:r>
-    </w:p>
-    <w:tbl>
-      <w:tblPr>
-        <w:tblW w:w="9706" w:type="dxa"/>
-        <w:tblLayout w:type="fixed"/>
-        <w:tblLook w:val="04A0" w:firstRow="1" w:lastRow="0" w:firstColumn="1" w:lastColumn="0" w:noHBand="0" w:noVBand="1"/>
-      </w:tblPr>
-      <w:tblGrid>
-        <w:gridCol w:w="9706"/>
-      </w:tblGrid>
-      <w:tr>
-        <w:trPr>
-          <w:cantSplit/>
-        </w:trPr>
-        <w:tc>
-          <w:tcPr>
-            <w:tcW w:w="9706" w:type="dxa"/>
             <w:tcMar>
               <w:top w:w="60" w:type="dxa"/>
               <w:left w:w="100" w:type="dxa"/>
@@ -3701,7 +1020,7 @@
               </w:rPr>
               <w:drawing>
                 <wp:inline distT="0" distB="0" distL="0" distR="0">
-                  <wp:extent cx="4930400" cy="2868596"/>
+                  <wp:extent cx="4622250" cy="2689309"/>
                   <wp:effectExtent l="0" t="0" r="0" b="0"/>
                   <wp:docPr id="502" name="Figure 2"/>
                   <wp:cNvGraphicFramePr>
@@ -3723,7 +1042,7 @@
                         <pic:spPr>
                           <a:xfrm>
                             <a:off x="0" y="0"/>
-                            <a:ext cx="4930400" cy="2868596"/>
+                            <a:ext cx="4622250" cy="2689309"/>
                           </a:xfrm>
                           <a:prstGeom prst="rect">
                             <a:avLst/>
@@ -3757,7 +1076,7 @@
                 <w:sz w:val="18"/>
                 <w:szCs w:val="18"/>
               </w:rPr>
-              <w:t xml:space="preserve">Task 1 state diagram. The double circle is the starting state.</w:t>
+              <w:t xml:space="preserve">Task 1 state diagram</w:t>
             </w:r>
           </w:p>
         </w:tc>
@@ -3787,125 +1106,6 @@
         <w:tc>
           <w:tcPr>
             <w:tcW w:w="9706" w:type="dxa"/>
-            <w:tcMar>
-              <w:top w:w="60" w:type="dxa"/>
-              <w:left w:w="100" w:type="dxa"/>
-              <w:bottom w:w="60" w:type="dxa"/>
-              <w:right w:w="100" w:type="dxa"/>
-            </w:tcMar>
-            <w:vAlign w:val="bottom"/>
-          </w:tcPr>
-          <w:p>
-            <w:pPr>
-              <w:spacing w:after="40" w:line="264" w:lineRule="auto"/>
-              <w:jc w:val="center"/>
-            </w:pPr>
-            <w:r>
-              <w:rPr>
-                <w:noProof/>
-              </w:rPr>
-              <w:drawing>
-                <wp:inline distT="0" distB="0" distL="0" distR="0">
-                  <wp:extent cx="5238550" cy="2619275"/>
-                  <wp:effectExtent l="0" t="0" r="0" b="0"/>
-                  <wp:docPr id="503" name="Figure 3"/>
-                  <wp:cNvGraphicFramePr>
-                    <a:graphicFrameLocks xmlns:a="http://schemas.openxmlformats.org/drawingml/2006/main" noChangeAspect="1"/>
-                  </wp:cNvGraphicFramePr>
-                  <a:graphic xmlns:a="http://schemas.openxmlformats.org/drawingml/2006/main">
-                    <a:graphicData uri="http://schemas.openxmlformats.org/drawingml/2006/picture">
-                      <pic:pic xmlns:pic="http://schemas.openxmlformats.org/drawingml/2006/picture">
-                        <pic:nvPicPr>
-                          <pic:cNvPr id="503" name="fig03_loop_switch.png"/>
-                          <pic:cNvPicPr/>
-                        </pic:nvPicPr>
-                        <pic:blipFill>
-                          <a:blip r:embed="rIdImg3"/>
-                          <a:stretch>
-                            <a:fillRect/>
-                          </a:stretch>
-                        </pic:blipFill>
-                        <pic:spPr>
-                          <a:xfrm>
-                            <a:off x="0" y="0"/>
-                            <a:ext cx="5238550" cy="2619275"/>
-                          </a:xfrm>
-                          <a:prstGeom prst="rect">
-                            <a:avLst/>
-                          </a:prstGeom>
-                        </pic:spPr>
-                      </pic:pic>
-                    </a:graphicData>
-                  </a:graphic>
-                </wp:inline>
-              </w:drawing>
-            </w:r>
-          </w:p>
-          <w:p>
-            <w:pPr>
-              <w:spacing w:line="264" w:lineRule="auto"/>
-              <w:jc w:val="center"/>
-            </w:pPr>
-            <w:r>
-              <w:rPr>
-                <w:b/>
-                <w:bCs/>
-                <w:color w:val="595959"/>
-                <w:sz w:val="18"/>
-                <w:szCs w:val="18"/>
-              </w:rPr>
-              <w:t xml:space="preserve">Figure 3: </w:t>
-            </w:r>
-            <w:r>
-              <w:rPr>
-                <w:color w:val="595959"/>
-                <w:sz w:val="18"/>
-                <w:szCs w:val="18"/>
-              </w:rPr>
-              <w:t xml:space="preserve">Each pass of loop() runs one case, which changes currentState so the next pass runs the next case.</w:t>
-            </w:r>
-          </w:p>
-        </w:tc>
-      </w:tr>
-    </w:tbl>
-    <w:p>
-      <w:pPr>
-        <w:spacing w:after="84"/>
-        <w:rPr>
-          <w:sz w:val="8"/>
-        </w:rPr>
-      </w:pPr>
-    </w:p>
-    <w:p>
-      <w:pPr>
-        <w:pStyle w:val="Heading2"/>
-        <w:keepNext/>
-        <w:spacing w:before="240" w:after="80"/>
-      </w:pPr>
-      <w:r>
-        <w:rPr>
-          <w:b/>
-          <w:bCs/>
-        </w:rPr>
-        <w:t xml:space="preserve">What happens</w:t>
-      </w:r>
-    </w:p>
-    <w:tbl>
-      <w:tblPr>
-        <w:tblW w:w="9706" w:type="dxa"/>
-        <w:tblLayout w:type="fixed"/>
-        <w:tblLook w:val="04A0" w:firstRow="1" w:lastRow="0" w:firstColumn="1" w:lastColumn="0" w:noHBand="0" w:noVBand="1"/>
-      </w:tblPr>
-      <w:tblGrid>
-        <w:gridCol w:w="9706"/>
-      </w:tblGrid>
-      <w:tr>
-        <w:trPr>
-          <w:cantSplit/>
-        </w:trPr>
-        <w:tc>
-          <w:tcPr>
-            <w:tcW w:w="9706" w:type="dxa"/>
             <w:tcBorders>
               <w:top w:val="nil"/>
               <w:left w:val="single" w:sz="24" w:space="0" w:color="2E7D32"/>
@@ -3954,7 +1154,7 @@
             </w:r>
             <w:r>
               <w:rPr/>
-              <w:t xml:space="preserve"> (with </w:t>
+              <w:t xml:space="preserve">. Use the folder for your display: </w:t>
             </w:r>
             <w:r>
               <w:rPr>
@@ -3964,11 +1164,25 @@
                 <w:szCs w:val="20"/>
                 <w:shd w:val="clear" w:color="auto" w:fill="F4F4F4"/>
               </w:rPr>
-              <w:t xml:space="preserve">RGB_SHIELD</w:t>
+              <w:t xml:space="preserve">I2C_Backpack_LCD</w:t>
             </w:r>
             <w:r>
               <w:rPr/>
-              <w:t xml:space="preserve"> set for your display) and open the Serial Monitor at 9600 baud.</w:t>
+              <w:t xml:space="preserve"> (separate screen with four wires) or </w:t>
+            </w:r>
+            <w:r>
+              <w:rPr>
+                <w:rFonts w:ascii="Consolas" w:hAnsi="Consolas" w:cs="Consolas"/>
+                <w:color w:val="C7254E"/>
+                <w:sz w:val="20"/>
+                <w:szCs w:val="20"/>
+                <w:shd w:val="clear" w:color="auto" w:fill="F4F4F4"/>
+              </w:rPr>
+              <w:t xml:space="preserve">Adafruit_RGB_LCD_Shield</w:t>
+            </w:r>
+            <w:r>
+              <w:rPr/>
+              <w:t xml:space="preserve"> (plugs on, five buttons).</w:t>
             </w:r>
           </w:p>
         </w:tc>
@@ -3987,8 +1201,15 @@
         <w:spacing w:after="120" w:line="264" w:lineRule="auto"/>
       </w:pPr>
       <w:r>
+        <w:rPr>
+          <w:b/>
+          <w:bCs/>
+        </w:rPr>
+        <w:t xml:space="preserve">Expected result:</w:t>
+      </w:r>
+      <w:r>
         <w:rPr/>
-        <w:t xml:space="preserve">The sketch starts in RED. Each time </w:t>
+        <w:t xml:space="preserve"> the LCD shows </w:t>
       </w:r>
       <w:r>
         <w:rPr>
@@ -3998,11 +1219,11 @@
           <w:szCs w:val="20"/>
           <w:shd w:val="clear" w:color="auto" w:fill="F4F4F4"/>
         </w:rPr>
-        <w:t xml:space="preserve">loop()</w:t>
+        <w:t xml:space="preserve">State: RED</w:t>
       </w:r>
       <w:r>
         <w:rPr/>
-        <w:t xml:space="preserve"> runs, the switch-case picks the case for the current state (Figure 3). That case writes the state name on the LCD, waits with </w:t>
+        <w:t xml:space="preserve"> for 5 s, </w:t>
       </w:r>
       <w:r>
         <w:rPr>
@@ -4012,11 +1233,11 @@
           <w:szCs w:val="20"/>
           <w:shd w:val="clear" w:color="auto" w:fill="F4F4F4"/>
         </w:rPr>
-        <w:t xml:space="preserve">delay()</w:t>
+        <w:t xml:space="preserve">State: GREEN</w:t>
       </w:r>
       <w:r>
         <w:rPr/>
-        <w:t xml:space="preserve">, and then changes </w:t>
+        <w:t xml:space="preserve"> for 5 s, </w:t>
       </w:r>
       <w:r>
         <w:rPr>
@@ -4026,78 +1247,6 @@
           <w:szCs w:val="20"/>
           <w:shd w:val="clear" w:color="auto" w:fill="F4F4F4"/>
         </w:rPr>
-        <w:t xml:space="preserve">currentState</w:t>
-      </w:r>
-      <w:r>
-        <w:rPr/>
-        <w:t xml:space="preserve"> to the next state. When </w:t>
-      </w:r>
-      <w:r>
-        <w:rPr>
-          <w:rFonts w:ascii="Consolas" w:hAnsi="Consolas" w:cs="Consolas"/>
-          <w:color w:val="C7254E"/>
-          <w:sz w:val="20"/>
-          <w:szCs w:val="20"/>
-          <w:shd w:val="clear" w:color="auto" w:fill="F4F4F4"/>
-        </w:rPr>
-        <w:t xml:space="preserve">loop()</w:t>
-      </w:r>
-      <w:r>
-        <w:rPr/>
-        <w:t xml:space="preserve"> runs again, a different case runs.</w:t>
-      </w:r>
-    </w:p>
-    <w:p>
-      <w:pPr>
-        <w:spacing w:after="120" w:line="264" w:lineRule="auto"/>
-      </w:pPr>
-      <w:r>
-        <w:rPr>
-          <w:b/>
-          <w:bCs/>
-        </w:rPr>
-        <w:t xml:space="preserve">Expected result:</w:t>
-      </w:r>
-      <w:r>
-        <w:rPr/>
-        <w:t xml:space="preserve"> the LCD shows </w:t>
-      </w:r>
-      <w:r>
-        <w:rPr>
-          <w:rFonts w:ascii="Consolas" w:hAnsi="Consolas" w:cs="Consolas"/>
-          <w:color w:val="C7254E"/>
-          <w:sz w:val="20"/>
-          <w:szCs w:val="20"/>
-          <w:shd w:val="clear" w:color="auto" w:fill="F4F4F4"/>
-        </w:rPr>
-        <w:t xml:space="preserve">State: RED</w:t>
-      </w:r>
-      <w:r>
-        <w:rPr/>
-        <w:t xml:space="preserve"> for 5 s, </w:t>
-      </w:r>
-      <w:r>
-        <w:rPr>
-          <w:rFonts w:ascii="Consolas" w:hAnsi="Consolas" w:cs="Consolas"/>
-          <w:color w:val="C7254E"/>
-          <w:sz w:val="20"/>
-          <w:szCs w:val="20"/>
-          <w:shd w:val="clear" w:color="auto" w:fill="F4F4F4"/>
-        </w:rPr>
-        <w:t xml:space="preserve">State: GREEN</w:t>
-      </w:r>
-      <w:r>
-        <w:rPr/>
-        <w:t xml:space="preserve"> for 5 s, </w:t>
-      </w:r>
-      <w:r>
-        <w:rPr>
-          <w:rFonts w:ascii="Consolas" w:hAnsi="Consolas" w:cs="Consolas"/>
-          <w:color w:val="C7254E"/>
-          <w:sz w:val="20"/>
-          <w:szCs w:val="20"/>
-          <w:shd w:val="clear" w:color="auto" w:fill="F4F4F4"/>
-        </w:rPr>
         <w:t xml:space="preserve">State: YELLOW</w:t>
       </w:r>
       <w:r>
@@ -4173,7 +1322,7 @@
       </w:pPr>
       <w:r>
         <w:rPr/>
-        <w:t xml:space="preserve">A state diagram (Figure 2) can also be written as a table. Fill it in from the code.</w:t>
+        <w:t xml:space="preserve">Fill in the table from the code.</w:t>
       </w:r>
     </w:p>
     <w:tbl>
@@ -4769,7 +1918,7 @@
       </w:pPr>
       <w:r>
         <w:rPr/>
-        <w:t xml:space="preserve">In the UK, the light shows red and amber together before going green. Add a fourth state, </w:t>
+        <w:t xml:space="preserve">Add a fourth state, </w:t>
       </w:r>
       <w:r>
         <w:rPr>
@@ -4797,7 +1946,7 @@
       </w:r>
       <w:r>
         <w:rPr/>
-        <w:t xml:space="preserve"> for 2 s, so the cycle becomes RED → RED_AMBER → GREEN → YELLOW → RED. You need to change three places in the code. Which three? </w:t>
+        <w:t xml:space="preserve"> for 2 s, so the cycle becomes RED → RED_AMBER → GREEN → YELLOW → RED. Which three places in the code did you change? </w:t>
       </w:r>
       <w:r>
         <w:rPr>
@@ -4902,7 +2051,7 @@
           <w:b/>
           <w:bCs/>
         </w:rPr>
-        <w:t xml:space="preserve">4  Task 2: Traffic light with real LEDs</w:t>
+        <w:t xml:space="preserve">2  Task 2: Traffic light with real LEDs</w:t>
       </w:r>
     </w:p>
     <w:p>
@@ -4918,18 +2067,7 @@
       </w:r>
       <w:r>
         <w:rPr/>
-        <w:t xml:space="preserve"> drive a red, a yellow and a green LED from the state machine. Every state sets </w:t>
-      </w:r>
-      <w:r>
-        <w:rPr>
-          <w:b/>
-          <w:bCs/>
-        </w:rPr>
-        <w:t xml:space="preserve">all three</w:t>
-      </w:r>
-      <w:r>
-        <w:rPr/>
-        <w:t xml:space="preserve"> LEDs, so exactly one is on at any time, and the LCD shows the state and what it means for a driver.</w:t>
+        <w:t xml:space="preserve"> drive a red, a yellow and a green LED from the state machine, with exactly one LED on at a time.</w:t>
       </w:r>
     </w:p>
     <w:p>
@@ -4944,15 +2082,6 @@
           <w:bCs/>
         </w:rPr>
         <w:t xml:space="preserve">Wiring</w:t>
-      </w:r>
-    </w:p>
-    <w:p>
-      <w:pPr>
-        <w:spacing w:after="120" w:line="264" w:lineRule="auto"/>
-      </w:pPr>
-      <w:r>
-        <w:rPr/>
-        <w:t xml:space="preserve">Keep the LCD wiring from Section 1. Each LED needs a 220 Ω resistor in series, or too much current flows and the LED or the pin can be damaged.</w:t>
       </w:r>
     </w:p>
     <w:p>
@@ -4968,7 +2097,7 @@
           <w:sz w:val="18"/>
           <w:szCs w:val="18"/>
         </w:rPr>
-        <w:t xml:space="preserve">LED connections (plus the LCD wiring from Section 1)</w:t>
+        <w:t xml:space="preserve">LED connections (keep the LCD wiring from Task 1)</w:t>
       </w:r>
     </w:p>
     <w:tbl>
@@ -5570,7 +2699,7 @@
                 <w:sz w:val="19"/>
                 <w:szCs w:val="19"/>
               </w:rPr>
-              <w:t xml:space="preserve">Common ground for all three LEDs</w:t>
+              <w:t xml:space="preserve">Common ground</w:t>
             </w:r>
           </w:p>
         </w:tc>
@@ -5619,9 +2748,9 @@
               </w:rPr>
               <w:drawing>
                 <wp:inline distT="0" distB="0" distL="0" distR="0">
-                  <wp:extent cx="4930400" cy="5585218"/>
+                  <wp:extent cx="4437360" cy="5026696"/>
                   <wp:effectExtent l="0" t="0" r="0" b="0"/>
-                  <wp:docPr id="504" name="Figure 4"/>
+                  <wp:docPr id="503" name="Figure 3"/>
                   <wp:cNvGraphicFramePr>
                     <a:graphicFrameLocks xmlns:a="http://schemas.openxmlformats.org/drawingml/2006/main" noChangeAspect="1"/>
                   </wp:cNvGraphicFramePr>
@@ -5629,11 +2758,11 @@
                     <a:graphicData uri="http://schemas.openxmlformats.org/drawingml/2006/picture">
                       <pic:pic xmlns:pic="http://schemas.openxmlformats.org/drawingml/2006/picture">
                         <pic:nvPicPr>
-                          <pic:cNvPr id="504" name="fig04_task2_wiring.png"/>
+                          <pic:cNvPr id="503" name="fig04_task2_wiring.png"/>
                           <pic:cNvPicPr/>
                         </pic:nvPicPr>
                         <pic:blipFill>
-                          <a:blip r:embed="rIdImg4"/>
+                          <a:blip r:embed="rIdImg3"/>
                           <a:stretch>
                             <a:fillRect/>
                           </a:stretch>
@@ -5641,7 +2770,7 @@
                         <pic:spPr>
                           <a:xfrm>
                             <a:off x="0" y="0"/>
-                            <a:ext cx="4930400" cy="5585218"/>
+                            <a:ext cx="4437360" cy="5026696"/>
                           </a:xfrm>
                           <a:prstGeom prst="rect">
                             <a:avLst/>
@@ -5667,7 +2796,7 @@
                 <w:sz w:val="18"/>
                 <w:szCs w:val="18"/>
               </w:rPr>
-              <w:t xml:space="preserve">Figure 4: </w:t>
+              <w:t xml:space="preserve">Figure 3: </w:t>
             </w:r>
             <w:r>
               <w:rPr>
@@ -5675,7 +2804,7 @@
                 <w:sz w:val="18"/>
                 <w:szCs w:val="18"/>
               </w:rPr>
-              <w:t xml:space="preserve">Task 2 wiring: three LEDs, each with a 220 Ω resistor, plus the LCD</w:t>
+              <w:t xml:space="preserve">Task 2 wiring</w:t>
             </w:r>
           </w:p>
         </w:tc>
@@ -5705,121 +2834,82 @@
         <w:tc>
           <w:tcPr>
             <w:tcW w:w="9706" w:type="dxa"/>
-            <w:tcBorders>
-              <w:top w:val="nil"/>
-              <w:left w:val="single" w:sz="24" w:space="0" w:color="2E74B5"/>
-              <w:bottom w:val="nil"/>
-              <w:right w:val="nil"/>
-            </w:tcBorders>
-            <w:shd w:val="clear" w:color="auto" w:fill="EAF2FB"/>
-            <w:tcMar>
-              <w:top w:w="100" w:type="dxa"/>
-              <w:left w:w="180" w:type="dxa"/>
-              <w:bottom w:w="60" w:type="dxa"/>
-              <w:right w:w="160" w:type="dxa"/>
-            </w:tcMar>
-          </w:tcPr>
-          <w:p>
-            <w:pPr>
-              <w:keepNext/>
-              <w:spacing w:after="60" w:line="264" w:lineRule="auto"/>
+            <w:tcMar>
+              <w:top w:w="60" w:type="dxa"/>
+              <w:left w:w="100" w:type="dxa"/>
+              <w:bottom w:w="60" w:type="dxa"/>
+              <w:right w:w="100" w:type="dxa"/>
+            </w:tcMar>
+            <w:vAlign w:val="bottom"/>
+          </w:tcPr>
+          <w:p>
+            <w:pPr>
+              <w:spacing w:after="40" w:line="264" w:lineRule="auto"/>
+              <w:jc w:val="center"/>
+            </w:pPr>
+            <w:r>
+              <w:rPr>
+                <w:noProof/>
+              </w:rPr>
+              <w:drawing>
+                <wp:inline distT="0" distB="0" distL="0" distR="0">
+                  <wp:extent cx="4930400" cy="1931073"/>
+                  <wp:effectExtent l="0" t="0" r="0" b="0"/>
+                  <wp:docPr id="504" name="Figure 4"/>
+                  <wp:cNvGraphicFramePr>
+                    <a:graphicFrameLocks xmlns:a="http://schemas.openxmlformats.org/drawingml/2006/main" noChangeAspect="1"/>
+                  </wp:cNvGraphicFramePr>
+                  <a:graphic xmlns:a="http://schemas.openxmlformats.org/drawingml/2006/main">
+                    <a:graphicData uri="http://schemas.openxmlformats.org/drawingml/2006/picture">
+                      <pic:pic xmlns:pic="http://schemas.openxmlformats.org/drawingml/2006/picture">
+                        <pic:nvPicPr>
+                          <pic:cNvPr id="504" name="fig05_task2_timing.png"/>
+                          <pic:cNvPicPr/>
+                        </pic:nvPicPr>
+                        <pic:blipFill>
+                          <a:blip r:embed="rIdImg4"/>
+                          <a:stretch>
+                            <a:fillRect/>
+                          </a:stretch>
+                        </pic:blipFill>
+                        <pic:spPr>
+                          <a:xfrm>
+                            <a:off x="0" y="0"/>
+                            <a:ext cx="4930400" cy="1931073"/>
+                          </a:xfrm>
+                          <a:prstGeom prst="rect">
+                            <a:avLst/>
+                          </a:prstGeom>
+                        </pic:spPr>
+                      </pic:pic>
+                    </a:graphicData>
+                  </a:graphic>
+                </wp:inline>
+              </w:drawing>
+            </w:r>
+          </w:p>
+          <w:p>
+            <w:pPr>
+              <w:spacing w:line="264" w:lineRule="auto"/>
+              <w:jc w:val="center"/>
             </w:pPr>
             <w:r>
               <w:rPr>
                 <w:b/>
                 <w:bCs/>
-                <w:color w:val="2E74B5"/>
-              </w:rPr>
-              <w:t xml:space="preserve">Which way round does an LED go?</w:t>
-            </w:r>
-          </w:p>
-          <w:p>
-            <w:pPr>
-              <w:spacing w:after="60" w:line="264" w:lineRule="auto"/>
-            </w:pPr>
-            <w:r>
-              <w:rPr/>
-              <w:t xml:space="preserve">The </w:t>
-            </w:r>
-            <w:r>
-              <w:rPr>
-                <w:b/>
-                <w:bCs/>
-              </w:rPr>
-              <w:t xml:space="preserve">long leg</w:t>
-            </w:r>
-            <w:r>
-              <w:rPr/>
-              <w:t xml:space="preserve"> (anode, +) goes towards the Arduino pin, through the resistor. The </w:t>
-            </w:r>
-            <w:r>
-              <w:rPr>
-                <w:b/>
-                <w:bCs/>
-              </w:rPr>
-              <w:t xml:space="preserve">short leg</w:t>
-            </w:r>
-            <w:r>
-              <w:rPr/>
-              <w:t xml:space="preserve"> (cathode, −), on the side with the flat edge, goes to GND. An LED that is in backwards does not light, but it is not damaged.</w:t>
-            </w:r>
-          </w:p>
-          <w:p>
-            <w:pPr>
-              <w:spacing w:after="60" w:line="264" w:lineRule="auto"/>
-            </w:pPr>
-            <w:r>
-              <w:rPr>
-                <w:b/>
-                <w:bCs/>
-              </w:rPr>
-              <w:t xml:space="preserve">LEDs on your shield?</w:t>
-            </w:r>
-            <w:r>
-              <w:rPr/>
-              <w:t xml:space="preserve"> If your breakout shield has its own LEDs, you can use them instead: change </w:t>
-            </w:r>
-            <w:r>
-              <w:rPr>
-                <w:rFonts w:ascii="Consolas" w:hAnsi="Consolas" w:cs="Consolas"/>
-                <w:color w:val="C7254E"/>
-                <w:sz w:val="20"/>
-                <w:szCs w:val="20"/>
-                <w:shd w:val="clear" w:color="auto" w:fill="F4F4F4"/>
-              </w:rPr>
-              <w:t xml:space="preserve">RED_PIN</w:t>
-            </w:r>
-            <w:r>
-              <w:rPr/>
-              <w:t xml:space="preserve">, </w:t>
-            </w:r>
-            <w:r>
-              <w:rPr>
-                <w:rFonts w:ascii="Consolas" w:hAnsi="Consolas" w:cs="Consolas"/>
-                <w:color w:val="C7254E"/>
-                <w:sz w:val="20"/>
-                <w:szCs w:val="20"/>
-                <w:shd w:val="clear" w:color="auto" w:fill="F4F4F4"/>
-              </w:rPr>
-              <w:t xml:space="preserve">YELLOW_PIN</w:t>
-            </w:r>
-            <w:r>
-              <w:rPr/>
-              <w:t xml:space="preserve"> and </w:t>
-            </w:r>
-            <w:r>
-              <w:rPr>
-                <w:rFonts w:ascii="Consolas" w:hAnsi="Consolas" w:cs="Consolas"/>
-                <w:color w:val="C7254E"/>
-                <w:sz w:val="20"/>
-                <w:szCs w:val="20"/>
-                <w:shd w:val="clear" w:color="auto" w:fill="F4F4F4"/>
-              </w:rPr>
-              <w:t xml:space="preserve">GREEN_PIN</w:t>
-            </w:r>
-            <w:r>
-              <w:rPr/>
-              <w:t xml:space="preserve"> at the top of the sketch to match.</w:t>
+                <w:color w:val="595959"/>
+                <w:sz w:val="18"/>
+                <w:szCs w:val="18"/>
+              </w:rPr>
+              <w:t xml:space="preserve">Figure 4: </w:t>
+            </w:r>
+            <w:r>
+              <w:rPr>
+                <w:color w:val="595959"/>
+                <w:sz w:val="18"/>
+                <w:szCs w:val="18"/>
+              </w:rPr>
+              <w:t xml:space="preserve">Task 2 LED outputs over two cycles</w:t>
             </w:r>
           </w:p>
         </w:tc>
@@ -5827,25 +2917,11 @@
     </w:tbl>
     <w:p>
       <w:pPr>
-        <w:spacing w:after="0"/>
+        <w:spacing w:after="84"/>
         <w:rPr>
           <w:sz w:val="8"/>
         </w:rPr>
       </w:pPr>
-    </w:p>
-    <w:p>
-      <w:pPr>
-        <w:pStyle w:val="Heading2"/>
-        <w:keepNext/>
-        <w:spacing w:before="240" w:after="80"/>
-      </w:pPr>
-      <w:r>
-        <w:rPr>
-          <w:b/>
-          <w:bCs/>
-        </w:rPr>
-        <w:t xml:space="preserve">What happens</w:t>
-      </w:r>
     </w:p>
     <w:tbl>
       <w:tblPr>
@@ -5911,7 +2987,7 @@
             </w:r>
             <w:r>
               <w:rPr/>
-              <w:t xml:space="preserve"> (with </w:t>
+              <w:t xml:space="preserve">. Use the folder for your display: </w:t>
             </w:r>
             <w:r>
               <w:rPr>
@@ -5921,11 +2997,25 @@
                 <w:szCs w:val="20"/>
                 <w:shd w:val="clear" w:color="auto" w:fill="F4F4F4"/>
               </w:rPr>
-              <w:t xml:space="preserve">RGB_SHIELD</w:t>
+              <w:t xml:space="preserve">I2C_Backpack_LCD</w:t>
             </w:r>
             <w:r>
               <w:rPr/>
-              <w:t xml:space="preserve"> set for your display).</w:t>
+              <w:t xml:space="preserve"> (separate screen with four wires) or </w:t>
+            </w:r>
+            <w:r>
+              <w:rPr>
+                <w:rFonts w:ascii="Consolas" w:hAnsi="Consolas" w:cs="Consolas"/>
+                <w:color w:val="C7254E"/>
+                <w:sz w:val="20"/>
+                <w:szCs w:val="20"/>
+                <w:shd w:val="clear" w:color="auto" w:fill="F4F4F4"/>
+              </w:rPr>
+              <w:t xml:space="preserve">Adafruit_RGB_LCD_Shield</w:t>
+            </w:r>
+            <w:r>
+              <w:rPr/>
+              <w:t xml:space="preserve"> (plugs on, five buttons).</w:t>
             </w:r>
           </w:p>
         </w:tc>
@@ -5944,8 +3034,15 @@
         <w:spacing w:after="120" w:line="264" w:lineRule="auto"/>
       </w:pPr>
       <w:r>
+        <w:rPr>
+          <w:b/>
+          <w:bCs/>
+        </w:rPr>
+        <w:t xml:space="preserve">Expected result:</w:t>
+      </w:r>
+      <w:r>
         <w:rPr/>
-        <w:t xml:space="preserve">The state machine is the same as Task 1. Each case now starts with </w:t>
+        <w:t xml:space="preserve"> one LED at a time, in step with the LCD (</w:t>
       </w:r>
       <w:r>
         <w:rPr>
@@ -5955,11 +3052,11 @@
           <w:szCs w:val="20"/>
           <w:shd w:val="clear" w:color="auto" w:fill="F4F4F4"/>
         </w:rPr>
-        <w:t xml:space="preserve">setLights(…)</w:t>
+        <w:t xml:space="preserve">State: RED</w:t>
       </w:r>
       <w:r>
         <w:rPr/>
-        <w:t xml:space="preserve">, which sets all three LEDs in one call, for example </w:t>
+        <w:t xml:space="preserve"> / </w:t>
       </w:r>
       <w:r>
         <w:rPr>
@@ -5969,173 +3066,12 @@
           <w:szCs w:val="20"/>
           <w:shd w:val="clear" w:color="auto" w:fill="F4F4F4"/>
         </w:rPr>
-        <w:t xml:space="preserve">setLights(HIGH, LOW, LOW)</w:t>
+        <w:t xml:space="preserve">STOP</w:t>
       </w:r>
       <w:r>
         <w:rPr/>
-        <w:t xml:space="preserve"> for RED. The text on the LCD comes from two arrays that are in the same order as the enum, so </w:t>
-      </w:r>
-      <w:r>
-        <w:rPr>
-          <w:rFonts w:ascii="Consolas" w:hAnsi="Consolas" w:cs="Consolas"/>
-          <w:color w:val="C7254E"/>
-          <w:sz w:val="20"/>
-          <w:szCs w:val="20"/>
-          <w:shd w:val="clear" w:color="auto" w:fill="F4F4F4"/>
-        </w:rPr>
-        <w:t xml:space="preserve">stateNames[currentState]</w:t>
-      </w:r>
-      <w:r>
-        <w:rPr/>
-        <w:t xml:space="preserve"> gives </w:t>
-      </w:r>
-      <w:r>
-        <w:rPr>
-          <w:rFonts w:ascii="Consolas" w:hAnsi="Consolas" w:cs="Consolas"/>
-          <w:color w:val="C7254E"/>
-          <w:sz w:val="20"/>
-          <w:szCs w:val="20"/>
-          <w:shd w:val="clear" w:color="auto" w:fill="F4F4F4"/>
-        </w:rPr>
-        <w:t xml:space="preserve">"RED"</w:t>
-      </w:r>
-      <w:r>
-        <w:rPr/>
-        <w:t xml:space="preserve">, </w:t>
-      </w:r>
-      <w:r>
-        <w:rPr>
-          <w:rFonts w:ascii="Consolas" w:hAnsi="Consolas" w:cs="Consolas"/>
-          <w:color w:val="C7254E"/>
-          <w:sz w:val="20"/>
-          <w:szCs w:val="20"/>
-          <w:shd w:val="clear" w:color="auto" w:fill="F4F4F4"/>
-        </w:rPr>
-        <w:t xml:space="preserve">"GREEN"</w:t>
-      </w:r>
-      <w:r>
-        <w:rPr/>
-        <w:t xml:space="preserve"> or </w:t>
-      </w:r>
-      <w:r>
-        <w:rPr>
-          <w:rFonts w:ascii="Consolas" w:hAnsi="Consolas" w:cs="Consolas"/>
-          <w:color w:val="C7254E"/>
-          <w:sz w:val="20"/>
-          <w:szCs w:val="20"/>
-          <w:shd w:val="clear" w:color="auto" w:fill="F4F4F4"/>
-        </w:rPr>
-        <w:t xml:space="preserve">"YELLOW"</w:t>
-      </w:r>
-      <w:r>
-        <w:rPr/>
-        <w:t xml:space="preserve">.</w:t>
-      </w:r>
-    </w:p>
-    <w:tbl>
-      <w:tblPr>
-        <w:tblW w:w="9706" w:type="dxa"/>
-        <w:tblLayout w:type="fixed"/>
-        <w:tblLook w:val="04A0" w:firstRow="1" w:lastRow="0" w:firstColumn="1" w:lastColumn="0" w:noHBand="0" w:noVBand="1"/>
-      </w:tblPr>
-      <w:tblGrid>
-        <w:gridCol w:w="9706"/>
-      </w:tblGrid>
-      <w:tr>
-        <w:trPr>
-          <w:cantSplit/>
-        </w:trPr>
-        <w:tc>
-          <w:tcPr>
-            <w:tcW w:w="9706" w:type="dxa"/>
-            <w:tcMar>
-              <w:top w:w="60" w:type="dxa"/>
-              <w:left w:w="100" w:type="dxa"/>
-              <w:bottom w:w="60" w:type="dxa"/>
-              <w:right w:w="100" w:type="dxa"/>
-            </w:tcMar>
-            <w:vAlign w:val="bottom"/>
-          </w:tcPr>
-          <w:p>
-            <w:pPr>
-              <w:spacing w:after="40" w:line="264" w:lineRule="auto"/>
-              <w:jc w:val="center"/>
-            </w:pPr>
-            <w:r>
-              <w:rPr>
-                <w:noProof/>
-              </w:rPr>
-              <w:drawing>
-                <wp:inline distT="0" distB="0" distL="0" distR="0">
-                  <wp:extent cx="5238550" cy="2051765"/>
-                  <wp:effectExtent l="0" t="0" r="0" b="0"/>
-                  <wp:docPr id="505" name="Figure 5"/>
-                  <wp:cNvGraphicFramePr>
-                    <a:graphicFrameLocks xmlns:a="http://schemas.openxmlformats.org/drawingml/2006/main" noChangeAspect="1"/>
-                  </wp:cNvGraphicFramePr>
-                  <a:graphic xmlns:a="http://schemas.openxmlformats.org/drawingml/2006/main">
-                    <a:graphicData uri="http://schemas.openxmlformats.org/drawingml/2006/picture">
-                      <pic:pic xmlns:pic="http://schemas.openxmlformats.org/drawingml/2006/picture">
-                        <pic:nvPicPr>
-                          <pic:cNvPr id="505" name="fig05_task2_timing.png"/>
-                          <pic:cNvPicPr/>
-                        </pic:nvPicPr>
-                        <pic:blipFill>
-                          <a:blip r:embed="rIdImg5"/>
-                          <a:stretch>
-                            <a:fillRect/>
-                          </a:stretch>
-                        </pic:blipFill>
-                        <pic:spPr>
-                          <a:xfrm>
-                            <a:off x="0" y="0"/>
-                            <a:ext cx="5238550" cy="2051765"/>
-                          </a:xfrm>
-                          <a:prstGeom prst="rect">
-                            <a:avLst/>
-                          </a:prstGeom>
-                        </pic:spPr>
-                      </pic:pic>
-                    </a:graphicData>
-                  </a:graphic>
-                </wp:inline>
-              </w:drawing>
-            </w:r>
-          </w:p>
-          <w:p>
-            <w:pPr>
-              <w:spacing w:line="264" w:lineRule="auto"/>
-              <w:jc w:val="center"/>
-            </w:pPr>
-            <w:r>
-              <w:rPr>
-                <w:b/>
-                <w:bCs/>
-                <w:color w:val="595959"/>
-                <w:sz w:val="18"/>
-                <w:szCs w:val="18"/>
-              </w:rPr>
-              <w:t xml:space="preserve">Figure 5: </w:t>
-            </w:r>
-            <w:r>
-              <w:rPr>
-                <w:color w:val="595959"/>
-                <w:sz w:val="18"/>
-                <w:szCs w:val="18"/>
-              </w:rPr>
-              <w:t xml:space="preserve">The three LED outputs over two cycles: in every state exactly one is HIGH</w:t>
-            </w:r>
-          </w:p>
-        </w:tc>
-      </w:tr>
-    </w:tbl>
-    <w:p>
-      <w:pPr>
-        <w:spacing w:after="84"/>
-        <w:rPr>
-          <w:sz w:val="8"/>
-        </w:rPr>
-      </w:pPr>
+        <w:t xml:space="preserve">, and so on).</w:t>
+      </w:r>
     </w:p>
     <w:p>
       <w:pPr>
@@ -6169,10 +3105,6 @@
       <w:pPr>
         <w:spacing w:after="120" w:line="264" w:lineRule="auto"/>
       </w:pPr>
-      <w:r>
-        <w:rPr/>
-        <w:t xml:space="preserve">Upload the code and check the LEDs and the LCD change together. </w:t>
-      </w:r>
       <w:r>
         <w:rPr>
           <w:b/>
@@ -6320,7 +3252,7 @@
       </w:pPr>
       <w:r>
         <w:rPr/>
-        <w:t xml:space="preserve">In </w:t>
+        <w:t xml:space="preserve">In each case, replace the </w:t>
       </w:r>
       <w:r>
         <w:rPr>
@@ -6330,11 +3262,11 @@
           <w:szCs w:val="20"/>
           <w:shd w:val="clear" w:color="auto" w:fill="F4F4F4"/>
         </w:rPr>
-        <w:t xml:space="preserve">case GREEN:</w:t>
+        <w:t xml:space="preserve">setLights(…)</w:t>
       </w:r>
       <w:r>
         <w:rPr/>
-        <w:t xml:space="preserve">, replace </w:t>
+        <w:t xml:space="preserve"> line with a single </w:t>
       </w:r>
       <w:r>
         <w:rPr>
@@ -6344,25 +3276,11 @@
           <w:szCs w:val="20"/>
           <w:shd w:val="clear" w:color="auto" w:fill="F4F4F4"/>
         </w:rPr>
-        <w:t xml:space="preserve">setLights(LOW, LOW, HIGH);</w:t>
+        <w:t xml:space="preserve">digitalWrite(…, HIGH)</w:t>
       </w:r>
       <w:r>
         <w:rPr/>
-        <w:t xml:space="preserve"> with </w:t>
-      </w:r>
-      <w:r>
-        <w:rPr>
-          <w:rFonts w:ascii="Consolas" w:hAnsi="Consolas" w:cs="Consolas"/>
-          <w:color w:val="C7254E"/>
-          <w:sz w:val="20"/>
-          <w:szCs w:val="20"/>
-          <w:shd w:val="clear" w:color="auto" w:fill="F4F4F4"/>
-        </w:rPr>
-        <w:t xml:space="preserve">digitalWrite(GREEN_PIN, HIGH);</w:t>
-      </w:r>
-      <w:r>
-        <w:rPr/>
-        <w:t xml:space="preserve"> and do the same with the matching pin in the other two cases. Run it for two full cycles. What do the LEDs show, and why? Compare with Figure 5. Then put </w:t>
+        <w:t xml:space="preserve"> for that state’s LED. Run it for two cycles. What do the LEDs show, and why? Compare with Figure 4. Then put </w:t>
       </w:r>
       <w:r>
         <w:rPr>
@@ -6469,7 +3387,7 @@
       </w:pPr>
       <w:r>
         <w:rPr/>
-        <w:t xml:space="preserve">The Serial Monitor prints the number behind each state name. What would the LCD show if you changed the enum to </w:t>
+        <w:t xml:space="preserve">What would the LCD show if you changed the enum to </w:t>
       </w:r>
       <w:r>
         <w:rPr>
@@ -6576,7 +3494,7 @@
       </w:pPr>
       <w:r>
         <w:rPr/>
-        <w:t xml:space="preserve">A red LED drops about 2 V when it is on, and the pin gives 5 V. Use Ohm’s law to work out roughly how much current flows through a 220 Ω resistor. (An Arduino pin should not supply more than about 20 mA.)</w:t>
+        <w:t xml:space="preserve">A red LED drops about 2 V and the pin gives 5 V. Roughly how much current flows through the 220 Ω resistor?</w:t>
       </w:r>
     </w:p>
     <w:tbl>
@@ -6655,7 +3573,7 @@
           <w:b/>
           <w:bCs/>
         </w:rPr>
-        <w:t xml:space="preserve">5  Task 3: A pedestrian crossing</w:t>
+        <w:t xml:space="preserve">3  Task 3: A pedestrian crossing</w:t>
       </w:r>
     </w:p>
     <w:p>
@@ -6671,18 +3589,35 @@
       </w:r>
       <w:r>
         <w:rPr/>
-        <w:t xml:space="preserve"> make the state machine react to an </w:t>
-      </w:r>
-      <w:r>
-        <w:rPr>
-          <w:b/>
-          <w:bCs/>
-        </w:rPr>
-        <w:t xml:space="preserve">input</w:t>
+        <w:t xml:space="preserve"> the cars’ light stays GREEN until the button is pressed, then goes YELLOW → WALK (countdown) → CLEAR → GREEN. The sketch uses </w:t>
+      </w:r>
+      <w:r>
+        <w:rPr>
+          <w:rFonts w:ascii="Consolas" w:hAnsi="Consolas" w:cs="Consolas"/>
+          <w:color w:val="C7254E"/>
+          <w:sz w:val="20"/>
+          <w:szCs w:val="20"/>
+          <w:shd w:val="clear" w:color="auto" w:fill="F4F4F4"/>
+        </w:rPr>
+        <w:t xml:space="preserve">millis()</w:t>
       </w:r>
       <w:r>
         <w:rPr/>
-        <w:t xml:space="preserve">. The cars’ light stays GREEN until a pedestrian presses the button; then it goes YELLOW, then RED while the pedestrians WALK (with a countdown on the LCD), stays RED for a moment to CLEAR the crossing, and goes back to GREEN.</w:t>
+        <w:t xml:space="preserve"> instead of </w:t>
+      </w:r>
+      <w:r>
+        <w:rPr>
+          <w:rFonts w:ascii="Consolas" w:hAnsi="Consolas" w:cs="Consolas"/>
+          <w:color w:val="C7254E"/>
+          <w:sz w:val="20"/>
+          <w:szCs w:val="20"/>
+          <w:shd w:val="clear" w:color="auto" w:fill="F4F4F4"/>
+        </w:rPr>
+        <w:t xml:space="preserve">delay()</w:t>
+      </w:r>
+      <w:r>
+        <w:rPr/>
+        <w:t xml:space="preserve">.</w:t>
       </w:r>
     </w:p>
     <w:p>
@@ -6940,7 +3875,7 @@
                 <w:sz w:val="19"/>
                 <w:szCs w:val="19"/>
               </w:rPr>
-              <w:t xml:space="preserve">Pedestrian button input</w:t>
+              <w:t xml:space="preserve">Pedestrian button</w:t>
             </w:r>
           </w:p>
         </w:tc>
@@ -7041,7 +3976,7 @@
                 <w:sz w:val="19"/>
                 <w:szCs w:val="19"/>
               </w:rPr>
-              <w:t xml:space="preserve">Pressing the button pulls D2 to 0 V</w:t>
+              <w:t xml:space="preserve">Pressing pulls D2 to 0 V</w:t>
             </w:r>
           </w:p>
         </w:tc>
@@ -7090,9 +4025,9 @@
               </w:rPr>
               <w:drawing>
                 <wp:inline distT="0" distB="0" distL="0" distR="0">
-                  <wp:extent cx="4930400" cy="5739293"/>
+                  <wp:extent cx="4437360" cy="5165364"/>
                   <wp:effectExtent l="0" t="0" r="0" b="0"/>
-                  <wp:docPr id="506" name="Figure 6"/>
+                  <wp:docPr id="505" name="Figure 5"/>
                   <wp:cNvGraphicFramePr>
                     <a:graphicFrameLocks xmlns:a="http://schemas.openxmlformats.org/drawingml/2006/main" noChangeAspect="1"/>
                   </wp:cNvGraphicFramePr>
@@ -7100,11 +4035,11 @@
                     <a:graphicData uri="http://schemas.openxmlformats.org/drawingml/2006/picture">
                       <pic:pic xmlns:pic="http://schemas.openxmlformats.org/drawingml/2006/picture">
                         <pic:nvPicPr>
-                          <pic:cNvPr id="506" name="fig06_task3_wiring.png"/>
+                          <pic:cNvPr id="505" name="fig06_task3_wiring.png"/>
                           <pic:cNvPicPr/>
                         </pic:nvPicPr>
                         <pic:blipFill>
-                          <a:blip r:embed="rIdImg6"/>
+                          <a:blip r:embed="rIdImg5"/>
                           <a:stretch>
                             <a:fillRect/>
                           </a:stretch>
@@ -7112,7 +4047,7 @@
                         <pic:spPr>
                           <a:xfrm>
                             <a:off x="0" y="0"/>
-                            <a:ext cx="4930400" cy="5739293"/>
+                            <a:ext cx="4437360" cy="5165364"/>
                           </a:xfrm>
                           <a:prstGeom prst="rect">
                             <a:avLst/>
@@ -7138,7 +4073,7 @@
                 <w:sz w:val="18"/>
                 <w:szCs w:val="18"/>
               </w:rPr>
-              <w:t xml:space="preserve">Figure 6: </w:t>
+              <w:t xml:space="preserve">Figure 5: </w:t>
             </w:r>
             <w:r>
               <w:rPr>
@@ -7146,7 +4081,7 @@
                 <w:sz w:val="18"/>
                 <w:szCs w:val="18"/>
               </w:rPr>
-              <w:t xml:space="preserve">Task 3 wiring: the Task 2 circuit plus a push button between D2 and GND</w:t>
+              <w:t xml:space="preserve">Task 3 wiring</w:t>
             </w:r>
           </w:p>
         </w:tc>
@@ -7159,87 +4094,6 @@
           <w:sz w:val="8"/>
         </w:rPr>
       </w:pPr>
-    </w:p>
-    <w:p>
-      <w:pPr>
-        <w:spacing w:after="120" w:line="264" w:lineRule="auto"/>
-      </w:pPr>
-      <w:r>
-        <w:rPr/>
-        <w:t xml:space="preserve">No resistor is needed for the button: </w:t>
-      </w:r>
-      <w:r>
-        <w:rPr>
-          <w:rFonts w:ascii="Consolas" w:hAnsi="Consolas" w:cs="Consolas"/>
-          <w:color w:val="C7254E"/>
-          <w:sz w:val="20"/>
-          <w:szCs w:val="20"/>
-          <w:shd w:val="clear" w:color="auto" w:fill="F4F4F4"/>
-        </w:rPr>
-        <w:t xml:space="preserve">pinMode(BUTTON_PIN, INPUT_PULLUP)</w:t>
-      </w:r>
-      <w:r>
-        <w:rPr/>
-        <w:t xml:space="preserve"> switches on a resistor inside the chip that holds D2 HIGH. Pressing the button connects D2 to GND, so it reads LOW while pressed.</w:t>
-      </w:r>
-    </w:p>
-    <w:p>
-      <w:pPr>
-        <w:pStyle w:val="Heading2"/>
-        <w:keepNext/>
-        <w:spacing w:before="240" w:after="80"/>
-      </w:pPr>
-      <w:r>
-        <w:rPr>
-          <w:b/>
-          <w:bCs/>
-        </w:rPr>
-        <w:t xml:space="preserve">Why there is no delay() in this sketch</w:t>
-      </w:r>
-    </w:p>
-    <w:p>
-      <w:pPr>
-        <w:spacing w:after="120" w:line="264" w:lineRule="auto"/>
-      </w:pPr>
-      <w:r>
-        <w:rPr/>
-        <w:t xml:space="preserve">During </w:t>
-      </w:r>
-      <w:r>
-        <w:rPr>
-          <w:rFonts w:ascii="Consolas" w:hAnsi="Consolas" w:cs="Consolas"/>
-          <w:color w:val="C7254E"/>
-          <w:sz w:val="20"/>
-          <w:szCs w:val="20"/>
-          <w:shd w:val="clear" w:color="auto" w:fill="F4F4F4"/>
-        </w:rPr>
-        <w:t xml:space="preserve">delay(5000)</w:t>
-      </w:r>
-      <w:r>
-        <w:rPr/>
-        <w:t xml:space="preserve"> the board does nothing else for 5 seconds: it does not read any pins. A quick tap on the button in that time is simply missed. Task 3 never waits. Instead </w:t>
-      </w:r>
-      <w:r>
-        <w:rPr>
-          <w:rFonts w:ascii="Consolas" w:hAnsi="Consolas" w:cs="Consolas"/>
-          <w:color w:val="C7254E"/>
-          <w:sz w:val="20"/>
-          <w:szCs w:val="20"/>
-          <w:shd w:val="clear" w:color="auto" w:fill="F4F4F4"/>
-        </w:rPr>
-        <w:t xml:space="preserve">loop()</w:t>
-      </w:r>
-      <w:r>
-        <w:rPr/>
-        <w:t xml:space="preserve"> runs thousands of times a second, and each time it checks the button and asks </w:t>
-      </w:r>
-      <w:r>
-        <w:rPr>
-          <w:i/>
-          <w:iCs/>
-        </w:rPr>
-        <w:t xml:space="preserve">has this state lasted long enough yet?</w:t>
-      </w:r>
     </w:p>
     <w:tbl>
       <w:tblPr>
@@ -7276,9 +4130,9 @@
               </w:rPr>
               <w:drawing>
                 <wp:inline distT="0" distB="0" distL="0" distR="0">
-                  <wp:extent cx="5238550" cy="2051765"/>
+                  <wp:extent cx="4930400" cy="2876066"/>
                   <wp:effectExtent l="0" t="0" r="0" b="0"/>
-                  <wp:docPr id="507" name="Figure 7"/>
+                  <wp:docPr id="506" name="Figure 6"/>
                   <wp:cNvGraphicFramePr>
                     <a:graphicFrameLocks xmlns:a="http://schemas.openxmlformats.org/drawingml/2006/main" noChangeAspect="1"/>
                   </wp:cNvGraphicFramePr>
@@ -7286,11 +4140,11 @@
                     <a:graphicData uri="http://schemas.openxmlformats.org/drawingml/2006/picture">
                       <pic:pic xmlns:pic="http://schemas.openxmlformats.org/drawingml/2006/picture">
                         <pic:nvPicPr>
-                          <pic:cNvPr id="507" name="fig07_delay_vs_millis.png"/>
+                          <pic:cNvPr id="506" name="fig08_fsm_crossing.png"/>
                           <pic:cNvPicPr/>
                         </pic:nvPicPr>
                         <pic:blipFill>
-                          <a:blip r:embed="rIdImg7"/>
+                          <a:blip r:embed="rIdImg6"/>
                           <a:stretch>
                             <a:fillRect/>
                           </a:stretch>
@@ -7298,7 +4152,7 @@
                         <pic:spPr>
                           <a:xfrm>
                             <a:off x="0" y="0"/>
-                            <a:ext cx="5238550" cy="2051765"/>
+                            <a:ext cx="4930400" cy="2876066"/>
                           </a:xfrm>
                           <a:prstGeom prst="rect">
                             <a:avLst/>
@@ -7324,7 +4178,7 @@
                 <w:sz w:val="18"/>
                 <w:szCs w:val="18"/>
               </w:rPr>
-              <w:t xml:space="preserve">Figure 7: </w:t>
+              <w:t xml:space="preserve">Figure 6: </w:t>
             </w:r>
             <w:r>
               <w:rPr>
@@ -7332,7 +4186,7 @@
                 <w:sz w:val="18"/>
                 <w:szCs w:val="18"/>
               </w:rPr>
-              <w:t xml:space="preserve">With delay() the board is blind while it waits; with millis() it checks everything on every pass</w:t>
+              <w:t xml:space="preserve">Task 3 state diagram</w:t>
             </w:r>
           </w:p>
         </w:tc>
@@ -7345,78 +4199,6 @@
           <w:sz w:val="8"/>
         </w:rPr>
       </w:pPr>
-    </w:p>
-    <w:p>
-      <w:pPr>
-        <w:spacing w:after="120" w:line="264" w:lineRule="auto"/>
-      </w:pPr>
-      <w:r>
-        <w:rPr>
-          <w:rFonts w:ascii="Consolas" w:hAnsi="Consolas" w:cs="Consolas"/>
-          <w:color w:val="C7254E"/>
-          <w:sz w:val="20"/>
-          <w:szCs w:val="20"/>
-          <w:shd w:val="clear" w:color="auto" w:fill="F4F4F4"/>
-        </w:rPr>
-        <w:t xml:space="preserve">millis()</w:t>
-      </w:r>
-      <w:r>
-        <w:rPr/>
-        <w:t xml:space="preserve"> is the number of milliseconds since the board started. The sketch saves it in </w:t>
-      </w:r>
-      <w:r>
-        <w:rPr>
-          <w:rFonts w:ascii="Consolas" w:hAnsi="Consolas" w:cs="Consolas"/>
-          <w:color w:val="C7254E"/>
-          <w:sz w:val="20"/>
-          <w:szCs w:val="20"/>
-          <w:shd w:val="clear" w:color="auto" w:fill="F4F4F4"/>
-        </w:rPr>
-        <w:t xml:space="preserve">stateStart</w:t>
-      </w:r>
-      <w:r>
-        <w:rPr/>
-        <w:t xml:space="preserve"> whenever it enters a state, so </w:t>
-      </w:r>
-      <w:r>
-        <w:rPr>
-          <w:rFonts w:ascii="Consolas" w:hAnsi="Consolas" w:cs="Consolas"/>
-          <w:color w:val="C7254E"/>
-          <w:sz w:val="20"/>
-          <w:szCs w:val="20"/>
-          <w:shd w:val="clear" w:color="auto" w:fill="F4F4F4"/>
-        </w:rPr>
-        <w:t xml:space="preserve">millis() - stateStart</w:t>
-      </w:r>
-      <w:r>
-        <w:rPr/>
-        <w:t xml:space="preserve"> is how long it has been in the current state. All the things that happen </w:t>
-      </w:r>
-      <w:r>
-        <w:rPr>
-          <w:b/>
-          <w:bCs/>
-        </w:rPr>
-        <w:t xml:space="preserve">once</w:t>
-      </w:r>
-      <w:r>
-        <w:rPr/>
-        <w:t xml:space="preserve">, on the way into a state (note the time, set the LEDs, update the LCD), are in one function, </w:t>
-      </w:r>
-      <w:r>
-        <w:rPr>
-          <w:rFonts w:ascii="Consolas" w:hAnsi="Consolas" w:cs="Consolas"/>
-          <w:color w:val="C7254E"/>
-          <w:sz w:val="20"/>
-          <w:szCs w:val="20"/>
-          <w:shd w:val="clear" w:color="auto" w:fill="F4F4F4"/>
-        </w:rPr>
-        <w:t xml:space="preserve">enterState()</w:t>
-      </w:r>
-      <w:r>
-        <w:rPr/>
-        <w:t xml:space="preserve">.</w:t>
-      </w:r>
     </w:p>
     <w:tbl>
       <w:tblPr>
@@ -7434,664 +4216,6 @@
         <w:tc>
           <w:tcPr>
             <w:tcW w:w="9706" w:type="dxa"/>
-            <w:tcMar>
-              <w:top w:w="60" w:type="dxa"/>
-              <w:left w:w="100" w:type="dxa"/>
-              <w:bottom w:w="60" w:type="dxa"/>
-              <w:right w:w="100" w:type="dxa"/>
-            </w:tcMar>
-            <w:vAlign w:val="bottom"/>
-          </w:tcPr>
-          <w:p>
-            <w:pPr>
-              <w:spacing w:after="40" w:line="264" w:lineRule="auto"/>
-              <w:jc w:val="center"/>
-            </w:pPr>
-            <w:r>
-              <w:rPr>
-                <w:noProof/>
-              </w:rPr>
-              <w:drawing>
-                <wp:inline distT="0" distB="0" distL="0" distR="0">
-                  <wp:extent cx="5238550" cy="3055820"/>
-                  <wp:effectExtent l="0" t="0" r="0" b="0"/>
-                  <wp:docPr id="508" name="Figure 8"/>
-                  <wp:cNvGraphicFramePr>
-                    <a:graphicFrameLocks xmlns:a="http://schemas.openxmlformats.org/drawingml/2006/main" noChangeAspect="1"/>
-                  </wp:cNvGraphicFramePr>
-                  <a:graphic xmlns:a="http://schemas.openxmlformats.org/drawingml/2006/main">
-                    <a:graphicData uri="http://schemas.openxmlformats.org/drawingml/2006/picture">
-                      <pic:pic xmlns:pic="http://schemas.openxmlformats.org/drawingml/2006/picture">
-                        <pic:nvPicPr>
-                          <pic:cNvPr id="508" name="fig08_fsm_crossing.png"/>
-                          <pic:cNvPicPr/>
-                        </pic:nvPicPr>
-                        <pic:blipFill>
-                          <a:blip r:embed="rIdImg8"/>
-                          <a:stretch>
-                            <a:fillRect/>
-                          </a:stretch>
-                        </pic:blipFill>
-                        <pic:spPr>
-                          <a:xfrm>
-                            <a:off x="0" y="0"/>
-                            <a:ext cx="5238550" cy="3055820"/>
-                          </a:xfrm>
-                          <a:prstGeom prst="rect">
-                            <a:avLst/>
-                          </a:prstGeom>
-                        </pic:spPr>
-                      </pic:pic>
-                    </a:graphicData>
-                  </a:graphic>
-                </wp:inline>
-              </w:drawing>
-            </w:r>
-          </w:p>
-          <w:p>
-            <w:pPr>
-              <w:spacing w:line="264" w:lineRule="auto"/>
-              <w:jc w:val="center"/>
-            </w:pPr>
-            <w:r>
-              <w:rPr>
-                <w:b/>
-                <w:bCs/>
-                <w:color w:val="595959"/>
-                <w:sz w:val="18"/>
-                <w:szCs w:val="18"/>
-              </w:rPr>
-              <w:t xml:space="preserve">Figure 8: </w:t>
-            </w:r>
-            <w:r>
-              <w:rPr>
-                <w:color w:val="595959"/>
-                <w:sz w:val="18"/>
-                <w:szCs w:val="18"/>
-              </w:rPr>
-              <w:t xml:space="preserve">Task 3 state diagram. GREEN waits for two conditions: a request and the minimum green time.</w:t>
-            </w:r>
-          </w:p>
-        </w:tc>
-      </w:tr>
-    </w:tbl>
-    <w:p>
-      <w:pPr>
-        <w:spacing w:after="84"/>
-        <w:rPr>
-          <w:sz w:val="8"/>
-        </w:rPr>
-      </w:pPr>
-    </w:p>
-    <w:tbl>
-      <w:tblPr>
-        <w:tblW w:w="9706" w:type="dxa"/>
-        <w:tblBorders>
-          <w:top w:val="single" w:sz="4" w:space="0" w:color="BFBFBF"/>
-          <w:left w:val="single" w:sz="4" w:space="0" w:color="BFBFBF"/>
-          <w:bottom w:val="single" w:sz="4" w:space="0" w:color="BFBFBF"/>
-          <w:right w:val="single" w:sz="4" w:space="0" w:color="BFBFBF"/>
-          <w:insideH w:val="single" w:sz="4" w:space="0" w:color="BFBFBF"/>
-          <w:insideV w:val="single" w:sz="4" w:space="0" w:color="BFBFBF"/>
-        </w:tblBorders>
-        <w:tblLayout w:type="fixed"/>
-        <w:tblLook w:val="04A0" w:firstRow="1" w:lastRow="0" w:firstColumn="1" w:lastColumn="0" w:noHBand="0" w:noVBand="1"/>
-      </w:tblPr>
-      <w:tblGrid>
-        <w:gridCol w:w="1500"/>
-        <w:gridCol w:w="1500"/>
-        <w:gridCol w:w="3600"/>
-        <w:gridCol w:w="3106"/>
-      </w:tblGrid>
-      <w:tr>
-        <w:trPr>
-          <w:cantSplit/>
-          <w:tblHeader/>
-        </w:trPr>
-        <w:tc>
-          <w:tcPr>
-            <w:tcW w:w="1500" w:type="dxa"/>
-            <w:shd w:val="clear" w:color="auto" w:fill="2E74B5"/>
-            <w:tcMar>
-              <w:top w:w="60" w:type="dxa"/>
-              <w:left w:w="100" w:type="dxa"/>
-              <w:bottom w:w="60" w:type="dxa"/>
-              <w:right w:w="100" w:type="dxa"/>
-            </w:tcMar>
-          </w:tcPr>
-          <w:p>
-            <w:pPr>
-              <w:spacing w:line="264" w:lineRule="auto"/>
-            </w:pPr>
-            <w:r>
-              <w:rPr>
-                <w:b/>
-                <w:bCs/>
-                <w:color w:val="FFFFFF"/>
-                <w:sz w:val="19"/>
-                <w:szCs w:val="19"/>
-              </w:rPr>
-              <w:t xml:space="preserve">State</w:t>
-            </w:r>
-          </w:p>
-        </w:tc>
-        <w:tc>
-          <w:tcPr>
-            <w:tcW w:w="1500" w:type="dxa"/>
-            <w:shd w:val="clear" w:color="auto" w:fill="2E74B5"/>
-            <w:tcMar>
-              <w:top w:w="60" w:type="dxa"/>
-              <w:left w:w="100" w:type="dxa"/>
-              <w:bottom w:w="60" w:type="dxa"/>
-              <w:right w:w="100" w:type="dxa"/>
-            </w:tcMar>
-          </w:tcPr>
-          <w:p>
-            <w:pPr>
-              <w:spacing w:line="264" w:lineRule="auto"/>
-            </w:pPr>
-            <w:r>
-              <w:rPr>
-                <w:b/>
-                <w:bCs/>
-                <w:color w:val="FFFFFF"/>
-                <w:sz w:val="19"/>
-                <w:szCs w:val="19"/>
-              </w:rPr>
-              <w:t xml:space="preserve">Cars’ LEDs</w:t>
-            </w:r>
-          </w:p>
-        </w:tc>
-        <w:tc>
-          <w:tcPr>
-            <w:tcW w:w="3600" w:type="dxa"/>
-            <w:shd w:val="clear" w:color="auto" w:fill="2E74B5"/>
-            <w:tcMar>
-              <w:top w:w="60" w:type="dxa"/>
-              <w:left w:w="100" w:type="dxa"/>
-              <w:bottom w:w="60" w:type="dxa"/>
-              <w:right w:w="100" w:type="dxa"/>
-            </w:tcMar>
-          </w:tcPr>
-          <w:p>
-            <w:pPr>
-              <w:spacing w:line="264" w:lineRule="auto"/>
-            </w:pPr>
-            <w:r>
-              <w:rPr>
-                <w:b/>
-                <w:bCs/>
-                <w:color w:val="FFFFFF"/>
-                <w:sz w:val="19"/>
-                <w:szCs w:val="19"/>
-              </w:rPr>
-              <w:t xml:space="preserve">LCD bottom row</w:t>
-            </w:r>
-          </w:p>
-        </w:tc>
-        <w:tc>
-          <w:tcPr>
-            <w:tcW w:w="3106" w:type="dxa"/>
-            <w:shd w:val="clear" w:color="auto" w:fill="2E74B5"/>
-            <w:tcMar>
-              <w:top w:w="60" w:type="dxa"/>
-              <w:left w:w="100" w:type="dxa"/>
-              <w:bottom w:w="60" w:type="dxa"/>
-              <w:right w:w="100" w:type="dxa"/>
-            </w:tcMar>
-          </w:tcPr>
-          <w:p>
-            <w:pPr>
-              <w:spacing w:line="264" w:lineRule="auto"/>
-            </w:pPr>
-            <w:r>
-              <w:rPr>
-                <w:b/>
-                <w:bCs/>
-                <w:color w:val="FFFFFF"/>
-                <w:sz w:val="19"/>
-                <w:szCs w:val="19"/>
-              </w:rPr>
-              <w:t xml:space="preserve">Leaves when…</w:t>
-            </w:r>
-          </w:p>
-        </w:tc>
-      </w:tr>
-      <w:tr>
-        <w:trPr>
-          <w:cantSplit/>
-        </w:trPr>
-        <w:tc>
-          <w:tcPr>
-            <w:tcW w:w="1500" w:type="dxa"/>
-            <w:tcMar>
-              <w:top w:w="60" w:type="dxa"/>
-              <w:left w:w="100" w:type="dxa"/>
-              <w:bottom w:w="60" w:type="dxa"/>
-              <w:right w:w="100" w:type="dxa"/>
-            </w:tcMar>
-          </w:tcPr>
-          <w:p>
-            <w:pPr>
-              <w:spacing w:line="264" w:lineRule="auto"/>
-            </w:pPr>
-            <w:r>
-              <w:rPr>
-                <w:sz w:val="19"/>
-                <w:szCs w:val="19"/>
-              </w:rPr>
-              <w:t xml:space="preserve">GREEN</w:t>
-            </w:r>
-          </w:p>
-        </w:tc>
-        <w:tc>
-          <w:tcPr>
-            <w:tcW w:w="1500" w:type="dxa"/>
-            <w:tcMar>
-              <w:top w:w="60" w:type="dxa"/>
-              <w:left w:w="100" w:type="dxa"/>
-              <w:bottom w:w="60" w:type="dxa"/>
-              <w:right w:w="100" w:type="dxa"/>
-            </w:tcMar>
-          </w:tcPr>
-          <w:p>
-            <w:pPr>
-              <w:spacing w:line="264" w:lineRule="auto"/>
-            </w:pPr>
-            <w:r>
-              <w:rPr>
-                <w:sz w:val="19"/>
-                <w:szCs w:val="19"/>
-              </w:rPr>
-              <w:t xml:space="preserve">green</w:t>
-            </w:r>
-          </w:p>
-        </w:tc>
-        <w:tc>
-          <w:tcPr>
-            <w:tcW w:w="3600" w:type="dxa"/>
-            <w:tcMar>
-              <w:top w:w="60" w:type="dxa"/>
-              <w:left w:w="100" w:type="dxa"/>
-              <w:bottom w:w="60" w:type="dxa"/>
-              <w:right w:w="100" w:type="dxa"/>
-            </w:tcMar>
-          </w:tcPr>
-          <w:p>
-            <w:pPr>
-              <w:spacing w:line="264" w:lineRule="auto"/>
-            </w:pPr>
-            <w:r>
-              <w:rPr>
-                <w:sz w:val="19"/>
-                <w:szCs w:val="19"/>
-              </w:rPr>
-              <w:t xml:space="preserve">DON'T WALK (or WAIT... after a press)</w:t>
-            </w:r>
-          </w:p>
-        </w:tc>
-        <w:tc>
-          <w:tcPr>
-            <w:tcW w:w="3106" w:type="dxa"/>
-            <w:tcMar>
-              <w:top w:w="60" w:type="dxa"/>
-              <w:left w:w="100" w:type="dxa"/>
-              <w:bottom w:w="60" w:type="dxa"/>
-              <w:right w:w="100" w:type="dxa"/>
-            </w:tcMar>
-          </w:tcPr>
-          <w:p>
-            <w:pPr>
-              <w:spacing w:line="264" w:lineRule="auto"/>
-            </w:pPr>
-            <w:r>
-              <w:rPr>
-                <w:sz w:val="19"/>
-                <w:szCs w:val="19"/>
-              </w:rPr>
-              <w:t xml:space="preserve">button pressed AND ≥ 5 s in GREEN</w:t>
-            </w:r>
-          </w:p>
-        </w:tc>
-      </w:tr>
-      <w:tr>
-        <w:trPr>
-          <w:cantSplit/>
-        </w:trPr>
-        <w:tc>
-          <w:tcPr>
-            <w:tcW w:w="1500" w:type="dxa"/>
-            <w:shd w:val="clear" w:color="auto" w:fill="F3F7FB"/>
-            <w:tcMar>
-              <w:top w:w="60" w:type="dxa"/>
-              <w:left w:w="100" w:type="dxa"/>
-              <w:bottom w:w="60" w:type="dxa"/>
-              <w:right w:w="100" w:type="dxa"/>
-            </w:tcMar>
-          </w:tcPr>
-          <w:p>
-            <w:pPr>
-              <w:spacing w:line="264" w:lineRule="auto"/>
-            </w:pPr>
-            <w:r>
-              <w:rPr>
-                <w:sz w:val="19"/>
-                <w:szCs w:val="19"/>
-              </w:rPr>
-              <w:t xml:space="preserve">YELLOW</w:t>
-            </w:r>
-          </w:p>
-        </w:tc>
-        <w:tc>
-          <w:tcPr>
-            <w:tcW w:w="1500" w:type="dxa"/>
-            <w:shd w:val="clear" w:color="auto" w:fill="F3F7FB"/>
-            <w:tcMar>
-              <w:top w:w="60" w:type="dxa"/>
-              <w:left w:w="100" w:type="dxa"/>
-              <w:bottom w:w="60" w:type="dxa"/>
-              <w:right w:w="100" w:type="dxa"/>
-            </w:tcMar>
-          </w:tcPr>
-          <w:p>
-            <w:pPr>
-              <w:spacing w:line="264" w:lineRule="auto"/>
-            </w:pPr>
-            <w:r>
-              <w:rPr>
-                <w:sz w:val="19"/>
-                <w:szCs w:val="19"/>
-              </w:rPr>
-              <w:t xml:space="preserve">yellow</w:t>
-            </w:r>
-          </w:p>
-        </w:tc>
-        <w:tc>
-          <w:tcPr>
-            <w:tcW w:w="3600" w:type="dxa"/>
-            <w:shd w:val="clear" w:color="auto" w:fill="F3F7FB"/>
-            <w:tcMar>
-              <w:top w:w="60" w:type="dxa"/>
-              <w:left w:w="100" w:type="dxa"/>
-              <w:bottom w:w="60" w:type="dxa"/>
-              <w:right w:w="100" w:type="dxa"/>
-            </w:tcMar>
-          </w:tcPr>
-          <w:p>
-            <w:pPr>
-              <w:spacing w:line="264" w:lineRule="auto"/>
-            </w:pPr>
-            <w:r>
-              <w:rPr>
-                <w:sz w:val="19"/>
-                <w:szCs w:val="19"/>
-              </w:rPr>
-              <w:t xml:space="preserve">WAIT...</w:t>
-            </w:r>
-          </w:p>
-        </w:tc>
-        <w:tc>
-          <w:tcPr>
-            <w:tcW w:w="3106" w:type="dxa"/>
-            <w:shd w:val="clear" w:color="auto" w:fill="F3F7FB"/>
-            <w:tcMar>
-              <w:top w:w="60" w:type="dxa"/>
-              <w:left w:w="100" w:type="dxa"/>
-              <w:bottom w:w="60" w:type="dxa"/>
-              <w:right w:w="100" w:type="dxa"/>
-            </w:tcMar>
-          </w:tcPr>
-          <w:p>
-            <w:pPr>
-              <w:spacing w:line="264" w:lineRule="auto"/>
-            </w:pPr>
-            <w:r>
-              <w:rPr>
-                <w:sz w:val="19"/>
-                <w:szCs w:val="19"/>
-              </w:rPr>
-              <w:t xml:space="preserve">2 s have passed</w:t>
-            </w:r>
-          </w:p>
-        </w:tc>
-      </w:tr>
-      <w:tr>
-        <w:trPr>
-          <w:cantSplit/>
-        </w:trPr>
-        <w:tc>
-          <w:tcPr>
-            <w:tcW w:w="1500" w:type="dxa"/>
-            <w:tcMar>
-              <w:top w:w="60" w:type="dxa"/>
-              <w:left w:w="100" w:type="dxa"/>
-              <w:bottom w:w="60" w:type="dxa"/>
-              <w:right w:w="100" w:type="dxa"/>
-            </w:tcMar>
-          </w:tcPr>
-          <w:p>
-            <w:pPr>
-              <w:spacing w:line="264" w:lineRule="auto"/>
-            </w:pPr>
-            <w:r>
-              <w:rPr>
-                <w:sz w:val="19"/>
-                <w:szCs w:val="19"/>
-              </w:rPr>
-              <w:t xml:space="preserve">WALK</w:t>
-            </w:r>
-          </w:p>
-        </w:tc>
-        <w:tc>
-          <w:tcPr>
-            <w:tcW w:w="1500" w:type="dxa"/>
-            <w:tcMar>
-              <w:top w:w="60" w:type="dxa"/>
-              <w:left w:w="100" w:type="dxa"/>
-              <w:bottom w:w="60" w:type="dxa"/>
-              <w:right w:w="100" w:type="dxa"/>
-            </w:tcMar>
-          </w:tcPr>
-          <w:p>
-            <w:pPr>
-              <w:spacing w:line="264" w:lineRule="auto"/>
-            </w:pPr>
-            <w:r>
-              <w:rPr>
-                <w:sz w:val="19"/>
-                <w:szCs w:val="19"/>
-              </w:rPr>
-              <w:t xml:space="preserve">red</w:t>
-            </w:r>
-          </w:p>
-        </w:tc>
-        <w:tc>
-          <w:tcPr>
-            <w:tcW w:w="3600" w:type="dxa"/>
-            <w:tcMar>
-              <w:top w:w="60" w:type="dxa"/>
-              <w:left w:w="100" w:type="dxa"/>
-              <w:bottom w:w="60" w:type="dxa"/>
-              <w:right w:w="100" w:type="dxa"/>
-            </w:tcMar>
-          </w:tcPr>
-          <w:p>
-            <w:pPr>
-              <w:spacing w:line="264" w:lineRule="auto"/>
-            </w:pPr>
-            <w:r>
-              <w:rPr>
-                <w:sz w:val="19"/>
-                <w:szCs w:val="19"/>
-              </w:rPr>
-              <w:t xml:space="preserve">WALK 6s … WALK 1s</w:t>
-            </w:r>
-          </w:p>
-        </w:tc>
-        <w:tc>
-          <w:tcPr>
-            <w:tcW w:w="3106" w:type="dxa"/>
-            <w:tcMar>
-              <w:top w:w="60" w:type="dxa"/>
-              <w:left w:w="100" w:type="dxa"/>
-              <w:bottom w:w="60" w:type="dxa"/>
-              <w:right w:w="100" w:type="dxa"/>
-            </w:tcMar>
-          </w:tcPr>
-          <w:p>
-            <w:pPr>
-              <w:spacing w:line="264" w:lineRule="auto"/>
-            </w:pPr>
-            <w:r>
-              <w:rPr>
-                <w:sz w:val="19"/>
-                <w:szCs w:val="19"/>
-              </w:rPr>
-              <w:t xml:space="preserve">6 s have passed</w:t>
-            </w:r>
-          </w:p>
-        </w:tc>
-      </w:tr>
-      <w:tr>
-        <w:trPr>
-          <w:cantSplit/>
-        </w:trPr>
-        <w:tc>
-          <w:tcPr>
-            <w:tcW w:w="1500" w:type="dxa"/>
-            <w:shd w:val="clear" w:color="auto" w:fill="F3F7FB"/>
-            <w:tcMar>
-              <w:top w:w="60" w:type="dxa"/>
-              <w:left w:w="100" w:type="dxa"/>
-              <w:bottom w:w="60" w:type="dxa"/>
-              <w:right w:w="100" w:type="dxa"/>
-            </w:tcMar>
-          </w:tcPr>
-          <w:p>
-            <w:pPr>
-              <w:spacing w:line="264" w:lineRule="auto"/>
-            </w:pPr>
-            <w:r>
-              <w:rPr>
-                <w:sz w:val="19"/>
-                <w:szCs w:val="19"/>
-              </w:rPr>
-              <w:t xml:space="preserve">CLEAR</w:t>
-            </w:r>
-          </w:p>
-        </w:tc>
-        <w:tc>
-          <w:tcPr>
-            <w:tcW w:w="1500" w:type="dxa"/>
-            <w:shd w:val="clear" w:color="auto" w:fill="F3F7FB"/>
-            <w:tcMar>
-              <w:top w:w="60" w:type="dxa"/>
-              <w:left w:w="100" w:type="dxa"/>
-              <w:bottom w:w="60" w:type="dxa"/>
-              <w:right w:w="100" w:type="dxa"/>
-            </w:tcMar>
-          </w:tcPr>
-          <w:p>
-            <w:pPr>
-              <w:spacing w:line="264" w:lineRule="auto"/>
-            </w:pPr>
-            <w:r>
-              <w:rPr>
-                <w:sz w:val="19"/>
-                <w:szCs w:val="19"/>
-              </w:rPr>
-              <w:t xml:space="preserve">red</w:t>
-            </w:r>
-          </w:p>
-        </w:tc>
-        <w:tc>
-          <w:tcPr>
-            <w:tcW w:w="3600" w:type="dxa"/>
-            <w:shd w:val="clear" w:color="auto" w:fill="F3F7FB"/>
-            <w:tcMar>
-              <w:top w:w="60" w:type="dxa"/>
-              <w:left w:w="100" w:type="dxa"/>
-              <w:bottom w:w="60" w:type="dxa"/>
-              <w:right w:w="100" w:type="dxa"/>
-            </w:tcMar>
-          </w:tcPr>
-          <w:p>
-            <w:pPr>
-              <w:spacing w:line="264" w:lineRule="auto"/>
-            </w:pPr>
-            <w:r>
-              <w:rPr>
-                <w:sz w:val="19"/>
-                <w:szCs w:val="19"/>
-              </w:rPr>
-              <w:t xml:space="preserve">DON'T WALK</w:t>
-            </w:r>
-          </w:p>
-        </w:tc>
-        <w:tc>
-          <w:tcPr>
-            <w:tcW w:w="3106" w:type="dxa"/>
-            <w:shd w:val="clear" w:color="auto" w:fill="F3F7FB"/>
-            <w:tcMar>
-              <w:top w:w="60" w:type="dxa"/>
-              <w:left w:w="100" w:type="dxa"/>
-              <w:bottom w:w="60" w:type="dxa"/>
-              <w:right w:w="100" w:type="dxa"/>
-            </w:tcMar>
-          </w:tcPr>
-          <w:p>
-            <w:pPr>
-              <w:spacing w:line="264" w:lineRule="auto"/>
-            </w:pPr>
-            <w:r>
-              <w:rPr>
-                <w:sz w:val="19"/>
-                <w:szCs w:val="19"/>
-              </w:rPr>
-              <w:t xml:space="preserve">2 s have passed</w:t>
-            </w:r>
-          </w:p>
-        </w:tc>
-      </w:tr>
-    </w:tbl>
-    <w:p>
-      <w:pPr>
-        <w:spacing w:after="84"/>
-        <w:rPr>
-          <w:sz w:val="8"/>
-        </w:rPr>
-      </w:pPr>
-    </w:p>
-    <w:p>
-      <w:pPr>
-        <w:pStyle w:val="Heading2"/>
-        <w:keepNext/>
-        <w:spacing w:before="240" w:after="80"/>
-      </w:pPr>
-      <w:r>
-        <w:rPr>
-          <w:b/>
-          <w:bCs/>
-        </w:rPr>
-        <w:t xml:space="preserve">What happens</w:t>
-      </w:r>
-    </w:p>
-    <w:tbl>
-      <w:tblPr>
-        <w:tblW w:w="9706" w:type="dxa"/>
-        <w:tblLayout w:type="fixed"/>
-        <w:tblLook w:val="04A0" w:firstRow="1" w:lastRow="0" w:firstColumn="1" w:lastColumn="0" w:noHBand="0" w:noVBand="1"/>
-      </w:tblPr>
-      <w:tblGrid>
-        <w:gridCol w:w="9706"/>
-      </w:tblGrid>
-      <w:tr>
-        <w:trPr>
-          <w:cantSplit/>
-        </w:trPr>
-        <w:tc>
-          <w:tcPr>
-            <w:tcW w:w="9706" w:type="dxa"/>
             <w:tcBorders>
               <w:top w:val="nil"/>
               <w:left w:val="single" w:sz="24" w:space="0" w:color="2E7D32"/>
@@ -8140,7 +4264,7 @@
             </w:r>
             <w:r>
               <w:rPr/>
-              <w:t xml:space="preserve"> (with </w:t>
+              <w:t xml:space="preserve">. Use the folder for your display: </w:t>
             </w:r>
             <w:r>
               <w:rPr>
@@ -8150,11 +4274,25 @@
                 <w:szCs w:val="20"/>
                 <w:shd w:val="clear" w:color="auto" w:fill="F4F4F4"/>
               </w:rPr>
-              <w:t xml:space="preserve">RGB_SHIELD</w:t>
+              <w:t xml:space="preserve">I2C_Backpack_LCD</w:t>
             </w:r>
             <w:r>
               <w:rPr/>
-              <w:t xml:space="preserve"> set for your display) and open the Serial Monitor.</w:t>
+              <w:t xml:space="preserve"> (separate screen with four wires) or </w:t>
+            </w:r>
+            <w:r>
+              <w:rPr>
+                <w:rFonts w:ascii="Consolas" w:hAnsi="Consolas" w:cs="Consolas"/>
+                <w:color w:val="C7254E"/>
+                <w:sz w:val="20"/>
+                <w:szCs w:val="20"/>
+                <w:shd w:val="clear" w:color="auto" w:fill="F4F4F4"/>
+              </w:rPr>
+              <w:t xml:space="preserve">Adafruit_RGB_LCD_Shield</w:t>
+            </w:r>
+            <w:r>
+              <w:rPr/>
+              <w:t xml:space="preserve"> (plugs on, five buttons).</w:t>
             </w:r>
           </w:p>
         </w:tc>
@@ -8173,8 +4311,15 @@
         <w:spacing w:after="120" w:line="264" w:lineRule="auto"/>
       </w:pPr>
       <w:r>
+        <w:rPr>
+          <w:b/>
+          <w:bCs/>
+        </w:rPr>
+        <w:t xml:space="preserve">Expected result:</w:t>
+      </w:r>
+      <w:r>
         <w:rPr/>
-        <w:t xml:space="preserve">The light stays GREEN until you press the button. A press is remembered in </w:t>
+        <w:t xml:space="preserve"> the light stays GREEN until you press the button; the LCD shows </w:t>
       </w:r>
       <w:r>
         <w:rPr>
@@ -8184,11 +4329,11 @@
           <w:szCs w:val="20"/>
           <w:shd w:val="clear" w:color="auto" w:fill="F4F4F4"/>
         </w:rPr>
-        <w:t xml:space="preserve">walkRequested</w:t>
+        <w:t xml:space="preserve">WAIT...</w:t>
       </w:r>
       <w:r>
         <w:rPr/>
-        <w:t xml:space="preserve">, so even a very short tap is enough, and the LCD shows </w:t>
+        <w:t xml:space="preserve">, then a </w:t>
       </w:r>
       <w:r>
         <w:rPr>
@@ -8198,11 +4343,11 @@
           <w:szCs w:val="20"/>
           <w:shd w:val="clear" w:color="auto" w:fill="F4F4F4"/>
         </w:rPr>
-        <w:t xml:space="preserve">WAIT...</w:t>
+        <w:t xml:space="preserve">WALK 6s … 1s</w:t>
       </w:r>
       <w:r>
         <w:rPr/>
-        <w:t xml:space="preserve">. If the light has already been GREEN for 5 s it changes straight away; otherwise it waits until the 5 s minimum is up, so the cars always get some green time.</w:t>
+        <w:t xml:space="preserve"> countdown.</w:t>
       </w:r>
     </w:p>
     <w:p>
@@ -8239,7 +4384,7 @@
       </w:pPr>
       <w:r>
         <w:rPr/>
-        <w:t xml:space="preserve">Upload the code and press the button. </w:t>
+        <w:t xml:space="preserve">Press the button. </w:t>
       </w:r>
       <w:r>
         <w:rPr>
@@ -8430,7 +4575,7 @@
       </w:pPr>
       <w:r>
         <w:rPr/>
-        <w:t xml:space="preserve">Press the button at each of the times below and note what happens. Use the state diagram to explain each result.</w:t>
+        <w:t xml:space="preserve">Press the button at each of the times below. Use the state diagram to explain each result.</w:t>
       </w:r>
     </w:p>
     <w:tbl>
@@ -8818,7 +4963,7 @@
       </w:pPr>
       <w:r>
         <w:rPr/>
-        <w:t xml:space="preserve">Imagine Task 2 with a button check added at the top of </w:t>
+        <w:t xml:space="preserve">If Task 2 checked the button at the top of </w:t>
       </w:r>
       <w:r>
         <w:rPr>
@@ -8832,7 +4977,7 @@
       </w:r>
       <w:r>
         <w:rPr/>
-        <w:t xml:space="preserve">. What is the longest time a pedestrian could have to hold the button before the board noticed? Why does Task 3 notice a tap of a few milliseconds?</w:t>
+        <w:t xml:space="preserve">, what is the longest a pedestrian might have to hold it before the board noticed? Why does Task 3 notice a tap of a few milliseconds?</w:t>
       </w:r>
     </w:p>
     <w:tbl>
@@ -8925,7 +5070,7 @@
       </w:pPr>
       <w:r>
         <w:rPr/>
-        <w:t xml:space="preserve">Mechanical buttons ‘bounce’: one press can read as several quick presses. Why does that not cause a problem in this sketch? (Hint: what does a second press do to </w:t>
+        <w:t xml:space="preserve">One press of a mechanical button can read as several quick presses. Why does that not cause a problem here? (Hint: what does a second press do to </w:t>
       </w:r>
       <w:r>
         <w:rPr>
@@ -8985,1800 +5130,6 @@
               </w:rPr>
               <w:t>Your answer:</w:t>
             </w:r>
-          </w:p>
-          <w:p>
-            <w:pPr>
-              <w:spacing w:after="200" w:line="264" w:lineRule="auto"/>
-            </w:pPr>
-          </w:p>
-          <w:p>
-            <w:pPr>
-              <w:spacing w:after="200" w:line="264" w:lineRule="auto"/>
-            </w:pPr>
-          </w:p>
-          <w:p>
-            <w:pPr>
-              <w:spacing w:after="200" w:line="264" w:lineRule="auto"/>
-            </w:pPr>
-          </w:p>
-        </w:tc>
-      </w:tr>
-    </w:tbl>
-    <w:p>
-      <w:pPr>
-        <w:spacing w:after="84"/>
-        <w:rPr>
-          <w:sz w:val="8"/>
-        </w:rPr>
-      </w:pPr>
-    </w:p>
-    <w:p>
-      <w:pPr>
-        <w:pStyle w:val="Heading1"/>
-        <w:keepNext/>
-        <w:spacing w:before="360" w:after="120"/>
-      </w:pPr>
-      <w:r>
-        <w:rPr>
-          <w:b/>
-          <w:bCs/>
-        </w:rPr>
-        <w:t xml:space="preserve">6  Task 4: A code lock with SHA-256</w:t>
-      </w:r>
-    </w:p>
-    <w:p>
-      <w:pPr>
-        <w:spacing w:after="120" w:line="264" w:lineRule="auto"/>
-      </w:pPr>
-      <w:r>
-        <w:rPr>
-          <w:b/>
-          <w:bCs/>
-        </w:rPr>
-        <w:t xml:space="preserve">Objective:</w:t>
-      </w:r>
-      <w:r>
-        <w:rPr/>
-        <w:t xml:space="preserve"> combine a state machine with the hashing from last week. You type a code into the Serial Monitor; the board works out its </w:t>
-      </w:r>
-      <w:r>
-        <w:rPr>
-          <w:b/>
-          <w:bCs/>
-        </w:rPr>
-        <w:t xml:space="preserve">SHA-256</w:t>
-      </w:r>
-      <w:r>
-        <w:rPr/>
-        <w:t xml:space="preserve"> hash and compares it with the hash stored in the sketch. The code itself is never stored anywhere. The wiring is the same as Task 3 (the button is not used).</w:t>
-      </w:r>
-    </w:p>
-    <w:p>
-      <w:pPr>
-        <w:pStyle w:val="Heading2"/>
-        <w:keepNext/>
-        <w:spacing w:before="240" w:after="80"/>
-      </w:pPr>
-      <w:r>
-        <w:rPr>
-          <w:b/>
-          <w:bCs/>
-        </w:rPr>
-        <w:t xml:space="preserve">SHA-256 (from last week)</w:t>
-      </w:r>
-    </w:p>
-    <w:p>
-      <w:pPr>
-        <w:spacing w:after="120" w:line="264" w:lineRule="auto"/>
-      </w:pPr>
-      <w:r>
-        <w:rPr/>
-        <w:t xml:space="preserve">Last week you used SHA-1, which turns any message into a 40-character fingerprint. SHA-256 works in the same way, but its fingerprint is longer and it is still considered secure. You only need to know it at this level: the same message always gives the same hash, a tiny change gives a completely different hash, and you cannot work backwards from a hash to the message.</w:t>
-      </w:r>
-    </w:p>
-    <w:tbl>
-      <w:tblPr>
-        <w:tblW w:w="9706" w:type="dxa"/>
-        <w:tblBorders>
-          <w:top w:val="single" w:sz="4" w:space="0" w:color="BFBFBF"/>
-          <w:left w:val="single" w:sz="4" w:space="0" w:color="BFBFBF"/>
-          <w:bottom w:val="single" w:sz="4" w:space="0" w:color="BFBFBF"/>
-          <w:right w:val="single" w:sz="4" w:space="0" w:color="BFBFBF"/>
-          <w:insideH w:val="single" w:sz="4" w:space="0" w:color="BFBFBF"/>
-          <w:insideV w:val="single" w:sz="4" w:space="0" w:color="BFBFBF"/>
-        </w:tblBorders>
-        <w:tblLayout w:type="fixed"/>
-        <w:tblLook w:val="04A0" w:firstRow="1" w:lastRow="0" w:firstColumn="1" w:lastColumn="0" w:noHBand="0" w:noVBand="1"/>
-      </w:tblPr>
-      <w:tblGrid>
-        <w:gridCol w:w="3000"/>
-        <w:gridCol w:w="3400"/>
-        <w:gridCol w:w="3306"/>
-      </w:tblGrid>
-      <w:tr>
-        <w:trPr>
-          <w:cantSplit/>
-          <w:tblHeader/>
-        </w:trPr>
-        <w:tc>
-          <w:tcPr>
-            <w:tcW w:w="3000" w:type="dxa"/>
-            <w:shd w:val="clear" w:color="auto" w:fill="2E74B5"/>
-            <w:tcMar>
-              <w:top w:w="60" w:type="dxa"/>
-              <w:left w:w="100" w:type="dxa"/>
-              <w:bottom w:w="60" w:type="dxa"/>
-              <w:right w:w="100" w:type="dxa"/>
-            </w:tcMar>
-          </w:tcPr>
-          <w:p>
-            <w:pPr>
-              <w:spacing w:line="264" w:lineRule="auto"/>
-            </w:pPr>
-          </w:p>
-        </w:tc>
-        <w:tc>
-          <w:tcPr>
-            <w:tcW w:w="3400" w:type="dxa"/>
-            <w:shd w:val="clear" w:color="auto" w:fill="2E74B5"/>
-            <w:tcMar>
-              <w:top w:w="60" w:type="dxa"/>
-              <w:left w:w="100" w:type="dxa"/>
-              <w:bottom w:w="60" w:type="dxa"/>
-              <w:right w:w="100" w:type="dxa"/>
-            </w:tcMar>
-          </w:tcPr>
-          <w:p>
-            <w:pPr>
-              <w:spacing w:line="264" w:lineRule="auto"/>
-            </w:pPr>
-            <w:r>
-              <w:rPr>
-                <w:b/>
-                <w:bCs/>
-                <w:color w:val="FFFFFF"/>
-                <w:sz w:val="19"/>
-                <w:szCs w:val="19"/>
-              </w:rPr>
-              <w:t xml:space="preserve">SHA-1 (Week 05)</w:t>
-            </w:r>
-          </w:p>
-        </w:tc>
-        <w:tc>
-          <w:tcPr>
-            <w:tcW w:w="3306" w:type="dxa"/>
-            <w:shd w:val="clear" w:color="auto" w:fill="2E74B5"/>
-            <w:tcMar>
-              <w:top w:w="60" w:type="dxa"/>
-              <w:left w:w="100" w:type="dxa"/>
-              <w:bottom w:w="60" w:type="dxa"/>
-              <w:right w:w="100" w:type="dxa"/>
-            </w:tcMar>
-          </w:tcPr>
-          <w:p>
-            <w:pPr>
-              <w:spacing w:line="264" w:lineRule="auto"/>
-            </w:pPr>
-            <w:r>
-              <w:rPr>
-                <w:b/>
-                <w:bCs/>
-                <w:color w:val="FFFFFF"/>
-                <w:sz w:val="19"/>
-                <w:szCs w:val="19"/>
-              </w:rPr>
-              <w:t xml:space="preserve">SHA-256 (this week)</w:t>
-            </w:r>
-          </w:p>
-        </w:tc>
-      </w:tr>
-      <w:tr>
-        <w:trPr>
-          <w:cantSplit/>
-        </w:trPr>
-        <w:tc>
-          <w:tcPr>
-            <w:tcW w:w="3000" w:type="dxa"/>
-            <w:tcMar>
-              <w:top w:w="60" w:type="dxa"/>
-              <w:left w:w="100" w:type="dxa"/>
-              <w:bottom w:w="60" w:type="dxa"/>
-              <w:right w:w="100" w:type="dxa"/>
-            </w:tcMar>
-          </w:tcPr>
-          <w:p>
-            <w:pPr>
-              <w:spacing w:line="264" w:lineRule="auto"/>
-            </w:pPr>
-            <w:r>
-              <w:rPr>
-                <w:sz w:val="19"/>
-                <w:szCs w:val="19"/>
-              </w:rPr>
-              <w:t xml:space="preserve">Hash size</w:t>
-            </w:r>
-          </w:p>
-        </w:tc>
-        <w:tc>
-          <w:tcPr>
-            <w:tcW w:w="3400" w:type="dxa"/>
-            <w:tcMar>
-              <w:top w:w="60" w:type="dxa"/>
-              <w:left w:w="100" w:type="dxa"/>
-              <w:bottom w:w="60" w:type="dxa"/>
-              <w:right w:w="100" w:type="dxa"/>
-            </w:tcMar>
-          </w:tcPr>
-          <w:p>
-            <w:pPr>
-              <w:spacing w:line="264" w:lineRule="auto"/>
-            </w:pPr>
-            <w:r>
-              <w:rPr>
-                <w:sz w:val="19"/>
-                <w:szCs w:val="19"/>
-              </w:rPr>
-              <w:t xml:space="preserve">160 bits</w:t>
-            </w:r>
-          </w:p>
-        </w:tc>
-        <w:tc>
-          <w:tcPr>
-            <w:tcW w:w="3306" w:type="dxa"/>
-            <w:tcMar>
-              <w:top w:w="60" w:type="dxa"/>
-              <w:left w:w="100" w:type="dxa"/>
-              <w:bottom w:w="60" w:type="dxa"/>
-              <w:right w:w="100" w:type="dxa"/>
-            </w:tcMar>
-          </w:tcPr>
-          <w:p>
-            <w:pPr>
-              <w:spacing w:line="264" w:lineRule="auto"/>
-            </w:pPr>
-            <w:r>
-              <w:rPr>
-                <w:sz w:val="19"/>
-                <w:szCs w:val="19"/>
-              </w:rPr>
-              <w:t xml:space="preserve">256 bits</w:t>
-            </w:r>
-          </w:p>
-        </w:tc>
-      </w:tr>
-      <w:tr>
-        <w:trPr>
-          <w:cantSplit/>
-        </w:trPr>
-        <w:tc>
-          <w:tcPr>
-            <w:tcW w:w="3000" w:type="dxa"/>
-            <w:shd w:val="clear" w:color="auto" w:fill="F3F7FB"/>
-            <w:tcMar>
-              <w:top w:w="60" w:type="dxa"/>
-              <w:left w:w="100" w:type="dxa"/>
-              <w:bottom w:w="60" w:type="dxa"/>
-              <w:right w:w="100" w:type="dxa"/>
-            </w:tcMar>
-          </w:tcPr>
-          <w:p>
-            <w:pPr>
-              <w:spacing w:line="264" w:lineRule="auto"/>
-            </w:pPr>
-            <w:r>
-              <w:rPr>
-                <w:sz w:val="19"/>
-                <w:szCs w:val="19"/>
-              </w:rPr>
-              <w:t xml:space="preserve">Written as</w:t>
-            </w:r>
-          </w:p>
-        </w:tc>
-        <w:tc>
-          <w:tcPr>
-            <w:tcW w:w="3400" w:type="dxa"/>
-            <w:shd w:val="clear" w:color="auto" w:fill="F3F7FB"/>
-            <w:tcMar>
-              <w:top w:w="60" w:type="dxa"/>
-              <w:left w:w="100" w:type="dxa"/>
-              <w:bottom w:w="60" w:type="dxa"/>
-              <w:right w:w="100" w:type="dxa"/>
-            </w:tcMar>
-          </w:tcPr>
-          <w:p>
-            <w:pPr>
-              <w:spacing w:line="264" w:lineRule="auto"/>
-            </w:pPr>
-            <w:r>
-              <w:rPr>
-                <w:sz w:val="19"/>
-                <w:szCs w:val="19"/>
-              </w:rPr>
-              <w:t xml:space="preserve">40 hex characters</w:t>
-            </w:r>
-          </w:p>
-        </w:tc>
-        <w:tc>
-          <w:tcPr>
-            <w:tcW w:w="3306" w:type="dxa"/>
-            <w:shd w:val="clear" w:color="auto" w:fill="F3F7FB"/>
-            <w:tcMar>
-              <w:top w:w="60" w:type="dxa"/>
-              <w:left w:w="100" w:type="dxa"/>
-              <w:bottom w:w="60" w:type="dxa"/>
-              <w:right w:w="100" w:type="dxa"/>
-            </w:tcMar>
-          </w:tcPr>
-          <w:p>
-            <w:pPr>
-              <w:spacing w:line="264" w:lineRule="auto"/>
-            </w:pPr>
-            <w:r>
-              <w:rPr>
-                <w:sz w:val="19"/>
-                <w:szCs w:val="19"/>
-              </w:rPr>
-              <w:t xml:space="preserve">64 hex characters</w:t>
-            </w:r>
-          </w:p>
-        </w:tc>
-      </w:tr>
-      <w:tr>
-        <w:trPr>
-          <w:cantSplit/>
-        </w:trPr>
-        <w:tc>
-          <w:tcPr>
-            <w:tcW w:w="3000" w:type="dxa"/>
-            <w:tcMar>
-              <w:top w:w="60" w:type="dxa"/>
-              <w:left w:w="100" w:type="dxa"/>
-              <w:bottom w:w="60" w:type="dxa"/>
-              <w:right w:w="100" w:type="dxa"/>
-            </w:tcMar>
-          </w:tcPr>
-          <w:p>
-            <w:pPr>
-              <w:spacing w:line="264" w:lineRule="auto"/>
-            </w:pPr>
-            <w:r>
-              <w:rPr>
-                <w:sz w:val="19"/>
-                <w:szCs w:val="19"/>
-              </w:rPr>
-              <w:t xml:space="preserve">Rounds per 64-byte block</w:t>
-            </w:r>
-          </w:p>
-        </w:tc>
-        <w:tc>
-          <w:tcPr>
-            <w:tcW w:w="3400" w:type="dxa"/>
-            <w:tcMar>
-              <w:top w:w="60" w:type="dxa"/>
-              <w:left w:w="100" w:type="dxa"/>
-              <w:bottom w:w="60" w:type="dxa"/>
-              <w:right w:w="100" w:type="dxa"/>
-            </w:tcMar>
-          </w:tcPr>
-          <w:p>
-            <w:pPr>
-              <w:spacing w:line="264" w:lineRule="auto"/>
-            </w:pPr>
-            <w:r>
-              <w:rPr>
-                <w:sz w:val="19"/>
-                <w:szCs w:val="19"/>
-              </w:rPr>
-              <w:t xml:space="preserve">80</w:t>
-            </w:r>
-          </w:p>
-        </w:tc>
-        <w:tc>
-          <w:tcPr>
-            <w:tcW w:w="3306" w:type="dxa"/>
-            <w:tcMar>
-              <w:top w:w="60" w:type="dxa"/>
-              <w:left w:w="100" w:type="dxa"/>
-              <w:bottom w:w="60" w:type="dxa"/>
-              <w:right w:w="100" w:type="dxa"/>
-            </w:tcMar>
-          </w:tcPr>
-          <w:p>
-            <w:pPr>
-              <w:spacing w:line="264" w:lineRule="auto"/>
-            </w:pPr>
-            <w:r>
-              <w:rPr>
-                <w:sz w:val="19"/>
-                <w:szCs w:val="19"/>
-              </w:rPr>
-              <w:t xml:space="preserve">64</w:t>
-            </w:r>
-          </w:p>
-        </w:tc>
-      </w:tr>
-      <w:tr>
-        <w:trPr>
-          <w:cantSplit/>
-        </w:trPr>
-        <w:tc>
-          <w:tcPr>
-            <w:tcW w:w="3000" w:type="dxa"/>
-            <w:shd w:val="clear" w:color="auto" w:fill="F3F7FB"/>
-            <w:tcMar>
-              <w:top w:w="60" w:type="dxa"/>
-              <w:left w:w="100" w:type="dxa"/>
-              <w:bottom w:w="60" w:type="dxa"/>
-              <w:right w:w="100" w:type="dxa"/>
-            </w:tcMar>
-          </w:tcPr>
-          <w:p>
-            <w:pPr>
-              <w:spacing w:line="264" w:lineRule="auto"/>
-            </w:pPr>
-            <w:r>
-              <w:rPr>
-                <w:sz w:val="19"/>
-                <w:szCs w:val="19"/>
-              </w:rPr>
-              <w:t xml:space="preserve">Still safe for security?</w:t>
-            </w:r>
-          </w:p>
-        </w:tc>
-        <w:tc>
-          <w:tcPr>
-            <w:tcW w:w="3400" w:type="dxa"/>
-            <w:shd w:val="clear" w:color="auto" w:fill="F3F7FB"/>
-            <w:tcMar>
-              <w:top w:w="60" w:type="dxa"/>
-              <w:left w:w="100" w:type="dxa"/>
-              <w:bottom w:w="60" w:type="dxa"/>
-              <w:right w:w="100" w:type="dxa"/>
-            </w:tcMar>
-          </w:tcPr>
-          <w:p>
-            <w:pPr>
-              <w:spacing w:line="264" w:lineRule="auto"/>
-            </w:pPr>
-            <w:r>
-              <w:rPr>
-                <w:sz w:val="19"/>
-                <w:szCs w:val="19"/>
-              </w:rPr>
-              <w:t xml:space="preserve">No: two different messages with the same hash were found in 2017</w:t>
-            </w:r>
-          </w:p>
-        </w:tc>
-        <w:tc>
-          <w:tcPr>
-            <w:tcW w:w="3306" w:type="dxa"/>
-            <w:shd w:val="clear" w:color="auto" w:fill="F3F7FB"/>
-            <w:tcMar>
-              <w:top w:w="60" w:type="dxa"/>
-              <w:left w:w="100" w:type="dxa"/>
-              <w:bottom w:w="60" w:type="dxa"/>
-              <w:right w:w="100" w:type="dxa"/>
-            </w:tcMar>
-          </w:tcPr>
-          <w:p>
-            <w:pPr>
-              <w:spacing w:line="264" w:lineRule="auto"/>
-            </w:pPr>
-            <w:r>
-              <w:rPr>
-                <w:sz w:val="19"/>
-                <w:szCs w:val="19"/>
-              </w:rPr>
-              <w:t xml:space="preserve">Yes</w:t>
-            </w:r>
-          </w:p>
-        </w:tc>
-      </w:tr>
-    </w:tbl>
-    <w:p>
-      <w:pPr>
-        <w:spacing w:after="84"/>
-        <w:rPr>
-          <w:sz w:val="8"/>
-        </w:rPr>
-      </w:pPr>
-    </w:p>
-    <w:p>
-      <w:pPr>
-        <w:keepNext/>
-        <w:spacing w:after="40" w:line="264" w:lineRule="auto"/>
-      </w:pPr>
-      <w:r>
-        <w:rPr>
-          <w:b/>
-          <w:bCs/>
-          <w:color w:val="595959"/>
-          <w:sz w:val="18"/>
-          <w:szCs w:val="18"/>
-        </w:rPr>
-        <w:t xml:space="preserve">SHA-256 of two codes that differ by one character</w:t>
-      </w:r>
-    </w:p>
-    <w:tbl>
-      <w:tblPr>
-        <w:tblW w:w="9706" w:type="dxa"/>
-        <w:tblBorders>
-          <w:top w:val="single" w:sz="4" w:space="0" w:color="BFBFBF"/>
-          <w:left w:val="single" w:sz="4" w:space="0" w:color="BFBFBF"/>
-          <w:bottom w:val="single" w:sz="4" w:space="0" w:color="BFBFBF"/>
-          <w:right w:val="single" w:sz="4" w:space="0" w:color="BFBFBF"/>
-          <w:insideH w:val="single" w:sz="4" w:space="0" w:color="BFBFBF"/>
-          <w:insideV w:val="single" w:sz="4" w:space="0" w:color="BFBFBF"/>
-        </w:tblBorders>
-        <w:tblLayout w:type="fixed"/>
-        <w:tblLook w:val="04A0" w:firstRow="1" w:lastRow="0" w:firstColumn="1" w:lastColumn="0" w:noHBand="0" w:noVBand="1"/>
-      </w:tblPr>
-      <w:tblGrid>
-        <w:gridCol w:w="1500"/>
-        <w:gridCol w:w="8206"/>
-      </w:tblGrid>
-      <w:tr>
-        <w:trPr>
-          <w:cantSplit/>
-          <w:tblHeader/>
-        </w:trPr>
-        <w:tc>
-          <w:tcPr>
-            <w:tcW w:w="1500" w:type="dxa"/>
-            <w:shd w:val="clear" w:color="auto" w:fill="2E74B5"/>
-            <w:tcMar>
-              <w:top w:w="60" w:type="dxa"/>
-              <w:left w:w="100" w:type="dxa"/>
-              <w:bottom w:w="60" w:type="dxa"/>
-              <w:right w:w="100" w:type="dxa"/>
-            </w:tcMar>
-          </w:tcPr>
-          <w:p>
-            <w:pPr>
-              <w:spacing w:line="264" w:lineRule="auto"/>
-            </w:pPr>
-            <w:r>
-              <w:rPr>
-                <w:b/>
-                <w:bCs/>
-                <w:color w:val="FFFFFF"/>
-                <w:sz w:val="19"/>
-                <w:szCs w:val="19"/>
-              </w:rPr>
-              <w:t xml:space="preserve">Code</w:t>
-            </w:r>
-          </w:p>
-        </w:tc>
-        <w:tc>
-          <w:tcPr>
-            <w:tcW w:w="8206" w:type="dxa"/>
-            <w:shd w:val="clear" w:color="auto" w:fill="2E74B5"/>
-            <w:tcMar>
-              <w:top w:w="60" w:type="dxa"/>
-              <w:left w:w="100" w:type="dxa"/>
-              <w:bottom w:w="60" w:type="dxa"/>
-              <w:right w:w="100" w:type="dxa"/>
-            </w:tcMar>
-          </w:tcPr>
-          <w:p>
-            <w:pPr>
-              <w:spacing w:line="264" w:lineRule="auto"/>
-            </w:pPr>
-            <w:r>
-              <w:rPr>
-                <w:b/>
-                <w:bCs/>
-                <w:color w:val="FFFFFF"/>
-                <w:sz w:val="19"/>
-                <w:szCs w:val="19"/>
-              </w:rPr>
-              <w:t xml:space="preserve">SHA-256 hash</w:t>
-            </w:r>
-          </w:p>
-        </w:tc>
-      </w:tr>
-      <w:tr>
-        <w:trPr>
-          <w:cantSplit/>
-        </w:trPr>
-        <w:tc>
-          <w:tcPr>
-            <w:tcW w:w="1500" w:type="dxa"/>
-            <w:tcMar>
-              <w:top w:w="60" w:type="dxa"/>
-              <w:left w:w="100" w:type="dxa"/>
-              <w:bottom w:w="60" w:type="dxa"/>
-              <w:right w:w="100" w:type="dxa"/>
-            </w:tcMar>
-          </w:tcPr>
-          <w:p>
-            <w:pPr>
-              <w:spacing w:line="264" w:lineRule="auto"/>
-            </w:pPr>
-            <w:r>
-              <w:rPr>
-                <w:rFonts w:ascii="Consolas" w:hAnsi="Consolas" w:cs="Consolas"/>
-                <w:color w:val="C7254E"/>
-                <w:sz w:val="20"/>
-                <w:szCs w:val="20"/>
-                <w:shd w:val="clear" w:color="auto" w:fill="F4F4F4"/>
-              </w:rPr>
-              <w:t xml:space="preserve">ET4047</w:t>
-            </w:r>
-          </w:p>
-        </w:tc>
-        <w:tc>
-          <w:tcPr>
-            <w:tcW w:w="8206" w:type="dxa"/>
-            <w:tcMar>
-              <w:top w:w="60" w:type="dxa"/>
-              <w:left w:w="100" w:type="dxa"/>
-              <w:bottom w:w="60" w:type="dxa"/>
-              <w:right w:w="100" w:type="dxa"/>
-            </w:tcMar>
-          </w:tcPr>
-          <w:p>
-            <w:pPr>
-              <w:spacing w:line="264" w:lineRule="auto"/>
-            </w:pPr>
-            <w:r>
-              <w:rPr>
-                <w:rFonts w:ascii="Consolas" w:hAnsi="Consolas" w:cs="Consolas"/>
-                <w:color w:val="C7254E"/>
-                <w:sz w:val="20"/>
-                <w:szCs w:val="20"/>
-                <w:shd w:val="clear" w:color="auto" w:fill="F4F4F4"/>
-              </w:rPr>
-              <w:t xml:space="preserve">e0fe78d09229a737c8b66424c9b4bd456828da3b547128503a4cd41c6aa51fd1</w:t>
-            </w:r>
-          </w:p>
-        </w:tc>
-      </w:tr>
-      <w:tr>
-        <w:trPr>
-          <w:cantSplit/>
-        </w:trPr>
-        <w:tc>
-          <w:tcPr>
-            <w:tcW w:w="1500" w:type="dxa"/>
-            <w:shd w:val="clear" w:color="auto" w:fill="F3F7FB"/>
-            <w:tcMar>
-              <w:top w:w="60" w:type="dxa"/>
-              <w:left w:w="100" w:type="dxa"/>
-              <w:bottom w:w="60" w:type="dxa"/>
-              <w:right w:w="100" w:type="dxa"/>
-            </w:tcMar>
-          </w:tcPr>
-          <w:p>
-            <w:pPr>
-              <w:spacing w:line="264" w:lineRule="auto"/>
-            </w:pPr>
-            <w:r>
-              <w:rPr>
-                <w:rFonts w:ascii="Consolas" w:hAnsi="Consolas" w:cs="Consolas"/>
-                <w:color w:val="C7254E"/>
-                <w:sz w:val="20"/>
-                <w:szCs w:val="20"/>
-                <w:shd w:val="clear" w:color="auto" w:fill="F4F4F4"/>
-              </w:rPr>
-              <w:t xml:space="preserve">ET4048</w:t>
-            </w:r>
-          </w:p>
-        </w:tc>
-        <w:tc>
-          <w:tcPr>
-            <w:tcW w:w="8206" w:type="dxa"/>
-            <w:shd w:val="clear" w:color="auto" w:fill="F3F7FB"/>
-            <w:tcMar>
-              <w:top w:w="60" w:type="dxa"/>
-              <w:left w:w="100" w:type="dxa"/>
-              <w:bottom w:w="60" w:type="dxa"/>
-              <w:right w:w="100" w:type="dxa"/>
-            </w:tcMar>
-          </w:tcPr>
-          <w:p>
-            <w:pPr>
-              <w:spacing w:line="264" w:lineRule="auto"/>
-            </w:pPr>
-            <w:r>
-              <w:rPr>
-                <w:rFonts w:ascii="Consolas" w:hAnsi="Consolas" w:cs="Consolas"/>
-                <w:color w:val="C7254E"/>
-                <w:sz w:val="20"/>
-                <w:szCs w:val="20"/>
-                <w:shd w:val="clear" w:color="auto" w:fill="F4F4F4"/>
-              </w:rPr>
-              <w:t xml:space="preserve">a41b9b9eaf17c5f24161cd6af5b4dc37aa249e7d12223e22735f72872ece6747</w:t>
-            </w:r>
-          </w:p>
-        </w:tc>
-      </w:tr>
-    </w:tbl>
-    <w:p>
-      <w:pPr>
-        <w:spacing w:after="84"/>
-        <w:rPr>
-          <w:sz w:val="8"/>
-        </w:rPr>
-      </w:pPr>
-    </w:p>
-    <w:tbl>
-      <w:tblPr>
-        <w:tblW w:w="9706" w:type="dxa"/>
-        <w:tblLayout w:type="fixed"/>
-        <w:tblLook w:val="04A0" w:firstRow="1" w:lastRow="0" w:firstColumn="1" w:lastColumn="0" w:noHBand="0" w:noVBand="1"/>
-      </w:tblPr>
-      <w:tblGrid>
-        <w:gridCol w:w="9706"/>
-      </w:tblGrid>
-      <w:tr>
-        <w:trPr>
-          <w:cantSplit/>
-        </w:trPr>
-        <w:tc>
-          <w:tcPr>
-            <w:tcW w:w="9706" w:type="dxa"/>
-            <w:tcBorders>
-              <w:top w:val="nil"/>
-              <w:left w:val="single" w:sz="24" w:space="0" w:color="2E74B5"/>
-              <w:bottom w:val="nil"/>
-              <w:right w:val="nil"/>
-            </w:tcBorders>
-            <w:shd w:val="clear" w:color="auto" w:fill="EAF2FB"/>
-            <w:tcMar>
-              <w:top w:w="100" w:type="dxa"/>
-              <w:left w:w="180" w:type="dxa"/>
-              <w:bottom w:w="60" w:type="dxa"/>
-              <w:right w:w="160" w:type="dxa"/>
-            </w:tcMar>
-          </w:tcPr>
-          <w:p>
-            <w:pPr>
-              <w:keepNext/>
-              <w:spacing w:after="60" w:line="264" w:lineRule="auto"/>
-            </w:pPr>
-            <w:r>
-              <w:rPr>
-                <w:b/>
-                <w:bCs/>
-                <w:color w:val="2E74B5"/>
-              </w:rPr>
-              <w:t xml:space="preserve">Want to see inside SHA-256?</w:t>
-            </w:r>
-          </w:p>
-          <w:p>
-            <w:pPr>
-              <w:spacing w:after="60" w:line="264" w:lineRule="auto"/>
-            </w:pPr>
-            <w:r>
-              <w:rPr/>
-              <w:t xml:space="preserve">You do not need to know how the rounds work. If you are curious, this step-by-step example walks through one hash on an Arduino: forum.arduino.cc/t/a-step-by-step-sha256-data-hashing-updated-with-full-source-code-external-source/631262. The </w:t>
-            </w:r>
-            <w:r>
-              <w:rPr>
-                <w:rFonts w:ascii="Consolas" w:hAnsi="Consolas" w:cs="Consolas"/>
-                <w:color w:val="C7254E"/>
-                <w:sz w:val="20"/>
-                <w:szCs w:val="20"/>
-                <w:shd w:val="clear" w:color="auto" w:fill="F4F4F4"/>
-              </w:rPr>
-              <w:t xml:space="preserve">sha256Hex()</w:t>
-            </w:r>
-            <w:r>
-              <w:rPr/>
-              <w:t xml:space="preserve"> function at the bottom of the Task 4 sketch is commented in the same way as last week’s SHA-1 code.</w:t>
-            </w:r>
-          </w:p>
-        </w:tc>
-      </w:tr>
-    </w:tbl>
-    <w:p>
-      <w:pPr>
-        <w:spacing w:after="0"/>
-        <w:rPr>
-          <w:sz w:val="8"/>
-        </w:rPr>
-      </w:pPr>
-    </w:p>
-    <w:tbl>
-      <w:tblPr>
-        <w:tblW w:w="9706" w:type="dxa"/>
-        <w:tblLayout w:type="fixed"/>
-        <w:tblLook w:val="04A0" w:firstRow="1" w:lastRow="0" w:firstColumn="1" w:lastColumn="0" w:noHBand="0" w:noVBand="1"/>
-      </w:tblPr>
-      <w:tblGrid>
-        <w:gridCol w:w="9706"/>
-      </w:tblGrid>
-      <w:tr>
-        <w:trPr>
-          <w:cantSplit/>
-        </w:trPr>
-        <w:tc>
-          <w:tcPr>
-            <w:tcW w:w="9706" w:type="dxa"/>
-            <w:tcMar>
-              <w:top w:w="60" w:type="dxa"/>
-              <w:left w:w="100" w:type="dxa"/>
-              <w:bottom w:w="60" w:type="dxa"/>
-              <w:right w:w="100" w:type="dxa"/>
-            </w:tcMar>
-            <w:vAlign w:val="bottom"/>
-          </w:tcPr>
-          <w:p>
-            <w:pPr>
-              <w:spacing w:after="40" w:line="264" w:lineRule="auto"/>
-              <w:jc w:val="center"/>
-            </w:pPr>
-            <w:r>
-              <w:rPr>
-                <w:noProof/>
-              </w:rPr>
-              <w:drawing>
-                <wp:inline distT="0" distB="0" distL="0" distR="0">
-                  <wp:extent cx="5546700" cy="1699795"/>
-                  <wp:effectExtent l="0" t="0" r="0" b="0"/>
-                  <wp:docPr id="509" name="Figure 9"/>
-                  <wp:cNvGraphicFramePr>
-                    <a:graphicFrameLocks xmlns:a="http://schemas.openxmlformats.org/drawingml/2006/main" noChangeAspect="1"/>
-                  </wp:cNvGraphicFramePr>
-                  <a:graphic xmlns:a="http://schemas.openxmlformats.org/drawingml/2006/main">
-                    <a:graphicData uri="http://schemas.openxmlformats.org/drawingml/2006/picture">
-                      <pic:pic xmlns:pic="http://schemas.openxmlformats.org/drawingml/2006/picture">
-                        <pic:nvPicPr>
-                          <pic:cNvPr id="509" name="fig10_hash_flow.png"/>
-                          <pic:cNvPicPr/>
-                        </pic:nvPicPr>
-                        <pic:blipFill>
-                          <a:blip r:embed="rIdImg9"/>
-                          <a:stretch>
-                            <a:fillRect/>
-                          </a:stretch>
-                        </pic:blipFill>
-                        <pic:spPr>
-                          <a:xfrm>
-                            <a:off x="0" y="0"/>
-                            <a:ext cx="5546700" cy="1699795"/>
-                          </a:xfrm>
-                          <a:prstGeom prst="rect">
-                            <a:avLst/>
-                          </a:prstGeom>
-                        </pic:spPr>
-                      </pic:pic>
-                    </a:graphicData>
-                  </a:graphic>
-                </wp:inline>
-              </w:drawing>
-            </w:r>
-          </w:p>
-          <w:p>
-            <w:pPr>
-              <w:spacing w:line="264" w:lineRule="auto"/>
-              <w:jc w:val="center"/>
-            </w:pPr>
-            <w:r>
-              <w:rPr>
-                <w:b/>
-                <w:bCs/>
-                <w:color w:val="595959"/>
-                <w:sz w:val="18"/>
-                <w:szCs w:val="18"/>
-              </w:rPr>
-              <w:t xml:space="preserve">Figure 9: </w:t>
-            </w:r>
-            <w:r>
-              <w:rPr>
-                <w:color w:val="595959"/>
-                <w:sz w:val="18"/>
-                <w:szCs w:val="18"/>
-              </w:rPr>
-              <w:t xml:space="preserve">The lock never compares codes, only hashes</w:t>
-            </w:r>
-          </w:p>
-        </w:tc>
-      </w:tr>
-    </w:tbl>
-    <w:p>
-      <w:pPr>
-        <w:spacing w:after="84"/>
-        <w:rPr>
-          <w:sz w:val="8"/>
-        </w:rPr>
-      </w:pPr>
-    </w:p>
-    <w:tbl>
-      <w:tblPr>
-        <w:tblW w:w="9706" w:type="dxa"/>
-        <w:tblLayout w:type="fixed"/>
-        <w:tblLook w:val="04A0" w:firstRow="1" w:lastRow="0" w:firstColumn="1" w:lastColumn="0" w:noHBand="0" w:noVBand="1"/>
-      </w:tblPr>
-      <w:tblGrid>
-        <w:gridCol w:w="9706"/>
-      </w:tblGrid>
-      <w:tr>
-        <w:trPr>
-          <w:cantSplit/>
-        </w:trPr>
-        <w:tc>
-          <w:tcPr>
-            <w:tcW w:w="9706" w:type="dxa"/>
-            <w:tcMar>
-              <w:top w:w="60" w:type="dxa"/>
-              <w:left w:w="100" w:type="dxa"/>
-              <w:bottom w:w="60" w:type="dxa"/>
-              <w:right w:w="100" w:type="dxa"/>
-            </w:tcMar>
-            <w:vAlign w:val="bottom"/>
-          </w:tcPr>
-          <w:p>
-            <w:pPr>
-              <w:spacing w:after="40" w:line="264" w:lineRule="auto"/>
-              <w:jc w:val="center"/>
-            </w:pPr>
-            <w:r>
-              <w:rPr>
-                <w:noProof/>
-              </w:rPr>
-              <w:drawing>
-                <wp:inline distT="0" distB="0" distL="0" distR="0">
-                  <wp:extent cx="5238550" cy="3055820"/>
-                  <wp:effectExtent l="0" t="0" r="0" b="0"/>
-                  <wp:docPr id="510" name="Figure 10"/>
-                  <wp:cNvGraphicFramePr>
-                    <a:graphicFrameLocks xmlns:a="http://schemas.openxmlformats.org/drawingml/2006/main" noChangeAspect="1"/>
-                  </wp:cNvGraphicFramePr>
-                  <a:graphic xmlns:a="http://schemas.openxmlformats.org/drawingml/2006/main">
-                    <a:graphicData uri="http://schemas.openxmlformats.org/drawingml/2006/picture">
-                      <pic:pic xmlns:pic="http://schemas.openxmlformats.org/drawingml/2006/picture">
-                        <pic:nvPicPr>
-                          <pic:cNvPr id="510" name="fig09_fsm_lock.png"/>
-                          <pic:cNvPicPr/>
-                        </pic:nvPicPr>
-                        <pic:blipFill>
-                          <a:blip r:embed="rIdImg10"/>
-                          <a:stretch>
-                            <a:fillRect/>
-                          </a:stretch>
-                        </pic:blipFill>
-                        <pic:spPr>
-                          <a:xfrm>
-                            <a:off x="0" y="0"/>
-                            <a:ext cx="5238550" cy="3055820"/>
-                          </a:xfrm>
-                          <a:prstGeom prst="rect">
-                            <a:avLst/>
-                          </a:prstGeom>
-                        </pic:spPr>
-                      </pic:pic>
-                    </a:graphicData>
-                  </a:graphic>
-                </wp:inline>
-              </w:drawing>
-            </w:r>
-          </w:p>
-          <w:p>
-            <w:pPr>
-              <w:spacing w:line="264" w:lineRule="auto"/>
-              <w:jc w:val="center"/>
-            </w:pPr>
-            <w:r>
-              <w:rPr>
-                <w:b/>
-                <w:bCs/>
-                <w:color w:val="595959"/>
-                <w:sz w:val="18"/>
-                <w:szCs w:val="18"/>
-              </w:rPr>
-              <w:t xml:space="preserve">Figure 10: </w:t>
-            </w:r>
-            <w:r>
-              <w:rPr>
-                <w:color w:val="595959"/>
-                <w:sz w:val="18"/>
-                <w:szCs w:val="18"/>
-              </w:rPr>
-              <w:t xml:space="preserve">Task 4 state diagram. Three wrong codes in a row trigger the ALARM state.</w:t>
-            </w:r>
-          </w:p>
-        </w:tc>
-      </w:tr>
-    </w:tbl>
-    <w:p>
-      <w:pPr>
-        <w:spacing w:after="84"/>
-        <w:rPr>
-          <w:sz w:val="8"/>
-        </w:rPr>
-      </w:pPr>
-    </w:p>
-    <w:p>
-      <w:pPr>
-        <w:pStyle w:val="Heading2"/>
-        <w:keepNext/>
-        <w:spacing w:before="240" w:after="80"/>
-      </w:pPr>
-      <w:r>
-        <w:rPr>
-          <w:b/>
-          <w:bCs/>
-        </w:rPr>
-        <w:t xml:space="preserve">What happens</w:t>
-      </w:r>
-    </w:p>
-    <w:tbl>
-      <w:tblPr>
-        <w:tblW w:w="9706" w:type="dxa"/>
-        <w:tblLayout w:type="fixed"/>
-        <w:tblLook w:val="04A0" w:firstRow="1" w:lastRow="0" w:firstColumn="1" w:lastColumn="0" w:noHBand="0" w:noVBand="1"/>
-      </w:tblPr>
-      <w:tblGrid>
-        <w:gridCol w:w="9706"/>
-      </w:tblGrid>
-      <w:tr>
-        <w:trPr>
-          <w:cantSplit/>
-        </w:trPr>
-        <w:tc>
-          <w:tcPr>
-            <w:tcW w:w="9706" w:type="dxa"/>
-            <w:tcBorders>
-              <w:top w:val="nil"/>
-              <w:left w:val="single" w:sz="24" w:space="0" w:color="2E7D32"/>
-              <w:bottom w:val="nil"/>
-              <w:right w:val="nil"/>
-            </w:tcBorders>
-            <w:shd w:val="clear" w:color="auto" w:fill="EAF5EA"/>
-            <w:tcMar>
-              <w:top w:w="100" w:type="dxa"/>
-              <w:left w:w="180" w:type="dxa"/>
-              <w:bottom w:w="60" w:type="dxa"/>
-              <w:right w:w="160" w:type="dxa"/>
-            </w:tcMar>
-          </w:tcPr>
-          <w:p>
-            <w:pPr>
-              <w:keepNext/>
-              <w:spacing w:after="60" w:line="264" w:lineRule="auto"/>
-            </w:pPr>
-            <w:r>
-              <w:rPr>
-                <w:b/>
-                <w:bCs/>
-                <w:color w:val="2E7D32"/>
-              </w:rPr>
-              <w:t xml:space="preserve">Code</w:t>
-            </w:r>
-          </w:p>
-          <w:p>
-            <w:pPr>
-              <w:spacing w:after="60" w:line="264" w:lineRule="auto"/>
-            </w:pPr>
-            <w:r>
-              <w:rPr/>
-              <w:t xml:space="preserve">Upload </w:t>
-            </w:r>
-            <w:r>
-              <w:rPr>
-                <w:rFonts w:ascii="Consolas" w:hAnsi="Consolas" w:cs="Consolas"/>
-                <w:color w:val="C7254E"/>
-                <w:sz w:val="20"/>
-                <w:szCs w:val="20"/>
-                <w:shd w:val="clear" w:color="auto" w:fill="F4F4F4"/>
-              </w:rPr>
-              <w:t xml:space="preserve">Task4_SHA256_Lock</w:t>
-            </w:r>
-            <w:r>
-              <w:rPr/>
-              <w:t xml:space="preserve"> (with </w:t>
-            </w:r>
-            <w:r>
-              <w:rPr>
-                <w:rFonts w:ascii="Consolas" w:hAnsi="Consolas" w:cs="Consolas"/>
-                <w:color w:val="C7254E"/>
-                <w:sz w:val="20"/>
-                <w:szCs w:val="20"/>
-                <w:shd w:val="clear" w:color="auto" w:fill="F4F4F4"/>
-              </w:rPr>
-              <w:t xml:space="preserve">RGB_SHIELD</w:t>
-            </w:r>
-            <w:r>
-              <w:rPr/>
-              <w:t xml:space="preserve"> set for your display). Open the Serial Monitor at 9600 baud and set the line ending (bottom right) to </w:t>
-            </w:r>
-            <w:r>
-              <w:rPr>
-                <w:b/>
-                <w:bCs/>
-              </w:rPr>
-              <w:t xml:space="preserve">Newline</w:t>
-            </w:r>
-            <w:r>
-              <w:rPr/>
-              <w:t xml:space="preserve">.</w:t>
-            </w:r>
-          </w:p>
-        </w:tc>
-      </w:tr>
-    </w:tbl>
-    <w:p>
-      <w:pPr>
-        <w:spacing w:after="0"/>
-        <w:rPr>
-          <w:sz w:val="8"/>
-        </w:rPr>
-      </w:pPr>
-    </w:p>
-    <w:p>
-      <w:pPr>
-        <w:spacing w:after="120" w:line="264" w:lineRule="auto"/>
-      </w:pPr>
-      <w:r>
-        <w:rPr/>
-        <w:t xml:space="preserve">The lock starts in LOCKED with the yellow LED on. Type a code and press Enter. The board prints what you typed and its hash. If the hash matches </w:t>
-      </w:r>
-      <w:r>
-        <w:rPr>
-          <w:rFonts w:ascii="Consolas" w:hAnsi="Consolas" w:cs="Consolas"/>
-          <w:color w:val="C7254E"/>
-          <w:sz w:val="20"/>
-          <w:szCs w:val="20"/>
-          <w:shd w:val="clear" w:color="auto" w:fill="F4F4F4"/>
-        </w:rPr>
-        <w:t xml:space="preserve">PASSWORD_HASH</w:t>
-      </w:r>
-      <w:r>
-        <w:rPr/>
-        <w:t xml:space="preserve"> the lock goes to OPEN (green LED) for 5 s. If not, it goes to WRONG (red LED) for 2 s. After three wrong codes in a row it goes to ALARM: the red LED flashes and everything you type is ignored for 15 s. The code is </w:t>
-      </w:r>
-      <w:r>
-        <w:rPr>
-          <w:rFonts w:ascii="Consolas" w:hAnsi="Consolas" w:cs="Consolas"/>
-          <w:color w:val="C7254E"/>
-          <w:sz w:val="20"/>
-          <w:szCs w:val="20"/>
-          <w:shd w:val="clear" w:color="auto" w:fill="F4F4F4"/>
-        </w:rPr>
-        <w:t xml:space="preserve">ET4047</w:t>
-      </w:r>
-      <w:r>
-        <w:rPr/>
-        <w:t xml:space="preserve">.</w:t>
-      </w:r>
-    </w:p>
-    <w:p>
-      <w:pPr>
-        <w:pStyle w:val="Heading2"/>
-        <w:keepNext/>
-        <w:spacing w:before="240" w:after="80"/>
-      </w:pPr>
-      <w:r>
-        <w:rPr>
-          <w:b/>
-          <w:bCs/>
-        </w:rPr>
-        <w:t xml:space="preserve">Task 4 questions</w:t>
-      </w:r>
-    </w:p>
-    <w:p>
-      <w:pPr>
-        <w:pStyle w:val="Heading3"/>
-        <w:keepNext/>
-        <w:spacing w:before="180" w:after="60"/>
-      </w:pPr>
-      <w:r>
-        <w:rPr>
-          <w:b/>
-          <w:bCs/>
-        </w:rPr>
-        <w:t xml:space="preserve">4a  Run it</w:t>
-      </w:r>
-    </w:p>
-    <w:p>
-      <w:pPr>
-        <w:spacing w:after="120" w:line="264" w:lineRule="auto"/>
-      </w:pPr>
-      <w:r>
-        <w:rPr/>
-        <w:t xml:space="preserve">Type a wrong code, then </w:t>
-      </w:r>
-      <w:r>
-        <w:rPr>
-          <w:rFonts w:ascii="Consolas" w:hAnsi="Consolas" w:cs="Consolas"/>
-          <w:color w:val="C7254E"/>
-          <w:sz w:val="20"/>
-          <w:szCs w:val="20"/>
-          <w:shd w:val="clear" w:color="auto" w:fill="F4F4F4"/>
-        </w:rPr>
-        <w:t xml:space="preserve">ET4047</w:t>
-      </w:r>
-      <w:r>
-        <w:rPr/>
-        <w:t xml:space="preserve">. </w:t>
-      </w:r>
-      <w:r>
-        <w:rPr>
-          <w:b/>
-          <w:bCs/>
-        </w:rPr>
-        <w:t xml:space="preserve">(record)</w:t>
-      </w:r>
-      <w:r>
-        <w:rPr/>
-        <w:t xml:space="preserve"> Paste the Serial Monitor output. It should look like this:</w:t>
-      </w:r>
-    </w:p>
-    <w:p>
-      <w:pPr>
-        <w:keepNext/>
-        <w:spacing w:after="40" w:line="264" w:lineRule="auto"/>
-      </w:pPr>
-      <w:r>
-        <w:rPr>
-          <w:b/>
-          <w:bCs/>
-          <w:color w:val="595959"/>
-          <w:sz w:val="18"/>
-          <w:szCs w:val="18"/>
-        </w:rPr>
-        <w:t xml:space="preserve">Serial Monitor</w:t>
-      </w:r>
-    </w:p>
-    <w:tbl>
-      <w:tblPr>
-        <w:tblW w:w="9706" w:type="dxa"/>
-        <w:tblBorders>
-          <w:top w:val="single" w:sz="4" w:space="0" w:color="BFBFBF"/>
-          <w:left w:val="single" w:sz="4" w:space="0" w:color="BFBFBF"/>
-          <w:bottom w:val="single" w:sz="4" w:space="0" w:color="BFBFBF"/>
-          <w:right w:val="single" w:sz="4" w:space="0" w:color="BFBFBF"/>
-          <w:insideH w:val="single" w:sz="4" w:space="0" w:color="BFBFBF"/>
-          <w:insideV w:val="single" w:sz="4" w:space="0" w:color="BFBFBF"/>
-        </w:tblBorders>
-        <w:tblLayout w:type="fixed"/>
-        <w:tblLook w:val="04A0" w:firstRow="1" w:lastRow="0" w:firstColumn="1" w:lastColumn="0" w:noHBand="0" w:noVBand="1"/>
-      </w:tblPr>
-      <w:tblGrid>
-        <w:gridCol w:w="9706"/>
-      </w:tblGrid>
-      <w:tr>
-        <w:trPr>
-          <w:cantSplit/>
-        </w:trPr>
-        <w:tc>
-          <w:tcPr>
-            <w:tcW w:w="9706" w:type="dxa"/>
-            <w:shd w:val="clear" w:color="auto" w:fill="F2F2F2"/>
-            <w:tcMar>
-              <w:top w:w="100" w:type="dxa"/>
-              <w:left w:w="160" w:type="dxa"/>
-              <w:bottom w:w="100" w:type="dxa"/>
-              <w:right w:w="160" w:type="dxa"/>
-            </w:tcMar>
-          </w:tcPr>
-          <w:p>
-            <w:pPr>
-              <w:spacing w:after="0"/>
-            </w:pPr>
-            <w:r>
-              <w:rPr>
-                <w:rFonts w:ascii="Consolas" w:hAnsi="Consolas" w:cs="Consolas"/>
-                <w:color w:val="1F1F1F"/>
-                <w:sz w:val="17"/>
-                <w:szCs w:val="17"/>
-              </w:rPr>
-              <w:t xml:space="preserve">Code lock ready. Type the code and press Enter.</w:t>
-            </w:r>
-          </w:p>
-          <w:p>
-            <w:pPr>
-              <w:spacing w:after="0"/>
-            </w:pPr>
-            <w:r>
-              <w:rPr>
-                <w:rFonts w:ascii="Consolas" w:hAnsi="Consolas" w:cs="Consolas"/>
-                <w:color w:val="1F1F1F"/>
-                <w:sz w:val="17"/>
-                <w:szCs w:val="17"/>
-              </w:rPr>
-              <w:t xml:space="preserve">-&gt; LOCKED</w:t>
-            </w:r>
-          </w:p>
-          <w:p>
-            <w:pPr>
-              <w:spacing w:after="0"/>
-            </w:pPr>
-            <w:r>
-              <w:rPr>
-                <w:rFonts w:ascii="Consolas" w:hAnsi="Consolas" w:cs="Consolas"/>
-                <w:color w:val="1F1F1F"/>
-                <w:sz w:val="17"/>
-                <w:szCs w:val="17"/>
-              </w:rPr>
-              <w:t xml:space="preserve">Typed:   1234</w:t>
-            </w:r>
-          </w:p>
-          <w:p>
-            <w:pPr>
-              <w:spacing w:after="0"/>
-            </w:pPr>
-            <w:r>
-              <w:rPr>
-                <w:rFonts w:ascii="Consolas" w:hAnsi="Consolas" w:cs="Consolas"/>
-                <w:color w:val="1F1F1F"/>
-                <w:sz w:val="17"/>
-                <w:szCs w:val="17"/>
-              </w:rPr>
-              <w:t xml:space="preserve">SHA-256: 03ac674216f3e15c761ee1a5e255f067953623c8b388b4459e13f978d7c846f4</w:t>
-            </w:r>
-          </w:p>
-          <w:p>
-            <w:pPr>
-              <w:spacing w:after="0"/>
-            </w:pPr>
-            <w:r>
-              <w:rPr>
-                <w:rFonts w:ascii="Consolas" w:hAnsi="Consolas" w:cs="Consolas"/>
-                <w:color w:val="1F1F1F"/>
-                <w:sz w:val="17"/>
-                <w:szCs w:val="17"/>
-              </w:rPr>
-              <w:t xml:space="preserve">-&gt; WRONG</w:t>
-            </w:r>
-          </w:p>
-          <w:p>
-            <w:pPr>
-              <w:spacing w:after="0"/>
-            </w:pPr>
-            <w:r>
-              <w:rPr>
-                <w:rFonts w:ascii="Consolas" w:hAnsi="Consolas" w:cs="Consolas"/>
-                <w:color w:val="1F1F1F"/>
-                <w:sz w:val="17"/>
-                <w:szCs w:val="17"/>
-              </w:rPr>
-              <w:t xml:space="preserve">-&gt; LOCKED</w:t>
-            </w:r>
-          </w:p>
-          <w:p>
-            <w:pPr>
-              <w:spacing w:after="0"/>
-            </w:pPr>
-            <w:r>
-              <w:rPr>
-                <w:rFonts w:ascii="Consolas" w:hAnsi="Consolas" w:cs="Consolas"/>
-                <w:color w:val="1F1F1F"/>
-                <w:sz w:val="17"/>
-                <w:szCs w:val="17"/>
-              </w:rPr>
-              <w:t xml:space="preserve">Typed:   ET4047</w:t>
-            </w:r>
-          </w:p>
-          <w:p>
-            <w:pPr>
-              <w:spacing w:after="0"/>
-            </w:pPr>
-            <w:r>
-              <w:rPr>
-                <w:rFonts w:ascii="Consolas" w:hAnsi="Consolas" w:cs="Consolas"/>
-                <w:color w:val="1F1F1F"/>
-                <w:sz w:val="17"/>
-                <w:szCs w:val="17"/>
-              </w:rPr>
-              <w:t xml:space="preserve">SHA-256: e0fe78d09229a737c8b66424c9b4bd456828da3b547128503a4cd41c6aa51fd1</w:t>
-            </w:r>
-          </w:p>
-          <w:p>
-            <w:pPr>
-              <w:spacing w:after="0"/>
-            </w:pPr>
-            <w:r>
-              <w:rPr>
-                <w:rFonts w:ascii="Consolas" w:hAnsi="Consolas" w:cs="Consolas"/>
-                <w:color w:val="1F1F1F"/>
-                <w:sz w:val="17"/>
-                <w:szCs w:val="17"/>
-              </w:rPr>
-              <w:t xml:space="preserve">-&gt; OPEN</w:t>
-            </w:r>
-          </w:p>
-        </w:tc>
-      </w:tr>
-    </w:tbl>
-    <w:p>
-      <w:pPr>
-        <w:spacing w:after="84"/>
-        <w:rPr>
-          <w:sz w:val="8"/>
-        </w:rPr>
-      </w:pPr>
-    </w:p>
-    <w:p>
-      <w:pPr>
-        <w:pStyle w:val="Heading3"/>
-        <w:keepNext/>
-        <w:spacing w:before="180" w:after="60"/>
-      </w:pPr>
-      <w:r>
-        <w:rPr>
-          <w:b/>
-          <w:bCs/>
-        </w:rPr>
-        <w:t xml:space="preserve">4b  Trigger the alarm</w:t>
-      </w:r>
-    </w:p>
-    <w:p>
-      <w:pPr>
-        <w:spacing w:after="120" w:line="264" w:lineRule="auto"/>
-      </w:pPr>
-      <w:r>
-        <w:rPr/>
-        <w:t xml:space="preserve">Type three wrong codes in a row, then type </w:t>
-      </w:r>
-      <w:r>
-        <w:rPr>
-          <w:rFonts w:ascii="Consolas" w:hAnsi="Consolas" w:cs="Consolas"/>
-          <w:color w:val="C7254E"/>
-          <w:sz w:val="20"/>
-          <w:szCs w:val="20"/>
-          <w:shd w:val="clear" w:color="auto" w:fill="F4F4F4"/>
-        </w:rPr>
-        <w:t xml:space="preserve">ET4047</w:t>
-      </w:r>
-      <w:r>
-        <w:rPr/>
-        <w:t xml:space="preserve"> straight away while the red LED is flashing. What happens, and why? Which line of the sketch makes this happen?</w:t>
-      </w:r>
-    </w:p>
-    <w:tbl>
-      <w:tblPr>
-        <w:tblW w:w="9706" w:type="dxa"/>
-        <w:tblBorders>
-          <w:top w:val="single" w:sz="4" w:space="0" w:color="A6A6A6"/>
-          <w:left w:val="single" w:sz="4" w:space="0" w:color="A6A6A6"/>
-          <w:bottom w:val="single" w:sz="4" w:space="0" w:color="A6A6A6"/>
-          <w:right w:val="single" w:sz="4" w:space="0" w:color="A6A6A6"/>
-        </w:tblBorders>
-        <w:tblLayout w:type="fixed"/>
-        <w:tblLook w:val="04A0" w:firstRow="1" w:lastRow="0" w:firstColumn="1" w:lastColumn="0" w:noHBand="0" w:noVBand="1"/>
-      </w:tblPr>
-      <w:tblGrid>
-        <w:gridCol w:w="9706"/>
-      </w:tblGrid>
-      <w:tr>
-        <w:trPr>
-          <w:cantSplit/>
-        </w:trPr>
-        <w:tc>
-          <w:tcPr>
-            <w:tcW w:w="9706" w:type="dxa"/>
-            <w:tcMar>
-              <w:top w:w="60" w:type="dxa"/>
-              <w:left w:w="120" w:type="dxa"/>
-              <w:bottom w:w="60" w:type="dxa"/>
-              <w:right w:w="120" w:type="dxa"/>
-            </w:tcMar>
-          </w:tcPr>
-          <w:p>
-            <w:pPr>
-              <w:spacing w:line="264" w:lineRule="auto"/>
-            </w:pPr>
-            <w:r>
-              <w:rPr>
-                <w:i/>
-                <w:iCs/>
-                <w:color w:val="7F7F7F"/>
-                <w:sz w:val="18"/>
-                <w:szCs w:val="18"/>
-              </w:rPr>
-              <w:t>Your answer:</w:t>
-            </w:r>
-          </w:p>
-          <w:p>
-            <w:pPr>
-              <w:spacing w:after="200" w:line="264" w:lineRule="auto"/>
-            </w:pPr>
-          </w:p>
-          <w:p>
-            <w:pPr>
-              <w:spacing w:after="200" w:line="264" w:lineRule="auto"/>
-            </w:pPr>
-          </w:p>
-          <w:p>
-            <w:pPr>
-              <w:spacing w:after="200" w:line="264" w:lineRule="auto"/>
-            </w:pPr>
-          </w:p>
-        </w:tc>
-      </w:tr>
-    </w:tbl>
-    <w:p>
-      <w:pPr>
-        <w:spacing w:after="84"/>
-        <w:rPr>
-          <w:sz w:val="8"/>
-        </w:rPr>
-      </w:pPr>
-    </w:p>
-    <w:p>
-      <w:pPr>
-        <w:pStyle w:val="Heading3"/>
-        <w:keepNext/>
-        <w:spacing w:before="180" w:after="60"/>
-      </w:pPr>
-      <w:r>
-        <w:rPr>
-          <w:b/>
-          <w:bCs/>
-        </w:rPr>
-        <w:t xml:space="preserve">4c  Your own code</w:t>
-      </w:r>
-    </w:p>
-    <w:p>
-      <w:pPr>
-        <w:spacing w:after="120" w:line="264" w:lineRule="auto"/>
-      </w:pPr>
-      <w:r>
-        <w:rPr/>
-        <w:t xml:space="preserve">Choose your own code. Type it while the sketch is running, copy the </w:t>
-      </w:r>
-      <w:r>
-        <w:rPr>
-          <w:rFonts w:ascii="Consolas" w:hAnsi="Consolas" w:cs="Consolas"/>
-          <w:color w:val="C7254E"/>
-          <w:sz w:val="20"/>
-          <w:szCs w:val="20"/>
-          <w:shd w:val="clear" w:color="auto" w:fill="F4F4F4"/>
-        </w:rPr>
-        <w:t xml:space="preserve">SHA-256:</w:t>
-      </w:r>
-      <w:r>
-        <w:rPr/>
-        <w:t xml:space="preserve"> line from the Serial Monitor into </w:t>
-      </w:r>
-      <w:r>
-        <w:rPr>
-          <w:rFonts w:ascii="Consolas" w:hAnsi="Consolas" w:cs="Consolas"/>
-          <w:color w:val="C7254E"/>
-          <w:sz w:val="20"/>
-          <w:szCs w:val="20"/>
-          <w:shd w:val="clear" w:color="auto" w:fill="F4F4F4"/>
-        </w:rPr>
-        <w:t xml:space="preserve">PASSWORD_HASH</w:t>
-      </w:r>
-      <w:r>
-        <w:rPr/>
-        <w:t xml:space="preserve">, and upload again. </w:t>
-      </w:r>
-      <w:r>
-        <w:rPr>
-          <w:b/>
-          <w:bCs/>
-        </w:rPr>
-        <w:t xml:space="preserve">(record)</w:t>
-      </w:r>
-      <w:r>
-        <w:rPr/>
-        <w:t xml:space="preserve"> Show that your code opens the lock and </w:t>
-      </w:r>
-      <w:r>
-        <w:rPr>
-          <w:rFonts w:ascii="Consolas" w:hAnsi="Consolas" w:cs="Consolas"/>
-          <w:color w:val="C7254E"/>
-          <w:sz w:val="20"/>
-          <w:szCs w:val="20"/>
-          <w:shd w:val="clear" w:color="auto" w:fill="F4F4F4"/>
-        </w:rPr>
-        <w:t xml:space="preserve">ET4047</w:t>
-      </w:r>
-      <w:r>
-        <w:rPr/>
-        <w:t xml:space="preserve"> no longer does.</w:t>
-      </w:r>
-    </w:p>
-    <w:tbl>
-      <w:tblPr>
-        <w:tblW w:w="9706" w:type="dxa"/>
-        <w:tblBorders>
-          <w:top w:val="single" w:sz="4" w:space="0" w:color="A6A6A6"/>
-          <w:left w:val="single" w:sz="4" w:space="0" w:color="A6A6A6"/>
-          <w:bottom w:val="single" w:sz="4" w:space="0" w:color="A6A6A6"/>
-          <w:right w:val="single" w:sz="4" w:space="0" w:color="A6A6A6"/>
-        </w:tblBorders>
-        <w:tblLayout w:type="fixed"/>
-        <w:tblLook w:val="04A0" w:firstRow="1" w:lastRow="0" w:firstColumn="1" w:lastColumn="0" w:noHBand="0" w:noVBand="1"/>
-      </w:tblPr>
-      <w:tblGrid>
-        <w:gridCol w:w="9706"/>
-      </w:tblGrid>
-      <w:tr>
-        <w:trPr>
-          <w:cantSplit/>
-        </w:trPr>
-        <w:tc>
-          <w:tcPr>
-            <w:tcW w:w="9706" w:type="dxa"/>
-            <w:tcMar>
-              <w:top w:w="60" w:type="dxa"/>
-              <w:left w:w="120" w:type="dxa"/>
-              <w:bottom w:w="60" w:type="dxa"/>
-              <w:right w:w="120" w:type="dxa"/>
-            </w:tcMar>
-          </w:tcPr>
-          <w:p>
-            <w:pPr>
-              <w:spacing w:line="264" w:lineRule="auto"/>
-            </w:pPr>
-            <w:r>
-              <w:rPr>
-                <w:i/>
-                <w:iCs/>
-                <w:color w:val="7F7F7F"/>
-                <w:sz w:val="18"/>
-                <w:szCs w:val="18"/>
-              </w:rPr>
-              <w:t>Your answer:</w:t>
-            </w:r>
-          </w:p>
-          <w:p>
-            <w:pPr>
-              <w:spacing w:after="200" w:line="264" w:lineRule="auto"/>
-            </w:pPr>
-          </w:p>
-          <w:p>
-            <w:pPr>
-              <w:spacing w:after="200" w:line="264" w:lineRule="auto"/>
-            </w:pPr>
-          </w:p>
-        </w:tc>
-      </w:tr>
-    </w:tbl>
-    <w:p>
-      <w:pPr>
-        <w:spacing w:after="84"/>
-        <w:rPr>
-          <w:sz w:val="8"/>
-        </w:rPr>
-      </w:pPr>
-    </w:p>
-    <w:p>
-      <w:pPr>
-        <w:pStyle w:val="Heading3"/>
-        <w:keepNext/>
-        <w:spacing w:before="180" w:after="60"/>
-      </w:pPr>
-      <w:r>
-        <w:rPr>
-          <w:b/>
-          <w:bCs/>
-        </w:rPr>
-        <w:t xml:space="preserve">4d  Questions</w:t>
-      </w:r>
-    </w:p>
-    <w:p>
-      <w:pPr>
-        <w:spacing w:after="60" w:line="264" w:lineRule="auto"/>
-      </w:pPr>
-      <w:r>
-        <w:rPr/>
-        <w:t xml:space="preserve">1. </w:t>
-      </w:r>
-      <w:r>
-        <w:rPr>
-          <w:rFonts w:ascii="Consolas" w:hAnsi="Consolas" w:cs="Consolas"/>
-          <w:color w:val="C7254E"/>
-          <w:sz w:val="20"/>
-          <w:szCs w:val="20"/>
-          <w:shd w:val="clear" w:color="auto" w:fill="F4F4F4"/>
-        </w:rPr>
-        <w:t xml:space="preserve">ET4047</w:t>
-      </w:r>
-      <w:r>
-        <w:rPr/>
-        <w:t xml:space="preserve"> and </w:t>
-      </w:r>
-      <w:r>
-        <w:rPr>
-          <w:rFonts w:ascii="Consolas" w:hAnsi="Consolas" w:cs="Consolas"/>
-          <w:color w:val="C7254E"/>
-          <w:sz w:val="20"/>
-          <w:szCs w:val="20"/>
-          <w:shd w:val="clear" w:color="auto" w:fill="F4F4F4"/>
-        </w:rPr>
-        <w:t xml:space="preserve">ET4048</w:t>
-      </w:r>
-      <w:r>
-        <w:rPr/>
-        <w:t xml:space="preserve"> differ by one character. Compare their hashes in the table above. How many of the 64 hex characters are the same?</w:t>
-      </w:r>
-    </w:p>
-    <w:p>
-      <w:pPr>
-        <w:spacing w:after="60" w:line="264" w:lineRule="auto"/>
-      </w:pPr>
-      <w:r>
-        <w:rPr/>
-        <w:t xml:space="preserve">2. Anyone can read the sketch and see </w:t>
-      </w:r>
-      <w:r>
-        <w:rPr>
-          <w:rFonts w:ascii="Consolas" w:hAnsi="Consolas" w:cs="Consolas"/>
-          <w:color w:val="C7254E"/>
-          <w:sz w:val="20"/>
-          <w:szCs w:val="20"/>
-          <w:shd w:val="clear" w:color="auto" w:fill="F4F4F4"/>
-        </w:rPr>
-        <w:t xml:space="preserve">PASSWORD_HASH</w:t>
-      </w:r>
-      <w:r>
-        <w:rPr/>
-        <w:t xml:space="preserve">. Why does that not tell them the code?</w:t>
-      </w:r>
-    </w:p>
-    <w:p>
-      <w:pPr>
-        <w:spacing w:after="60" w:line="264" w:lineRule="auto"/>
-      </w:pPr>
-      <w:r>
-        <w:rPr/>
-        <w:t xml:space="preserve">3. A 4-digit PIN has 10 000 possible values. With the ALARM state (15 s after every 3 wrong tries), roughly how long would it take to try them all? Why does this make the ALARM state useful?</w:t>
-      </w:r>
-    </w:p>
-    <w:p>
-      <w:pPr>
-        <w:spacing w:after="60" w:line="264" w:lineRule="auto"/>
-      </w:pPr>
-      <w:r>
-        <w:rPr/>
-        <w:t xml:space="preserve">4. If the code were a single digit, could someone find it from the hash? What does that tell you about short codes?</w:t>
-      </w:r>
-    </w:p>
-    <w:tbl>
-      <w:tblPr>
-        <w:tblW w:w="9706" w:type="dxa"/>
-        <w:tblBorders>
-          <w:top w:val="single" w:sz="4" w:space="0" w:color="A6A6A6"/>
-          <w:left w:val="single" w:sz="4" w:space="0" w:color="A6A6A6"/>
-          <w:bottom w:val="single" w:sz="4" w:space="0" w:color="A6A6A6"/>
-          <w:right w:val="single" w:sz="4" w:space="0" w:color="A6A6A6"/>
-        </w:tblBorders>
-        <w:tblLayout w:type="fixed"/>
-        <w:tblLook w:val="04A0" w:firstRow="1" w:lastRow="0" w:firstColumn="1" w:lastColumn="0" w:noHBand="0" w:noVBand="1"/>
-      </w:tblPr>
-      <w:tblGrid>
-        <w:gridCol w:w="9706"/>
-      </w:tblGrid>
-      <w:tr>
-        <w:trPr>
-          <w:cantSplit/>
-        </w:trPr>
-        <w:tc>
-          <w:tcPr>
-            <w:tcW w:w="9706" w:type="dxa"/>
-            <w:tcMar>
-              <w:top w:w="60" w:type="dxa"/>
-              <w:left w:w="120" w:type="dxa"/>
-              <w:bottom w:w="60" w:type="dxa"/>
-              <w:right w:w="120" w:type="dxa"/>
-            </w:tcMar>
-          </w:tcPr>
-          <w:p>
-            <w:pPr>
-              <w:spacing w:line="264" w:lineRule="auto"/>
-            </w:pPr>
-            <w:r>
-              <w:rPr>
-                <w:i/>
-                <w:iCs/>
-                <w:color w:val="7F7F7F"/>
-                <w:sz w:val="18"/>
-                <w:szCs w:val="18"/>
-              </w:rPr>
-              <w:t>Your answer:</w:t>
-            </w:r>
-          </w:p>
-          <w:p>
-            <w:pPr>
-              <w:spacing w:after="200" w:line="264" w:lineRule="auto"/>
-            </w:pPr>
           </w:p>
           <w:p>
             <w:pPr>

--- a/W07/W07 LAB State Machines and the LCD Display.docx
+++ b/W07/W07 LAB State Machines and the LCD Display.docx
@@ -3589,7 +3589,7 @@
       </w:r>
       <w:r>
         <w:rPr/>
-        <w:t xml:space="preserve"> the cars’ light stays GREEN until the button is pressed, then goes YELLOW → WALK (countdown) → CLEAR → GREEN. The sketch uses </w:t>
+        <w:t xml:space="preserve"> the cars’ light stays GREEN until the button is pressed and released, then goes YELLOW → WALK (countdown) → CLEAR → GREEN. The sketch uses </w:t>
       </w:r>
       <w:r>
         <w:rPr>
@@ -3617,7 +3617,18 @@
       </w:r>
       <w:r>
         <w:rPr/>
-        <w:t xml:space="preserve">.</w:t>
+        <w:t xml:space="preserve">, and the button is debounced and reacts on the </w:t>
+      </w:r>
+      <w:r>
+        <w:rPr>
+          <w:b/>
+          <w:bCs/>
+        </w:rPr>
+        <w:t xml:space="preserve">rising edge</w:t>
+      </w:r>
+      <w:r>
+        <w:rPr/>
+        <w:t xml:space="preserve"> (when it is released).</w:t>
       </w:r>
     </w:p>
     <w:p>
@@ -4319,7 +4330,7 @@
       </w:r>
       <w:r>
         <w:rPr/>
-        <w:t xml:space="preserve"> the light stays GREEN until you press the button; the LCD shows </w:t>
+        <w:t xml:space="preserve"> the light stays GREEN until you press and release the button; the LCD shows </w:t>
       </w:r>
       <w:r>
         <w:rPr>
@@ -4485,7 +4496,7 @@
                 <w:sz w:val="17"/>
                 <w:szCs w:val="17"/>
               </w:rPr>
-              <w:t xml:space="preserve">Button pressed</w:t>
+              <w:t xml:space="preserve">Button released</w:t>
             </w:r>
           </w:p>
           <w:p>
@@ -4575,7 +4586,7 @@
       </w:pPr>
       <w:r>
         <w:rPr/>
-        <w:t xml:space="preserve">Press the button at each of the times below. Use the state diagram to explain each result.</w:t>
+        <w:t xml:space="preserve">Press and release the button at each of the times below. Use the state diagram to explain each result.</w:t>
       </w:r>
     </w:p>
     <w:tbl>
@@ -4625,7 +4636,7 @@
                 <w:sz w:val="19"/>
                 <w:szCs w:val="19"/>
               </w:rPr>
-              <w:t xml:space="preserve">When you press</w:t>
+              <w:t xml:space="preserve">When you press and release</w:t>
             </w:r>
           </w:p>
         </w:tc>
@@ -5061,16 +5072,16 @@
           <w:b/>
           <w:bCs/>
         </w:rPr>
-        <w:t xml:space="preserve">3d  No debouncing needed</w:t>
-      </w:r>
-    </w:p>
-    <w:p>
-      <w:pPr>
-        <w:spacing w:after="120" w:line="264" w:lineRule="auto"/>
+        <w:t xml:space="preserve">3d  Rising edge and debouncing</w:t>
+      </w:r>
+    </w:p>
+    <w:p>
+      <w:pPr>
+        <w:spacing w:after="60" w:line="264" w:lineRule="auto"/>
       </w:pPr>
       <w:r>
         <w:rPr/>
-        <w:t xml:space="preserve">One press of a mechanical button can read as several quick presses. Why does that not cause a problem here? (Hint: what does a second press do to </w:t>
+        <w:t xml:space="preserve">1. Press the button and keep holding it. When does </w:t>
       </w:r>
       <w:r>
         <w:rPr>
@@ -5080,11 +5091,85 @@
           <w:szCs w:val="20"/>
           <w:shd w:val="clear" w:color="auto" w:fill="F4F4F4"/>
         </w:rPr>
-        <w:t xml:space="preserve">walkRequested</w:t>
+        <w:t xml:space="preserve">WAIT...</w:t>
       </w:r>
       <w:r>
         <w:rPr/>
-        <w:t xml:space="preserve">?)</w:t>
+        <w:t xml:space="preserve"> appear: when you press, or when you let go? Which edge of the D2 signal (rising or falling) is the sketch reacting to?</w:t>
+      </w:r>
+    </w:p>
+    <w:p>
+      <w:pPr>
+        <w:spacing w:after="60" w:line="264" w:lineRule="auto"/>
+      </w:pPr>
+      <w:r>
+        <w:rPr/>
+        <w:t xml:space="preserve">2. In </w:t>
+      </w:r>
+      <w:r>
+        <w:rPr>
+          <w:rFonts w:ascii="Consolas" w:hAnsi="Consolas" w:cs="Consolas"/>
+          <w:color w:val="C7254E"/>
+          <w:sz w:val="20"/>
+          <w:szCs w:val="20"/>
+          <w:shd w:val="clear" w:color="auto" w:fill="F4F4F4"/>
+        </w:rPr>
+        <w:t xml:space="preserve">buttonReleased()</w:t>
+      </w:r>
+      <w:r>
+        <w:rPr/>
+        <w:t xml:space="preserve">, a new reading only counts once it has stayed the same for </w:t>
+      </w:r>
+      <w:r>
+        <w:rPr>
+          <w:rFonts w:ascii="Consolas" w:hAnsi="Consolas" w:cs="Consolas"/>
+          <w:color w:val="C7254E"/>
+          <w:sz w:val="20"/>
+          <w:szCs w:val="20"/>
+          <w:shd w:val="clear" w:color="auto" w:fill="F4F4F4"/>
+        </w:rPr>
+        <w:t xml:space="preserve">DEBOUNCE_TIME</w:t>
+      </w:r>
+      <w:r>
+        <w:rPr/>
+        <w:t xml:space="preserve"> (50 ms). Why is this needed for a mechanical button?</w:t>
+      </w:r>
+    </w:p>
+    <w:p>
+      <w:pPr>
+        <w:spacing w:after="60" w:line="264" w:lineRule="auto"/>
+      </w:pPr>
+      <w:r>
+        <w:rPr/>
+        <w:t xml:space="preserve">3. Set </w:t>
+      </w:r>
+      <w:r>
+        <w:rPr>
+          <w:rFonts w:ascii="Consolas" w:hAnsi="Consolas" w:cs="Consolas"/>
+          <w:color w:val="C7254E"/>
+          <w:sz w:val="20"/>
+          <w:szCs w:val="20"/>
+          <w:shd w:val="clear" w:color="auto" w:fill="F4F4F4"/>
+        </w:rPr>
+        <w:t xml:space="preserve">DEBOUNCE_TIME</w:t>
+      </w:r>
+      <w:r>
+        <w:rPr/>
+        <w:t xml:space="preserve"> to </w:t>
+      </w:r>
+      <w:r>
+        <w:rPr>
+          <w:rFonts w:ascii="Consolas" w:hAnsi="Consolas" w:cs="Consolas"/>
+          <w:color w:val="C7254E"/>
+          <w:sz w:val="20"/>
+          <w:szCs w:val="20"/>
+          <w:shd w:val="clear" w:color="auto" w:fill="F4F4F4"/>
+        </w:rPr>
+        <w:t xml:space="preserve">0</w:t>
+      </w:r>
+      <w:r>
+        <w:rPr/>
+        <w:t xml:space="preserve"> and press the button several times. Does anything change? Would it matter if the button started a different action on every press, such as counting pedestrians?</w:t>
       </w:r>
     </w:p>
     <w:tbl>

--- a/W07/W07 LAB State Machines and the LCD Display.docx
+++ b/W07/W07 LAB State Machines and the LCD Display.docx
@@ -214,6 +214,175 @@
     <w:p>
       <w:pPr>
         <w:spacing w:after="80"/>
+        <w:rPr>
+          <w:sz w:val="8"/>
+        </w:rPr>
+      </w:pPr>
+    </w:p>
+    <w:tbl>
+      <w:tblPr>
+        <w:tblW w:w="9706" w:type="dxa"/>
+        <w:tblLayout w:type="fixed"/>
+        <w:tblLook w:val="04A0" w:firstRow="1" w:lastRow="0" w:firstColumn="1" w:lastColumn="0" w:noHBand="0" w:noVBand="1"/>
+      </w:tblPr>
+      <w:tblGrid>
+        <w:gridCol w:w="9706"/>
+      </w:tblGrid>
+      <w:tr>
+        <w:trPr>
+          <w:cantSplit/>
+        </w:trPr>
+        <w:tc>
+          <w:tcPr>
+            <w:tcW w:w="9706" w:type="dxa"/>
+            <w:tcMar>
+              <w:top w:w="60" w:type="dxa"/>
+              <w:left w:w="100" w:type="dxa"/>
+              <w:bottom w:w="60" w:type="dxa"/>
+              <w:right w:w="100" w:type="dxa"/>
+            </w:tcMar>
+            <w:vAlign w:val="bottom"/>
+          </w:tcPr>
+          <w:p>
+            <w:pPr>
+              <w:spacing w:after="40" w:line="264" w:lineRule="auto"/>
+              <w:jc w:val="center"/>
+            </w:pPr>
+            <w:r>
+              <w:rPr>
+                <w:noProof/>
+              </w:rPr>
+              <w:drawing>
+                <wp:inline distT="0" distB="0" distL="0" distR="0">
+                  <wp:extent cx="5854850" cy="2250205"/>
+                  <wp:effectExtent l="0" t="0" r="0" b="0"/>
+                  <wp:docPr id="501" name="Figure 1"/>
+                  <wp:cNvGraphicFramePr>
+                    <a:graphicFrameLocks xmlns:a="http://schemas.openxmlformats.org/drawingml/2006/main" noChangeAspect="1"/>
+                  </wp:cNvGraphicFramePr>
+                  <a:graphic xmlns:a="http://schemas.openxmlformats.org/drawingml/2006/main">
+                    <a:graphicData uri="http://schemas.openxmlformats.org/drawingml/2006/picture">
+                      <pic:pic xmlns:pic="http://schemas.openxmlformats.org/drawingml/2006/picture">
+                        <pic:nvPicPr>
+                          <pic:cNvPr id="501" name="fig00_rgb_shield_wiring.png"/>
+                          <pic:cNvPicPr/>
+                        </pic:nvPicPr>
+                        <pic:blipFill>
+                          <a:blip r:embed="rIdImg1"/>
+                          <a:stretch>
+                            <a:fillRect/>
+                          </a:stretch>
+                        </pic:blipFill>
+                        <pic:spPr>
+                          <a:xfrm>
+                            <a:off x="0" y="0"/>
+                            <a:ext cx="5854850" cy="2250205"/>
+                          </a:xfrm>
+                          <a:prstGeom prst="rect">
+                            <a:avLst/>
+                          </a:prstGeom>
+                        </pic:spPr>
+                      </pic:pic>
+                    </a:graphicData>
+                  </a:graphic>
+                </wp:inline>
+              </w:drawing>
+            </w:r>
+          </w:p>
+          <w:p>
+            <w:pPr>
+              <w:spacing w:line="264" w:lineRule="auto"/>
+              <w:jc w:val="center"/>
+            </w:pPr>
+            <w:r>
+              <w:rPr>
+                <w:b/>
+                <w:bCs/>
+                <w:color w:val="595959"/>
+                <w:sz w:val="18"/>
+                <w:szCs w:val="18"/>
+              </w:rPr>
+              <w:t xml:space="preserve">Figure 1: </w:t>
+            </w:r>
+            <w:r>
+              <w:rPr>
+                <w:color w:val="595959"/>
+                <w:sz w:val="18"/>
+                <w:szCs w:val="18"/>
+              </w:rPr>
+              <w:t xml:space="preserve">Adafruit RGB LCD shield wiring: </w:t>
+            </w:r>
+            <w:r>
+              <w:rPr>
+                <w:b/>
+                <w:bCs/>
+                <w:color w:val="595959"/>
+                <w:sz w:val="18"/>
+                <w:szCs w:val="18"/>
+              </w:rPr>
+              <w:t xml:space="preserve">5V</w:t>
+            </w:r>
+            <w:r>
+              <w:rPr>
+                <w:color w:val="595959"/>
+                <w:sz w:val="18"/>
+                <w:szCs w:val="18"/>
+              </w:rPr>
+              <w:t xml:space="preserve">, </w:t>
+            </w:r>
+            <w:r>
+              <w:rPr>
+                <w:b/>
+                <w:bCs/>
+                <w:color w:val="595959"/>
+                <w:sz w:val="18"/>
+                <w:szCs w:val="18"/>
+              </w:rPr>
+              <w:t xml:space="preserve">GND</w:t>
+            </w:r>
+            <w:r>
+              <w:rPr>
+                <w:color w:val="595959"/>
+                <w:sz w:val="18"/>
+                <w:szCs w:val="18"/>
+              </w:rPr>
+              <w:t xml:space="preserve">, </w:t>
+            </w:r>
+            <w:r>
+              <w:rPr>
+                <w:b/>
+                <w:bCs/>
+                <w:color w:val="595959"/>
+                <w:sz w:val="18"/>
+                <w:szCs w:val="18"/>
+              </w:rPr>
+              <w:t xml:space="preserve">SDA → A4</w:t>
+            </w:r>
+            <w:r>
+              <w:rPr>
+                <w:color w:val="595959"/>
+                <w:sz w:val="18"/>
+                <w:szCs w:val="18"/>
+              </w:rPr>
+              <w:t xml:space="preserve"> and </w:t>
+            </w:r>
+            <w:r>
+              <w:rPr>
+                <w:b/>
+                <w:bCs/>
+                <w:color w:val="595959"/>
+                <w:sz w:val="18"/>
+                <w:szCs w:val="18"/>
+              </w:rPr>
+              <w:t xml:space="preserve">SCL → A5</w:t>
+            </w:r>
+          </w:p>
+        </w:tc>
+      </w:tr>
+    </w:tbl>
+    <w:p>
+      <w:pPr>
+        <w:spacing w:after="84"/>
         <w:rPr>
           <w:sz w:val="8"/>
         </w:rPr>
@@ -917,7 +1086,7 @@
                 <wp:inline distT="0" distB="0" distL="0" distR="0">
                   <wp:extent cx="4437360" cy="3224019"/>
                   <wp:effectExtent l="0" t="0" r="0" b="0"/>
-                  <wp:docPr id="501" name="Figure 1"/>
+                  <wp:docPr id="502" name="Figure 2"/>
                   <wp:cNvGraphicFramePr>
                     <a:graphicFrameLocks xmlns:a="http://schemas.openxmlformats.org/drawingml/2006/main" noChangeAspect="1"/>
                   </wp:cNvGraphicFramePr>
@@ -925,11 +1094,11 @@
                     <a:graphicData uri="http://schemas.openxmlformats.org/drawingml/2006/picture">
                       <pic:pic xmlns:pic="http://schemas.openxmlformats.org/drawingml/2006/picture">
                         <pic:nvPicPr>
-                          <pic:cNvPr id="501" name="fig01_lcd_wiring.png"/>
+                          <pic:cNvPr id="502" name="fig01_lcd_wiring.png"/>
                           <pic:cNvPicPr/>
                         </pic:nvPicPr>
                         <pic:blipFill>
-                          <a:blip r:embed="rIdImg1"/>
+                          <a:blip r:embed="rIdImg2"/>
                           <a:stretch>
                             <a:fillRect/>
                           </a:stretch>
@@ -963,7 +1132,7 @@
                 <w:sz w:val="18"/>
                 <w:szCs w:val="18"/>
               </w:rPr>
-              <w:t xml:space="preserve">Figure 1: </w:t>
+              <w:t xml:space="preserve">Figure 2: </w:t>
             </w:r>
             <w:r>
               <w:rPr>
@@ -971,7 +1140,7 @@
                 <w:sz w:val="18"/>
                 <w:szCs w:val="18"/>
               </w:rPr>
-              <w:t xml:space="preserve">LCD wiring. The RGB LCD shield needs no wires: plug it onto the breakout board.</w:t>
+              <w:t xml:space="preserve">I2C backpack LCD wiring. For the RGB LCD shield, see Figure 1.</w:t>
             </w:r>
           </w:p>
         </w:tc>
@@ -1022,7 +1191,7 @@
                 <wp:inline distT="0" distB="0" distL="0" distR="0">
                   <wp:extent cx="4622250" cy="2689309"/>
                   <wp:effectExtent l="0" t="0" r="0" b="0"/>
-                  <wp:docPr id="502" name="Figure 2"/>
+                  <wp:docPr id="503" name="Figure 3"/>
                   <wp:cNvGraphicFramePr>
                     <a:graphicFrameLocks xmlns:a="http://schemas.openxmlformats.org/drawingml/2006/main" noChangeAspect="1"/>
                   </wp:cNvGraphicFramePr>
@@ -1030,11 +1199,11 @@
                     <a:graphicData uri="http://schemas.openxmlformats.org/drawingml/2006/picture">
                       <pic:pic xmlns:pic="http://schemas.openxmlformats.org/drawingml/2006/picture">
                         <pic:nvPicPr>
-                          <pic:cNvPr id="502" name="fig02_fsm_traffic.png"/>
+                          <pic:cNvPr id="503" name="fig02_fsm_traffic.png"/>
                           <pic:cNvPicPr/>
                         </pic:nvPicPr>
                         <pic:blipFill>
-                          <a:blip r:embed="rIdImg2"/>
+                          <a:blip r:embed="rIdImg3"/>
                           <a:stretch>
                             <a:fillRect/>
                           </a:stretch>
@@ -1068,7 +1237,7 @@
                 <w:sz w:val="18"/>
                 <w:szCs w:val="18"/>
               </w:rPr>
-              <w:t xml:space="preserve">Figure 2: </w:t>
+              <w:t xml:space="preserve">Figure 3: </w:t>
             </w:r>
             <w:r>
               <w:rPr>
@@ -1182,7 +1351,7 @@
             </w:r>
             <w:r>
               <w:rPr/>
-              <w:t xml:space="preserve"> (plugs on, five buttons).</w:t>
+              <w:t xml:space="preserve"> (the shield with five buttons).</w:t>
             </w:r>
           </w:p>
         </w:tc>
@@ -2750,7 +2919,7 @@
                 <wp:inline distT="0" distB="0" distL="0" distR="0">
                   <wp:extent cx="4437360" cy="5026696"/>
                   <wp:effectExtent l="0" t="0" r="0" b="0"/>
-                  <wp:docPr id="503" name="Figure 3"/>
+                  <wp:docPr id="504" name="Figure 4"/>
                   <wp:cNvGraphicFramePr>
                     <a:graphicFrameLocks xmlns:a="http://schemas.openxmlformats.org/drawingml/2006/main" noChangeAspect="1"/>
                   </wp:cNvGraphicFramePr>
@@ -2758,11 +2927,11 @@
                     <a:graphicData uri="http://schemas.openxmlformats.org/drawingml/2006/picture">
                       <pic:pic xmlns:pic="http://schemas.openxmlformats.org/drawingml/2006/picture">
                         <pic:nvPicPr>
-                          <pic:cNvPr id="503" name="fig04_task2_wiring.png"/>
+                          <pic:cNvPr id="504" name="fig04_task2_wiring.png"/>
                           <pic:cNvPicPr/>
                         </pic:nvPicPr>
                         <pic:blipFill>
-                          <a:blip r:embed="rIdImg3"/>
+                          <a:blip r:embed="rIdImg4"/>
                           <a:stretch>
                             <a:fillRect/>
                           </a:stretch>
@@ -2796,7 +2965,7 @@
                 <w:sz w:val="18"/>
                 <w:szCs w:val="18"/>
               </w:rPr>
-              <w:t xml:space="preserve">Figure 3: </w:t>
+              <w:t xml:space="preserve">Figure 4: </w:t>
             </w:r>
             <w:r>
               <w:rPr>
@@ -2855,7 +3024,7 @@
                 <wp:inline distT="0" distB="0" distL="0" distR="0">
                   <wp:extent cx="4930400" cy="1931073"/>
                   <wp:effectExtent l="0" t="0" r="0" b="0"/>
-                  <wp:docPr id="504" name="Figure 4"/>
+                  <wp:docPr id="505" name="Figure 5"/>
                   <wp:cNvGraphicFramePr>
                     <a:graphicFrameLocks xmlns:a="http://schemas.openxmlformats.org/drawingml/2006/main" noChangeAspect="1"/>
                   </wp:cNvGraphicFramePr>
@@ -2863,11 +3032,11 @@
                     <a:graphicData uri="http://schemas.openxmlformats.org/drawingml/2006/picture">
                       <pic:pic xmlns:pic="http://schemas.openxmlformats.org/drawingml/2006/picture">
                         <pic:nvPicPr>
-                          <pic:cNvPr id="504" name="fig05_task2_timing.png"/>
+                          <pic:cNvPr id="505" name="fig05_task2_timing.png"/>
                           <pic:cNvPicPr/>
                         </pic:nvPicPr>
                         <pic:blipFill>
-                          <a:blip r:embed="rIdImg4"/>
+                          <a:blip r:embed="rIdImg5"/>
                           <a:stretch>
                             <a:fillRect/>
                           </a:stretch>
@@ -2901,7 +3070,7 @@
                 <w:sz w:val="18"/>
                 <w:szCs w:val="18"/>
               </w:rPr>
-              <w:t xml:space="preserve">Figure 4: </w:t>
+              <w:t xml:space="preserve">Figure 5: </w:t>
             </w:r>
             <w:r>
               <w:rPr>
@@ -3015,7 +3184,7 @@
             </w:r>
             <w:r>
               <w:rPr/>
-              <w:t xml:space="preserve"> (plugs on, five buttons).</w:t>
+              <w:t xml:space="preserve"> (the shield with five buttons).</w:t>
             </w:r>
           </w:p>
         </w:tc>
@@ -3280,7 +3449,7 @@
       </w:r>
       <w:r>
         <w:rPr/>
-        <w:t xml:space="preserve"> for that state’s LED. Run it for two cycles. What do the LEDs show, and why? Compare with Figure 4. Then put </w:t>
+        <w:t xml:space="preserve"> for that state’s LED. Run it for two cycles. What do the LEDs show, and why? Compare with Figure 5. Then put </w:t>
       </w:r>
       <w:r>
         <w:rPr>
@@ -4038,7 +4207,7 @@
                 <wp:inline distT="0" distB="0" distL="0" distR="0">
                   <wp:extent cx="4437360" cy="5165364"/>
                   <wp:effectExtent l="0" t="0" r="0" b="0"/>
-                  <wp:docPr id="505" name="Figure 5"/>
+                  <wp:docPr id="506" name="Figure 6"/>
                   <wp:cNvGraphicFramePr>
                     <a:graphicFrameLocks xmlns:a="http://schemas.openxmlformats.org/drawingml/2006/main" noChangeAspect="1"/>
                   </wp:cNvGraphicFramePr>
@@ -4046,11 +4215,11 @@
                     <a:graphicData uri="http://schemas.openxmlformats.org/drawingml/2006/picture">
                       <pic:pic xmlns:pic="http://schemas.openxmlformats.org/drawingml/2006/picture">
                         <pic:nvPicPr>
-                          <pic:cNvPr id="505" name="fig06_task3_wiring.png"/>
+                          <pic:cNvPr id="506" name="fig06_task3_wiring.png"/>
                           <pic:cNvPicPr/>
                         </pic:nvPicPr>
                         <pic:blipFill>
-                          <a:blip r:embed="rIdImg5"/>
+                          <a:blip r:embed="rIdImg6"/>
                           <a:stretch>
                             <a:fillRect/>
                           </a:stretch>
@@ -4084,7 +4253,7 @@
                 <w:sz w:val="18"/>
                 <w:szCs w:val="18"/>
               </w:rPr>
-              <w:t xml:space="preserve">Figure 5: </w:t>
+              <w:t xml:space="preserve">Figure 6: </w:t>
             </w:r>
             <w:r>
               <w:rPr>
@@ -4143,7 +4312,7 @@
                 <wp:inline distT="0" distB="0" distL="0" distR="0">
                   <wp:extent cx="4930400" cy="2876066"/>
                   <wp:effectExtent l="0" t="0" r="0" b="0"/>
-                  <wp:docPr id="506" name="Figure 6"/>
+                  <wp:docPr id="507" name="Figure 7"/>
                   <wp:cNvGraphicFramePr>
                     <a:graphicFrameLocks xmlns:a="http://schemas.openxmlformats.org/drawingml/2006/main" noChangeAspect="1"/>
                   </wp:cNvGraphicFramePr>
@@ -4151,11 +4320,11 @@
                     <a:graphicData uri="http://schemas.openxmlformats.org/drawingml/2006/picture">
                       <pic:pic xmlns:pic="http://schemas.openxmlformats.org/drawingml/2006/picture">
                         <pic:nvPicPr>
-                          <pic:cNvPr id="506" name="fig08_fsm_crossing.png"/>
+                          <pic:cNvPr id="507" name="fig08_fsm_crossing.png"/>
                           <pic:cNvPicPr/>
                         </pic:nvPicPr>
                         <pic:blipFill>
-                          <a:blip r:embed="rIdImg6"/>
+                          <a:blip r:embed="rIdImg7"/>
                           <a:stretch>
                             <a:fillRect/>
                           </a:stretch>
@@ -4189,7 +4358,7 @@
                 <w:sz w:val="18"/>
                 <w:szCs w:val="18"/>
               </w:rPr>
-              <w:t xml:space="preserve">Figure 6: </w:t>
+              <w:t xml:space="preserve">Figure 7: </w:t>
             </w:r>
             <w:r>
               <w:rPr>
@@ -4303,7 +4472,7 @@
             </w:r>
             <w:r>
               <w:rPr/>
-              <w:t xml:space="preserve"> (plugs on, five buttons).</w:t>
+              <w:t xml:space="preserve"> (the shield with five buttons).</w:t>
             </w:r>
           </w:p>
         </w:tc>
